--- a/project2/inf264_project2_report.docx
+++ b/project2/inf264_project2_report.docx
@@ -431,22 +431,8 @@
               <w:lang w:val="en-US" w:eastAsia="en-US"/>
               <w14:ligatures w14:val="standardContextual"/>
             </w:rPr>
-            <w:t xml:space="preserve">Magnus Angel Paulsen &amp; Ingeborg Frigstad </w:t>
+            <w:t>Magnus Angel Paulsen &amp; Ingeborg Frigstad Aarbø</w:t>
           </w:r>
-          <w:proofErr w:type="spellStart"/>
-          <w:r>
-            <w:rPr>
-              <w:rFonts w:ascii="Times New Roman" w:eastAsiaTheme="minorHAnsi" w:hAnsi="Times New Roman" w:cs="Times New Roman"/>
-              <w:color w:val="000000" w:themeColor="text1"/>
-              <w:kern w:val="2"/>
-              <w:sz w:val="28"/>
-              <w:szCs w:val="28"/>
-              <w:lang w:val="en-US" w:eastAsia="en-US"/>
-              <w14:ligatures w14:val="standardContextual"/>
-            </w:rPr>
-            <w:t>Aarbø</w:t>
-          </w:r>
-          <w:proofErr w:type="spellEnd"/>
         </w:p>
       </w:sdtContent>
     </w:sdt>
@@ -487,14 +473,12 @@
         </w:rPr>
         <w:t xml:space="preserve">Santa’s workshop needs to know which of its programs are safe, and which type of malware each infected program contains. We built three automatic detectors, each trained on about 9,000 example programs with known </w:t>
       </w:r>
-      <w:proofErr w:type="gramStart"/>
-      <w:r>
-        <w:rPr>
-          <w:lang w:val="en-US"/>
-        </w:rPr>
-        <w:t>answers, and</w:t>
-      </w:r>
-      <w:proofErr w:type="gramEnd"/>
+      <w:r>
+        <w:rPr>
+          <w:lang w:val="en-US"/>
+        </w:rPr>
+        <w:t>answers and</w:t>
+      </w:r>
       <w:r>
         <w:rPr>
           <w:lang w:val="en-US"/>
@@ -538,34 +522,32 @@
         <w:rPr>
           <w:lang w:val="en-US"/>
         </w:rPr>
-        <w:t>) was right for 88.5 out of every 100 programs. The voting panel gave practically the same result (88.4 out of 100) but is more complicated, so we recommend the single detector.</w:t>
-      </w:r>
-    </w:p>
-    <w:p>
-      <w:pPr>
-        <w:rPr>
-          <w:lang w:val="en-US"/>
-        </w:rPr>
-      </w:pPr>
-      <w:r>
-        <w:rPr>
-          <w:lang w:val="en-US"/>
-        </w:rPr>
-        <w:t xml:space="preserve">Because some program types are much more common than others, we also used a score that gives every </w:t>
-      </w:r>
-      <w:proofErr w:type="gramStart"/>
-      <w:r>
-        <w:rPr>
-          <w:lang w:val="en-US"/>
-        </w:rPr>
-        <w:t>type</w:t>
-      </w:r>
-      <w:proofErr w:type="gramEnd"/>
-      <w:r>
-        <w:rPr>
-          <w:lang w:val="en-US"/>
-        </w:rPr>
-        <w:t xml:space="preserve"> equal weight. On this score, from 0 to 1, our best detector reaches 0.85. A detector that always guessed the most common type would reach only 0.06, even though it would be right about 34 times out of 100.</w:t>
+        <w:t>) was right for 87.7 out of every 100 programs. The voting panel was right for 87.1 out of 100. It is slightly worse and more complicated, so we recommend the single detector.</w:t>
+      </w:r>
+    </w:p>
+    <w:p>
+      <w:pPr>
+        <w:rPr>
+          <w:lang w:val="en-US"/>
+        </w:rPr>
+      </w:pPr>
+      <w:r>
+        <w:rPr>
+          <w:lang w:val="en-US"/>
+        </w:rPr>
+        <w:t>Because some program types are much more common than others, we also used a score that gives every type equal weight</w:t>
+      </w:r>
+      <w:r>
+        <w:rPr>
+          <w:lang w:val="en-US"/>
+        </w:rPr>
+        <w:t>, macro-F1</w:t>
+      </w:r>
+      <w:r>
+        <w:rPr>
+          <w:lang w:val="en-US"/>
+        </w:rPr>
+        <w:t>. On this score, from 0 to 1, our best detector reaches 0.85.</w:t>
       </w:r>
     </w:p>
     <w:p>
@@ -591,138 +573,138 @@
         <w:rPr>
           <w:lang w:val="en-US"/>
         </w:rPr>
-        <w:t xml:space="preserve">In </w:t>
-      </w:r>
-      <w:proofErr w:type="spellStart"/>
-      <w:r>
-        <w:rPr>
-          <w:lang w:val="en-US"/>
-        </w:rPr>
-        <w:t>favour</w:t>
-      </w:r>
-      <w:proofErr w:type="spellEnd"/>
-      <w:r>
-        <w:rPr>
-          <w:lang w:val="en-US"/>
-        </w:rPr>
-        <w:t>, the eight malware types were found well. For each type, the detector found between 92 and 98 out of every 100 programs of that type, which would be slow and hard for people to do by eye.</w:t>
-      </w:r>
-    </w:p>
-    <w:p>
-      <w:pPr>
-        <w:rPr>
-          <w:lang w:val="en-US"/>
-        </w:rPr>
-      </w:pPr>
-      <w:r>
-        <w:rPr>
-          <w:lang w:val="en-US"/>
-        </w:rPr>
-        <w:t xml:space="preserve">Against, the detector is weak at </w:t>
-      </w:r>
-      <w:proofErr w:type="spellStart"/>
-      <w:r>
-        <w:rPr>
-          <w:lang w:val="en-US"/>
-        </w:rPr>
-        <w:t>recognising</w:t>
-      </w:r>
-      <w:proofErr w:type="spellEnd"/>
-      <w:r>
-        <w:rPr>
-          <w:lang w:val="en-US"/>
-        </w:rPr>
-        <w:t xml:space="preserve"> safe programs. 84 of 113 safe programs (74%) were wrongly flagged as malware, so Santa’s elves would still have to check most of them by hand. Of the 80 programs the detector called “safe”, only 29 (36%) really were safe.</w:t>
-      </w:r>
-    </w:p>
-    <w:p>
-      <w:pPr>
-        <w:rPr>
-          <w:lang w:val="en-US"/>
-        </w:rPr>
-      </w:pPr>
-      <w:r>
-        <w:rPr>
-          <w:lang w:val="en-US"/>
-        </w:rPr>
-        <w:t xml:space="preserve">The most dangerous mistake is a malware program that is called </w:t>
-      </w:r>
-      <w:proofErr w:type="gramStart"/>
-      <w:r>
-        <w:rPr>
-          <w:lang w:val="en-US"/>
-        </w:rPr>
-        <w:t>safe</w:t>
-      </w:r>
-      <w:proofErr w:type="gramEnd"/>
-      <w:r>
-        <w:rPr>
-          <w:lang w:val="en-US"/>
-        </w:rPr>
-        <w:t>. This happened to 51 of 1,518 malware programs (3.4%). That is a small share, but one missed infection costs far more than one false alarm. A detector that called everything malware would catch every infection, but it would be useless.</w:t>
-      </w:r>
-    </w:p>
-    <w:p>
-      <w:pPr>
-        <w:rPr>
-          <w:lang w:val="en-US"/>
-        </w:rPr>
-      </w:pPr>
-      <w:r>
-        <w:rPr>
-          <w:lang w:val="en-US"/>
-        </w:rPr>
-        <w:t xml:space="preserve">We expect the results to be somewhat worse than 88.5 out of 100, for four reasons. First, the detector cannot </w:t>
-      </w:r>
-      <w:proofErr w:type="spellStart"/>
-      <w:r>
-        <w:rPr>
-          <w:lang w:val="en-US"/>
-        </w:rPr>
-        <w:t>recognise</w:t>
-      </w:r>
-      <w:proofErr w:type="spellEnd"/>
-      <w:r>
-        <w:rPr>
-          <w:lang w:val="en-US"/>
-        </w:rPr>
-        <w:t xml:space="preserve"> “Installer”, so a real Installer program will be placed in one of the other types. Second, completely new types of </w:t>
-      </w:r>
-      <w:proofErr w:type="gramStart"/>
+        <w:t>Our argument in favor of the model is that it is good at catching the eight malware types. For each type the detector found between 90 and 97 out of every 100 programs of that type, which would be slow and hard for people to do by hand.</w:t>
+      </w:r>
+    </w:p>
+    <w:p>
+      <w:pPr>
+        <w:rPr>
+          <w:lang w:val="en-US"/>
+        </w:rPr>
+      </w:pPr>
+      <w:r>
+        <w:rPr>
+          <w:lang w:val="en-US"/>
+        </w:rPr>
+        <w:t>Our argument against the model is that it is bad at recognizing safe programs. 80 out of 113 safe programs (71%) were wrongly flagged as malware, so Santa’s elves would still have to check most of them by hand. Of the 100 programs the detector called “safe”, only 33 (33%) were safe.</w:t>
+      </w:r>
+    </w:p>
+    <w:p>
+      <w:pPr>
+        <w:rPr>
+          <w:lang w:val="en-US"/>
+        </w:rPr>
+      </w:pPr>
+      <w:r>
+        <w:rPr>
+          <w:lang w:val="en-US"/>
+        </w:rPr>
+        <w:t>The most dangerous mistake is a malware program that is classified as safe, a false negative. This happened to 67 out of 1,518 malware programs (4.4%). That is a small share, but one missed infection costs far more than one false alarm. A detector that called everything malware would catch every infection, but it would be useless.</w:t>
+      </w:r>
+    </w:p>
+    <w:p>
+      <w:pPr>
+        <w:rPr>
+          <w:lang w:val="en-US"/>
+        </w:rPr>
+      </w:pPr>
+      <w:r>
+        <w:rPr>
+          <w:lang w:val="en-US"/>
+        </w:rPr>
+        <w:t>We expect the results to be somewhat worse than 87.7 out of 100, for four reasons.</w:t>
+      </w:r>
+      <w:r>
+        <w:rPr>
+          <w:lang w:val="en-US"/>
+        </w:rPr>
+        <w:t xml:space="preserve"> </w:t>
+      </w:r>
+      <w:r>
+        <w:rPr>
+          <w:lang w:val="en-US"/>
+        </w:rPr>
+        <w:t xml:space="preserve">First, the detector cannot </w:t>
+      </w:r>
+      <w:r>
+        <w:rPr>
+          <w:lang w:val="en-US"/>
+        </w:rPr>
+        <w:t>recognize</w:t>
+      </w:r>
+      <w:r>
+        <w:rPr>
+          <w:lang w:val="en-US"/>
+        </w:rPr>
+        <w:t xml:space="preserve"> “Installer”</w:t>
+      </w:r>
+      <w:r>
+        <w:rPr>
+          <w:lang w:val="en-US"/>
+        </w:rPr>
+        <w:t xml:space="preserve"> (class 4)</w:t>
+      </w:r>
+      <w:r>
+        <w:rPr>
+          <w:lang w:val="en-US"/>
+        </w:rPr>
+        <w:t xml:space="preserve">, so a real </w:t>
+      </w:r>
+      <w:r>
+        <w:rPr>
+          <w:lang w:val="en-US"/>
+        </w:rPr>
+        <w:t>“</w:t>
+      </w:r>
+      <w:r>
+        <w:rPr>
+          <w:lang w:val="en-US"/>
+        </w:rPr>
+        <w:t>Installer</w:t>
+      </w:r>
+      <w:r>
+        <w:rPr>
+          <w:lang w:val="en-US"/>
+        </w:rPr>
+        <w:t>”</w:t>
+      </w:r>
+      <w:r>
+        <w:rPr>
+          <w:lang w:val="en-US"/>
+        </w:rPr>
+        <w:t xml:space="preserve"> program will </w:t>
+      </w:r>
+      <w:r>
+        <w:rPr>
+          <w:lang w:val="en-US"/>
+        </w:rPr>
+        <w:t xml:space="preserve">be misclassified every time. </w:t>
+      </w:r>
+      <w:r>
+        <w:rPr>
+          <w:lang w:val="en-US"/>
+        </w:rPr>
+        <w:t>Second, completely new types of malware are not in our data. Third, the mix of programs on Santa’s systems may differ from our data. If most programs are safe, for example, the weakness with safe programs will matter much more. Finally, we removed exact copies so that the test would be honest, while real systems contain copies, which changes the results in ways we cannot predict.</w:t>
+      </w:r>
+    </w:p>
+    <w:p>
+      <w:pPr>
+        <w:rPr>
+          <w:lang w:val="en-US"/>
+        </w:rPr>
+      </w:pPr>
+      <w:r>
+        <w:rPr>
+          <w:lang w:val="en-US"/>
+        </w:rPr>
+        <w:t xml:space="preserve">We recommend that Blimy use the detector as a first filter that sorts programs by suspected malware type, followed by manual checking. It should not be used alone to declare a program safe, because 67% of the programs it calls “safe” are </w:t>
+      </w:r>
       <w:r>
         <w:rPr>
           <w:lang w:val="en-US"/>
         </w:rPr>
         <w:t>malware</w:t>
       </w:r>
-      <w:proofErr w:type="gramEnd"/>
-      <w:r>
-        <w:rPr>
-          <w:lang w:val="en-US"/>
-        </w:rPr>
-        <w:t xml:space="preserve"> are not in our data. Third, the mix of programs on Santa’s systems may differ from our data. If most programs are safe, for example, the weakness with safe programs will matter much more. Finally, we removed exact copies so that the test would be honest, while real systems contain copies, which changes the results in ways we cannot predict.</w:t>
-      </w:r>
-    </w:p>
-    <w:p>
-      <w:pPr>
-        <w:rPr>
-          <w:lang w:val="en-US"/>
-        </w:rPr>
-      </w:pPr>
-      <w:r>
-        <w:rPr>
-          <w:lang w:val="en-US"/>
-        </w:rPr>
-        <w:t xml:space="preserve">We recommend that Blimy use the detector as a first filter that sorts programs by suspected malware type, followed by manual checking. It should not be used alone to declare a program safe, because 64% of the programs it calls “safe” are </w:t>
-      </w:r>
-      <w:proofErr w:type="gramStart"/>
-      <w:r>
-        <w:rPr>
-          <w:lang w:val="en-US"/>
-        </w:rPr>
-        <w:t>actually malware</w:t>
-      </w:r>
-      <w:proofErr w:type="gramEnd"/>
       <w:r>
         <w:rPr>
           <w:lang w:val="en-US"/>
@@ -762,48 +744,20 @@
         <w:rPr>
           <w:lang w:val="en-US"/>
         </w:rPr>
-        <w:t xml:space="preserve">In this project we build and evaluate a malware classifier for Santa’s workshop, whose systems have been infected. The task is to decide, from an image of a program’s code, whether the program is safe or belongs to one of several types of </w:t>
-      </w:r>
-      <w:proofErr w:type="gramStart"/>
-      <w:r>
-        <w:rPr>
-          <w:lang w:val="en-US"/>
-        </w:rPr>
-        <w:t>malware</w:t>
-      </w:r>
-      <w:proofErr w:type="gramEnd"/>
-      <w:r>
-        <w:rPr>
-          <w:lang w:val="en-US"/>
-        </w:rPr>
-        <w:t>. The dataset contains 15,563 grey-scale images of 32×32 pixels, each belonging to one of ten classes (one safe class and nine malware classes).</w:t>
-      </w:r>
-    </w:p>
-    <w:p>
-      <w:pPr>
-        <w:rPr>
-          <w:lang w:val="en-US"/>
-        </w:rPr>
-      </w:pPr>
-      <w:r>
-        <w:rPr>
-          <w:lang w:val="en-US"/>
-        </w:rPr>
-        <w:t xml:space="preserve">We split the work into </w:t>
-      </w:r>
-      <w:proofErr w:type="gramStart"/>
-      <w:r>
-        <w:rPr>
-          <w:lang w:val="en-US"/>
-        </w:rPr>
-        <w:t>the two</w:t>
-      </w:r>
-      <w:proofErr w:type="gramEnd"/>
-      <w:r>
-        <w:rPr>
-          <w:lang w:val="en-US"/>
-        </w:rPr>
-        <w:t xml:space="preserve"> problems of the assignment. In </w:t>
+        <w:t>In this project we build and evaluate a malware classifier for Santa’s workshop, whose systems have been infected. The task is to decide, from an image of a program’s code, whether the program is safe or belongs to one of several types of malware. The dataset contains 15,563 grey-scale images of 32×32 pixels, each belonging to one of ten classes (one safe class and nine malware classes).</w:t>
+      </w:r>
+    </w:p>
+    <w:p>
+      <w:pPr>
+        <w:rPr>
+          <w:lang w:val="en-US"/>
+        </w:rPr>
+      </w:pPr>
+      <w:r>
+        <w:rPr>
+          <w:lang w:val="en-US"/>
+        </w:rPr>
+        <w:t xml:space="preserve">We split the work into the two problems of the assignment. In </w:t>
       </w:r>
       <w:r>
         <w:rPr>
@@ -817,35 +771,19 @@
         <w:rPr>
           <w:lang w:val="en-US"/>
         </w:rPr>
-        <w:t xml:space="preserve"> we trained three different classifiers, a decision tree, a multilayer </w:t>
-      </w:r>
-      <w:proofErr w:type="gramStart"/>
-      <w:r>
-        <w:rPr>
-          <w:lang w:val="en-US"/>
-        </w:rPr>
-        <w:t>perceptron</w:t>
-      </w:r>
-      <w:proofErr w:type="gramEnd"/>
-      <w:r>
-        <w:rPr>
-          <w:lang w:val="en-US"/>
-        </w:rPr>
-        <w:t xml:space="preserve"> (MLP) and a support vector classifier (SVC</w:t>
-      </w:r>
-      <w:proofErr w:type="gramStart"/>
-      <w:r>
-        <w:rPr>
-          <w:lang w:val="en-US"/>
-        </w:rPr>
-        <w:t>), and</w:t>
-      </w:r>
-      <w:proofErr w:type="gramEnd"/>
-      <w:r>
-        <w:rPr>
-          <w:lang w:val="en-US"/>
-        </w:rPr>
-        <w:t xml:space="preserve"> selected the best one with cross-validated grid search. In </w:t>
+        <w:t xml:space="preserve"> we trained three different classifiers, a decision tree</w:t>
+      </w:r>
+      <w:r>
+        <w:rPr>
+          <w:lang w:val="en-US"/>
+        </w:rPr>
+        <w:t xml:space="preserve"> (DT)</w:t>
+      </w:r>
+      <w:r>
+        <w:rPr>
+          <w:lang w:val="en-US"/>
+        </w:rPr>
+        <w:t xml:space="preserve">, a multilayer perceptron (MLP) and a support vector classifier (SVC), and selected the best one with cross-validated grid search. In </w:t>
       </w:r>
       <w:r>
         <w:rPr>
@@ -859,7 +797,19 @@
         <w:rPr>
           <w:lang w:val="en-US"/>
         </w:rPr>
-        <w:t xml:space="preserve"> we combined the three tuned classifiers into a hard-voting ensemble and compared it with the best single classifier.</w:t>
+        <w:t xml:space="preserve"> we combined the three tuned classifiers into a hard-voting ensemble</w:t>
+      </w:r>
+      <w:r>
+        <w:rPr>
+          <w:lang w:val="en-US"/>
+        </w:rPr>
+        <w:t xml:space="preserve"> classifier</w:t>
+      </w:r>
+      <w:r>
+        <w:rPr>
+          <w:lang w:val="en-US"/>
+        </w:rPr>
+        <w:t xml:space="preserve"> and compared it with the best single classifier.</w:t>
       </w:r>
     </w:p>
     <w:p>
@@ -887,14 +837,12 @@
         </w:rPr>
         <w:t xml:space="preserve">The rest of the report is </w:t>
       </w:r>
-      <w:proofErr w:type="spellStart"/>
-      <w:r>
-        <w:rPr>
-          <w:lang w:val="en-US"/>
-        </w:rPr>
-        <w:t>organised</w:t>
-      </w:r>
-      <w:proofErr w:type="spellEnd"/>
+      <w:r>
+        <w:rPr>
+          <w:lang w:val="en-US"/>
+        </w:rPr>
+        <w:t>organized</w:t>
+      </w:r>
       <w:r>
         <w:rPr>
           <w:lang w:val="en-US"/>
@@ -937,37 +885,15 @@
         <w:rPr>
           <w:lang w:val="en-US"/>
         </w:rPr>
-        <w:t>2. Data exploration</w:t>
-      </w:r>
-      <w:r>
-        <w:rPr>
-          <w:lang w:val="en-US"/>
-        </w:rPr>
-        <w:t xml:space="preserve"/>
-      </w:r>
-      <w:proofErr w:type="spellStart"/>
-      <w:r>
-        <w:rPr>
-          <w:lang w:val="en-US"/>
-        </w:rPr>
-        <w:t/>
-      </w:r>
-      <w:proofErr w:type="spellEnd"/>
+        <w:t>2 Data exploration</w:t>
+      </w:r>
     </w:p>
     <w:p>
       <w:pPr>
         <w:pStyle w:val="Brdtekst"/>
       </w:pPr>
       <w:r>
-        <w:t xml:space="preserve">Each sample is one program, represented as a flattened 32×32 grey-scale image (a vector of 1,024 values between 0 and 255, where 0 is black and 255 is white). Each pixel </w:t>
-      </w:r>
-      <w:proofErr w:type="gramStart"/>
-      <w:r>
-        <w:t>is</w:t>
-      </w:r>
-      <w:proofErr w:type="gramEnd"/>
-      <w:r>
-        <w:t xml:space="preserve"> one feature.</w:t>
+        <w:t>Each sample is one program, represented as a flattened 32×32 grey-scale image (a vector of 1,024 values between 0 and 255, where 0 is black and 255 is white). Each pixel is one feature.</w:t>
       </w:r>
     </w:p>
     <w:p>
@@ -975,37 +901,78 @@
         <w:pStyle w:val="Brdtekst"/>
       </w:pPr>
       <w:r>
-        <w:t xml:space="preserve">The dataset contains 15,563 samples in ten classes (Table 1) and is clearly imbalanced. The largest class, Crypto (label 6), has 4,613 samples, while the smallest, Installer (label 4), has only 239. A classifier that always answers with the largest class would get a </w:t>
-      </w:r>
-      <w:proofErr w:type="gramStart"/>
-      <w:r>
-        <w:t>fairly high</w:t>
-      </w:r>
-      <w:proofErr w:type="gramEnd"/>
-      <w:r>
-        <w:t xml:space="preserve"> accuracy without learning anything, so we need another performance measure (Section 4). The only safe class, Good (label 0), has 755 samples, which is small compared with the largest classes. In a malware detector it is more important to separate safe from malicious code than to separate two malware types, so the small size of Good is a concern.</w:t>
+        <w:t>The dataset contains 15,563 samples in ten classes (Table 1 and Figure 1) and is clearly imbalanced. The largest class, Crypto (label 6), has 4,613 samples, while the smallest, Installer (label 4), has only 239. A classifier that always answers with the largest class would get a fairly high accuracy without learning anything, so we need another performance measure (Section 4). The only safe class, Good (label 0), has 755 samples, which is small compared with the largest classes. In a malware detector it is more important to separate safe from malicious code than to separate two malware types, so the small size of Good is a concern.</w:t>
       </w:r>
     </w:p>
     <w:p>
       <w:pPr>
         <w:pStyle w:val="Brdtekst"/>
-      </w:pPr>
-      <w:r>
-        <w:t xml:space="preserve">Using </w:t>
-      </w:r>
-      <w:proofErr w:type="spellStart"/>
-      <w:proofErr w:type="gramStart"/>
-      <w:r>
-        <w:t>np.unique</w:t>
-      </w:r>
-      <w:proofErr w:type="spellEnd"/>
-      <w:proofErr w:type="gramEnd"/>
-      <w:r>
-        <w:t xml:space="preserve"> on the rows of X, we found 10,871 unique images, so 4,692 of the 15,563 samples were exact copies of another sample. The copies are very unevenly spread between the classes (Table 1). Adware drops from 2,305 to 320 samples and Installer from 239 to only 3, while Good only drops from 755 to 754. Counting only the </w:t>
-      </w:r>
-      <w:r>
+        <w:keepNext/>
+      </w:pPr>
+      <w:r>
+        <w:rPr>
+          <w:noProof/>
+        </w:rPr>
         <w:lastRenderedPageBreak/>
-        <w:t>unique images, Crypto is still the largest class (3,671 samples) and Installer is by far the smallest.</w:t>
+        <w:drawing>
+          <wp:inline distT="0" distB="0" distL="0" distR="0" wp14:anchorId="24E9F146" wp14:editId="3DD9D522">
+            <wp:extent cx="5534025" cy="4324350"/>
+            <wp:effectExtent l="0" t="0" r="9525" b="0"/>
+            <wp:docPr id="1429095077" name="Bilde 1"/>
+            <wp:cNvGraphicFramePr>
+              <a:graphicFrameLocks xmlns:a="http://schemas.openxmlformats.org/drawingml/2006/main" noChangeAspect="1"/>
+            </wp:cNvGraphicFramePr>
+            <a:graphic xmlns:a="http://schemas.openxmlformats.org/drawingml/2006/main">
+              <a:graphicData uri="http://schemas.openxmlformats.org/drawingml/2006/picture">
+                <pic:pic xmlns:pic="http://schemas.openxmlformats.org/drawingml/2006/picture">
+                  <pic:nvPicPr>
+                    <pic:cNvPr id="1429095077" name=""/>
+                    <pic:cNvPicPr/>
+                  </pic:nvPicPr>
+                  <pic:blipFill>
+                    <a:blip r:embed="rId12"/>
+                    <a:stretch>
+                      <a:fillRect/>
+                    </a:stretch>
+                  </pic:blipFill>
+                  <pic:spPr>
+                    <a:xfrm>
+                      <a:off x="0" y="0"/>
+                      <a:ext cx="5534025" cy="4324350"/>
+                    </a:xfrm>
+                    <a:prstGeom prst="rect">
+                      <a:avLst/>
+                    </a:prstGeom>
+                  </pic:spPr>
+                </pic:pic>
+              </a:graphicData>
+            </a:graphic>
+          </wp:inline>
+        </w:drawing>
+      </w:r>
+    </w:p>
+    <w:p>
+      <w:pPr>
+        <w:pStyle w:val="Brdtekst"/>
+        <w:rPr>
+          <w:i/>
+          <w:iCs/>
+        </w:rPr>
+      </w:pPr>
+      <w:r>
+        <w:rPr>
+          <w:i/>
+          <w:iCs/>
+        </w:rPr>
+        <w:t>Figure 1: Number of samples per class in the original data.</w:t>
+      </w:r>
+    </w:p>
+    <w:p>
+      <w:pPr>
+        <w:pStyle w:val="Brdtekst"/>
+      </w:pPr>
+      <w:r>
+        <w:t>Using np.unique on the rows of X, we found 10,871 unique images, so 4,692 of the 15,563 samples were exact copies of another sample. The copies are very unevenly spread between the classes (Table 1 and Figure 2). Adware drops from 2,305 to 320 samples and Installer from 239 to only 3, while Good only drops from 755 to 754. Counting only the unique images, Crypto is still the largest class (3,671 samples) and Installer is by far the smallest.</w:t>
       </w:r>
     </w:p>
     <w:tbl>
@@ -1023,6 +990,7 @@
       <w:tr>
         <w:trPr>
           <w:trHeight w:val="1129"/>
+          <w:cantSplit/>
         </w:trPr>
         <w:tc>
           <w:tcPr>
@@ -1065,13 +1033,8 @@
               <w:t xml:space="preserve">Samples before </w:t>
             </w:r>
             <w:r>
-              <w:t xml:space="preserve">removing </w:t>
-            </w:r>
-            <w:proofErr w:type="spellStart"/>
-            <w:r>
-              <w:t>duplicates</w:t>
-            </w:r>
-            <w:proofErr w:type="spellEnd"/>
+              <w:t>removing duplicates</w:t>
+            </w:r>
           </w:p>
         </w:tc>
         <w:tc>
@@ -1083,19 +1046,15 @@
               <w:pStyle w:val="Brdtekst"/>
             </w:pPr>
             <w:r>
-              <w:t xml:space="preserve"># Samples after removing </w:t>
-            </w:r>
-            <w:proofErr w:type="spellStart"/>
-            <w:r>
-              <w:t>duplicates</w:t>
-            </w:r>
-            <w:proofErr w:type="spellEnd"/>
+              <w:t># Samples after removing duplicates</w:t>
+            </w:r>
           </w:p>
         </w:tc>
       </w:tr>
       <w:tr>
         <w:trPr>
           <w:trHeight w:val="595"/>
+          <w:cantSplit/>
         </w:trPr>
         <w:tc>
           <w:tcPr>
@@ -1153,6 +1112,7 @@
       <w:tr>
         <w:trPr>
           <w:trHeight w:val="602"/>
+          <w:cantSplit/>
         </w:trPr>
         <w:tc>
           <w:tcPr>
@@ -1210,6 +1170,7 @@
       <w:tr>
         <w:trPr>
           <w:trHeight w:val="595"/>
+          <w:cantSplit/>
         </w:trPr>
         <w:tc>
           <w:tcPr>
@@ -1267,6 +1228,7 @@
       <w:tr>
         <w:trPr>
           <w:trHeight w:val="595"/>
+          <w:cantSplit/>
         </w:trPr>
         <w:tc>
           <w:tcPr>
@@ -1324,6 +1286,7 @@
       <w:tr>
         <w:trPr>
           <w:trHeight w:val="595"/>
+          <w:cantSplit/>
         </w:trPr>
         <w:tc>
           <w:tcPr>
@@ -1334,6 +1297,7 @@
               <w:pStyle w:val="Brdtekst"/>
             </w:pPr>
             <w:r>
+              <w:lastRenderedPageBreak/>
               <w:t>4</w:t>
             </w:r>
           </w:p>
@@ -1381,6 +1345,7 @@
       <w:tr>
         <w:trPr>
           <w:trHeight w:val="595"/>
+          <w:cantSplit/>
         </w:trPr>
         <w:tc>
           <w:tcPr>
@@ -1438,6 +1403,7 @@
       <w:tr>
         <w:trPr>
           <w:trHeight w:val="595"/>
+          <w:cantSplit/>
         </w:trPr>
         <w:tc>
           <w:tcPr>
@@ -1495,6 +1461,7 @@
       <w:tr>
         <w:trPr>
           <w:trHeight w:val="595"/>
+          <w:cantSplit/>
         </w:trPr>
         <w:tc>
           <w:tcPr>
@@ -1552,6 +1519,7 @@
       <w:tr>
         <w:trPr>
           <w:trHeight w:val="595"/>
+          <w:cantSplit/>
         </w:trPr>
         <w:tc>
           <w:tcPr>
@@ -1609,6 +1577,7 @@
       <w:tr>
         <w:trPr>
           <w:trHeight w:val="595"/>
+          <w:cantSplit/>
         </w:trPr>
         <w:tc>
           <w:tcPr>
@@ -1617,6 +1586,7 @@
           <w:p>
             <w:pPr>
               <w:pStyle w:val="Brdtekst"/>
+              <w:keepNext/>
             </w:pPr>
             <w:r>
               <w:t>9</w:t>
@@ -1630,6 +1600,7 @@
           <w:p>
             <w:pPr>
               <w:pStyle w:val="Brdtekst"/>
+              <w:keepNext/>
             </w:pPr>
             <w:r>
               <w:t>Heuristic</w:t>
@@ -1643,6 +1614,7 @@
           <w:p>
             <w:pPr>
               <w:pStyle w:val="Brdtekst"/>
+              <w:keepNext/>
             </w:pPr>
             <w:r>
               <w:t>1001</w:t>
@@ -1656,6 +1628,7 @@
           <w:p>
             <w:pPr>
               <w:pStyle w:val="Brdtekst"/>
+              <w:keepNext/>
             </w:pPr>
             <w:r>
               <w:t>507</w:t>
@@ -1667,19 +1640,93 @@
     <w:p>
       <w:pPr>
         <w:pStyle w:val="Brdtekst"/>
-      </w:pPr>
+        <w:rPr>
+          <w:i/>
+          <w:iCs/>
+        </w:rPr>
+      </w:pPr>
+      <w:r>
+        <w:rPr>
+          <w:i/>
+          <w:iCs/>
+        </w:rPr>
+        <w:t>Table 1: Number of samples per class before and after removing duplicates.</w:t>
+      </w:r>
     </w:p>
     <w:p>
       <w:pPr>
         <w:pStyle w:val="Brdtekst"/>
-      </w:pPr>
-      <w:r>
-        <w:t>Figure 1 shows one example image from each class. At first glance the images look like noise, but some classes have clear patterns. Trojan 1 is dark overall, Trojan 2 has a large black area at the bottom, and Adware has a bright area at the bottom. Many of the other classes look quite similar to each other.</w:t>
+        <w:keepNext/>
+      </w:pPr>
+      <w:r>
+        <w:rPr>
+          <w:noProof/>
+        </w:rPr>
+        <w:drawing>
+          <wp:inline distT="0" distB="0" distL="0" distR="0" wp14:anchorId="3B8561CD" wp14:editId="0705DB01">
+            <wp:extent cx="5534025" cy="4324350"/>
+            <wp:effectExtent l="0" t="0" r="9525" b="0"/>
+            <wp:docPr id="454864481" name="Bilde 1"/>
+            <wp:cNvGraphicFramePr>
+              <a:graphicFrameLocks xmlns:a="http://schemas.openxmlformats.org/drawingml/2006/main" noChangeAspect="1"/>
+            </wp:cNvGraphicFramePr>
+            <a:graphic xmlns:a="http://schemas.openxmlformats.org/drawingml/2006/main">
+              <a:graphicData uri="http://schemas.openxmlformats.org/drawingml/2006/picture">
+                <pic:pic xmlns:pic="http://schemas.openxmlformats.org/drawingml/2006/picture">
+                  <pic:nvPicPr>
+                    <pic:cNvPr id="454864481" name=""/>
+                    <pic:cNvPicPr/>
+                  </pic:nvPicPr>
+                  <pic:blipFill>
+                    <a:blip r:embed="rId13"/>
+                    <a:stretch>
+                      <a:fillRect/>
+                    </a:stretch>
+                  </pic:blipFill>
+                  <pic:spPr>
+                    <a:xfrm>
+                      <a:off x="0" y="0"/>
+                      <a:ext cx="5534025" cy="4324350"/>
+                    </a:xfrm>
+                    <a:prstGeom prst="rect">
+                      <a:avLst/>
+                    </a:prstGeom>
+                  </pic:spPr>
+                </pic:pic>
+              </a:graphicData>
+            </a:graphic>
+          </wp:inline>
+        </w:drawing>
       </w:r>
     </w:p>
     <w:p>
       <w:pPr>
         <w:pStyle w:val="Brdtekst"/>
+        <w:rPr>
+          <w:i/>
+          <w:iCs/>
+        </w:rPr>
+      </w:pPr>
+      <w:r>
+        <w:rPr>
+          <w:i/>
+          <w:iCs/>
+        </w:rPr>
+        <w:t>Figure 2: Number of samples per class after removing duplicates.</w:t>
+      </w:r>
+    </w:p>
+    <w:p>
+      <w:pPr>
+        <w:pStyle w:val="Brdtekst"/>
+      </w:pPr>
+      <w:r>
+        <w:t>Figure 3 shows one example image from each class. At first glance the images look like noise, but some classes have clear patterns. Trojan 1 is dark overall, Trojan 2 has a large black area at the bottom, and Adware has a bright area at the bottom. Many of the other classes look quite similar to each other.</w:t>
+      </w:r>
+    </w:p>
+    <w:p>
+      <w:pPr>
+        <w:pStyle w:val="Brdtekst"/>
+        <w:keepNext/>
       </w:pPr>
       <w:r>
         <w:rPr>
@@ -1702,7 +1749,7 @@
                     <pic:cNvPicPr/>
                   </pic:nvPicPr>
                   <pic:blipFill>
-                    <a:blip r:embed="rId12"/>
+                    <a:blip r:embed="rId14"/>
                     <a:stretch>
                       <a:fillRect/>
                     </a:stretch>
@@ -1743,7 +1790,7 @@
           <w:i/>
           <w:iCs/>
         </w:rPr>
-        <w:t xml:space="preserve"> 1: Shows an example picture of each category</w:t>
+        <w:t xml:space="preserve"> 3: One example image from each class.</w:t>
       </w:r>
     </w:p>
     <w:p>
@@ -1770,42 +1817,20 @@
         <w:rPr>
           <w:lang w:val="en-US"/>
         </w:rPr>
-        <w:t xml:space="preserve">3. </w:t>
-      </w:r>
-      <w:proofErr w:type="gramStart"/>
-      <w:r>
-        <w:rPr>
-          <w:lang w:val="en-US"/>
-        </w:rPr>
-        <w:t>Pre-processing</w:t>
-      </w:r>
-      <w:proofErr w:type="gramEnd"/>
-    </w:p>
-    <w:p>
-      <w:pPr>
-        <w:rPr>
-          <w:lang w:val="en-US"/>
-        </w:rPr>
-      </w:pPr>
-      <w:r>
-        <w:rPr>
-          <w:lang w:val="en-US"/>
-        </w:rPr>
-        <w:t xml:space="preserve">We applied the following steps in this order. </w:t>
-      </w:r>
-      <w:proofErr w:type="gramStart"/>
-      <w:r>
-        <w:rPr>
-          <w:lang w:val="en-US"/>
-        </w:rPr>
-        <w:t>First</w:t>
-      </w:r>
-      <w:proofErr w:type="gramEnd"/>
-      <w:r>
-        <w:rPr>
-          <w:lang w:val="en-US"/>
-        </w:rPr>
-        <w:t xml:space="preserve"> we removed the duplicate images, then the class Installer, and then we split the data into a training set and a test set. Scaling and PCA are done separately for each model, inside a pipeline.</w:t>
+        <w:t>3 Pre-processing</w:t>
+      </w:r>
+    </w:p>
+    <w:p>
+      <w:pPr>
+        <w:rPr>
+          <w:lang w:val="en-US"/>
+        </w:rPr>
+      </w:pPr>
+      <w:r>
+        <w:rPr>
+          <w:lang w:val="en-US"/>
+        </w:rPr>
+        <w:t>We applied the following steps in this order. First we removed the duplicate images, then the class Installer, and then we split the data into a training set and a test set. Scaling and PCA are done separately for each model, inside a pipeline.</w:t>
       </w:r>
     </w:p>
     <w:p>
@@ -1832,51 +1857,7 @@
         <w:rPr>
           <w:lang w:val="en-US"/>
         </w:rPr>
-        <w:t>We removed the exact duplicate images and kept the first copy of each (</w:t>
-      </w:r>
-      <w:proofErr w:type="spellStart"/>
-      <w:proofErr w:type="gramStart"/>
-      <w:r>
-        <w:rPr>
-          <w:lang w:val="en-US"/>
-        </w:rPr>
-        <w:t>np.unique</w:t>
-      </w:r>
-      <w:proofErr w:type="spellEnd"/>
-      <w:proofErr w:type="gramEnd"/>
-      <w:r>
-        <w:rPr>
-          <w:lang w:val="en-US"/>
-        </w:rPr>
-        <w:t xml:space="preserve">), which left 10,871 unique images. This was done before the split. If the same image is in both the training set and the test set, the model has already seen the test example during training, and the test score becomes too optimistic. The same problem would </w:t>
-      </w:r>
-      <w:proofErr w:type="gramStart"/>
-      <w:r>
-        <w:rPr>
-          <w:lang w:val="en-US"/>
-        </w:rPr>
-        <w:t>appear</w:t>
-      </w:r>
-      <w:proofErr w:type="gramEnd"/>
-      <w:r>
-        <w:rPr>
-          <w:lang w:val="en-US"/>
-        </w:rPr>
-        <w:t xml:space="preserve"> between the training and validation folds in cross-validation. Identical copies would also </w:t>
-      </w:r>
-      <w:proofErr w:type="gramStart"/>
-      <w:r>
-        <w:rPr>
-          <w:lang w:val="en-US"/>
-        </w:rPr>
-        <w:t>get</w:t>
-      </w:r>
-      <w:proofErr w:type="gramEnd"/>
-      <w:r>
-        <w:rPr>
-          <w:lang w:val="en-US"/>
-        </w:rPr>
-        <w:t xml:space="preserve"> too much weight in the training. Real systems do contain copies, but we want a test that shows how the model performs on programs it has not seen before.</w:t>
+        <w:t>We removed the exact duplicate images and kept the first copy of each (np.unique), which left 10,871 unique images. This was done before the split. If the same image is in both the training set and the test set, the model has already seen the test example during training, and the test score becomes too optimistic. The same problem would appear between the training and validation folds in cross-validation. Identical copies would also get too much weight in the training. Real systems do contain copies, but we want a test that shows how the model performs on programs it has not seen before.</w:t>
       </w:r>
     </w:p>
     <w:p>
@@ -1921,21 +1902,7 @@
         <w:rPr>
           <w:lang w:val="en-US"/>
         </w:rPr>
-        <w:t xml:space="preserve">After removing the duplicates, Installer has only 3 unique images (from 239 samples). 15% of 3 images </w:t>
-      </w:r>
-      <w:proofErr w:type="gramStart"/>
-      <w:r>
-        <w:rPr>
-          <w:lang w:val="en-US"/>
-        </w:rPr>
-        <w:t>is</w:t>
-      </w:r>
-      <w:proofErr w:type="gramEnd"/>
-      <w:r>
-        <w:rPr>
-          <w:lang w:val="en-US"/>
-        </w:rPr>
-        <w:t xml:space="preserve"> less than one image, so at most one image could end up in the test set, and the rest in the training set. This is too little to both learn the class and evaluate on it. We considered generating synthetic Installer samples, but they would only be variations of three real examples and add little new information. We therefore removed the class. This means that the model cannot detect Installer, and a real Installer program will be placed in one of the nine remaining classes.</w:t>
+        <w:t>After removing the duplicates, Installer has only 3 unique images (from 239 samples). 15% of 3 images is less than one image, so at most one image could end up in the test set, and the rest in the training set. This is too little to both learn the class and evaluate on it. We considered generating synthetic Installer samples, but they would only be variations of three real examples and add little new information. We therefore removed the class. This means that the model cannot detect Installer, and a real Installer program will be placed in one of the nine remaining classes.</w:t>
       </w:r>
     </w:p>
     <w:p>
@@ -1981,25 +1948,20 @@
     <w:p>
       <w:pPr>
         <w:pStyle w:val="Overskrift3"/>
-        <w:numPr>
-          <w:ilvl w:val="1"/>
-          <w:numId w:val="8"/>
-        </w:numPr>
-        <w:rPr>
-          <w:lang w:val="en-US"/>
-        </w:rPr>
-      </w:pPr>
-      <w:r>
-        <w:rPr>
-          <w:lang w:val="en-US"/>
-        </w:rPr>
-        <w:t>Model-specific scaling</w:t>
-      </w:r>
-      <w:r>
-        <w:rPr>
-          <w:lang w:val="en-US"/>
-        </w:rPr>
-        <w:t xml:space="preserve"> </w:t>
+        <w:rPr>
+          <w:lang w:val="en-US"/>
+        </w:rPr>
+      </w:pPr>
+      <w:r>
+        <w:rPr>
+          <w:lang w:val="en-US"/>
+        </w:rPr>
+        <w:t>3.4 Model-specific scaling</w:t>
+      </w:r>
+      <w:r>
+        <w:rPr>
+          <w:lang w:val="en-US"/>
+        </w:rPr>
       </w:r>
     </w:p>
     <w:p>
@@ -2051,21 +2013,13 @@
         <w:rPr>
           <w:lang w:val="en-US"/>
         </w:rPr>
-        <w:t xml:space="preserve"> </w:t>
-      </w:r>
-      <w:proofErr w:type="spellStart"/>
-      <w:r>
-        <w:rPr>
-          <w:lang w:val="en-US"/>
-        </w:rPr>
-        <w:t>MinMaxScaler</w:t>
-      </w:r>
-      <w:proofErr w:type="spellEnd"/>
-      <w:r>
-        <w:rPr>
-          <w:lang w:val="en-US"/>
-        </w:rPr>
-        <w:t>, which gives values between 0 and 1. Large inputs make gradient descent slower and less stable.</w:t>
+        <w:t xml:space="preserve"> MinMaxScaler, which gives values between 0 and 1. </w:t>
+      </w:r>
+      <w:r>
+        <w:rPr>
+          <w:lang w:val="en-US"/>
+        </w:rPr>
+        <w:t>Large inputs can explode later in the network, this mitigates it.</w:t>
       </w:r>
     </w:p>
     <w:p>
@@ -2099,61 +2053,51 @@
         <w:rPr>
           <w:lang w:val="en-US"/>
         </w:rPr>
-        <w:t xml:space="preserve"> </w:t>
-      </w:r>
-      <w:proofErr w:type="spellStart"/>
-      <w:r>
-        <w:rPr>
-          <w:lang w:val="en-US"/>
-        </w:rPr>
-        <w:t>StandardScaler</w:t>
-      </w:r>
-      <w:proofErr w:type="spellEnd"/>
-      <w:r>
-        <w:rPr>
-          <w:lang w:val="en-US"/>
-        </w:rPr>
-        <w:t xml:space="preserve"> (mean 0 and standard deviation 1 per pixel), followed by PCA.</w:t>
-      </w:r>
-    </w:p>
-    <w:p>
-      <w:pPr>
-        <w:rPr>
-          <w:lang w:val="en-US"/>
-        </w:rPr>
-      </w:pPr>
-      <w:r>
-        <w:rPr>
-          <w:lang w:val="en-US"/>
-        </w:rPr>
-        <w:t>We chose the usual scaler for each model and did not compare the scalers experimentally.</w:t>
-      </w:r>
-    </w:p>
-    <w:p>
-      <w:pPr>
-        <w:rPr>
-          <w:lang w:val="en-US"/>
-        </w:rPr>
-      </w:pPr>
-      <w:r>
-        <w:rPr>
-          <w:lang w:val="en-US"/>
-        </w:rPr>
-        <w:t xml:space="preserve">PCA reduces the 1,024 pixels to fewer numbers per image, which </w:t>
-      </w:r>
-      <w:proofErr w:type="gramStart"/>
-      <w:r>
-        <w:rPr>
-          <w:lang w:val="en-US"/>
-        </w:rPr>
-        <w:t>keep</w:t>
-      </w:r>
-      <w:proofErr w:type="gramEnd"/>
-      <w:r>
-        <w:rPr>
-          <w:lang w:val="en-US"/>
-        </w:rPr>
-        <w:t xml:space="preserve"> most of the variation in the data. We use it for the SVC to make the training faster and to reduce noise. The number of components is tuned in Section 6. We did not use PCA for the decision tree, since it splits on single pixels, or for the MLP, which learns its own combinations of pixels. We did not test PCA for those two models.</w:t>
+        <w:t xml:space="preserve"> StandardScaler (mean 0 and standard deviation 1 per pixel), followed by PCA</w:t>
+      </w:r>
+      <w:r>
+        <w:rPr>
+          <w:lang w:val="en-US"/>
+        </w:rPr>
+        <w:t>, since SVC is also sensitive to the size of the inputs.</w:t>
+      </w:r>
+    </w:p>
+    <w:p>
+      <w:pPr>
+        <w:rPr>
+          <w:lang w:val="en-US"/>
+        </w:rPr>
+      </w:pPr>
+      <w:r>
+        <w:rPr>
+          <w:lang w:val="en-US"/>
+        </w:rPr>
+        <w:t>We chose the usual</w:t>
+      </w:r>
+      <w:r>
+        <w:rPr>
+          <w:lang w:val="en-US"/>
+        </w:rPr>
+        <w:t>/recommended</w:t>
+      </w:r>
+      <w:r>
+        <w:rPr>
+          <w:lang w:val="en-US"/>
+        </w:rPr>
+        <w:t xml:space="preserve"> scaler for each model and did not compare the scalers experimentally.</w:t>
+      </w:r>
+    </w:p>
+    <w:p>
+      <w:pPr>
+        <w:rPr>
+          <w:lang w:val="en-US"/>
+        </w:rPr>
+      </w:pPr>
+      <w:r>
+        <w:rPr>
+          <w:lang w:val="en-US"/>
+        </w:rPr>
+        <w:t>PCA reduces the 1,024 pixels to fewer numbers per image, which keep most of the variation in the data. We use it for the SVC to make the training faster and to reduce noise. The number of components is tuned in Section 6. We did not use PCA for the decision tree, since it splits on single pixels, or for the MLP, which learns its own combinations of pixels. We did not test PCA for those two models.</w:t>
       </w:r>
     </w:p>
     <w:p>
@@ -2187,7 +2131,7 @@
         <w:rPr>
           <w:lang w:val="en-US"/>
         </w:rPr>
-        <w:t>4. Performance measure</w:t>
+        <w:t>4 Performance measure</w:t>
       </w:r>
     </w:p>
     <w:p>
@@ -2201,48 +2145,20 @@
         <w:rPr>
           <w:lang w:val="en-US"/>
         </w:rPr>
-        <w:t>4.1 Macro-</w:t>
-      </w:r>
-      <w:proofErr w:type="gramStart"/>
-      <w:r>
-        <w:rPr>
-          <w:lang w:val="en-US"/>
-        </w:rPr>
-        <w:t>averaged</w:t>
-      </w:r>
-      <w:proofErr w:type="gramEnd"/>
-      <w:r>
-        <w:rPr>
-          <w:lang w:val="en-US"/>
-        </w:rPr>
-        <w:t xml:space="preserve"> F1 score</w:t>
-      </w:r>
-    </w:p>
-    <w:p>
-      <w:pPr>
-        <w:rPr>
-          <w:lang w:val="en-US"/>
-        </w:rPr>
-      </w:pPr>
-      <w:r>
-        <w:rPr>
-          <w:lang w:val="en-US"/>
-        </w:rPr>
-        <w:t xml:space="preserve">We use the macro-averaged F1 score to compare the models. It is the scoring metric in the grid search (cross-validation on the training set), and it is also used on the test set for the final models. For a single class, the F1 score is the harmonic </w:t>
-      </w:r>
-      <w:proofErr w:type="gramStart"/>
-      <w:r>
-        <w:rPr>
-          <w:lang w:val="en-US"/>
-        </w:rPr>
-        <w:t>mean</w:t>
-      </w:r>
-      <w:proofErr w:type="gramEnd"/>
-      <w:r>
-        <w:rPr>
-          <w:lang w:val="en-US"/>
-        </w:rPr>
-        <w:t xml:space="preserve"> of precision and recall.</w:t>
+        <w:t>4.1 Macro-averaged F1 score</w:t>
+      </w:r>
+    </w:p>
+    <w:p>
+      <w:pPr>
+        <w:rPr>
+          <w:lang w:val="en-US"/>
+        </w:rPr>
+      </w:pPr>
+      <w:r>
+        <w:rPr>
+          <w:lang w:val="en-US"/>
+        </w:rPr>
+        <w:t>We use the macro-averaged F1 score to compare the models. It is the scoring metric in the grid search (cross-validation on the training set), and it is also used on the test set for the final models. For a single class, the F1 score is the harmonic mean of precision and recall.</w:t>
       </w:r>
     </w:p>
     <w:p>
@@ -2509,7 +2425,7 @@
           <w:rPr>
             <w:rFonts w:ascii="Cambria Math" w:hAnsi="Cambria Math"/>
           </w:rPr>
-          <m:t>k</m:t>
+          <m:t>K</m:t>
         </m:r>
       </m:oMath>
       <w:r>
@@ -2533,7 +2449,7 @@
               <w:rPr>
                 <w:rFonts w:ascii="Cambria Math" w:hAnsi="Cambria Math"/>
               </w:rPr>
-              <m:t>k=9</m:t>
+              <m:t>K=9</m:t>
             </m:r>
             <m:ctrlPr>
               <w:rPr>
@@ -2567,6 +2483,7 @@
             <m:rPr>
               <m:nor/>
             </m:rPr>
+            <w:lastRenderedPageBreak/>
             <m:t>macro-F1</m:t>
           </m:r>
           <m:r>
@@ -2686,7 +2603,6 @@
         <w:pStyle w:val="Brdtekst"/>
       </w:pPr>
       <w:r>
-        <w:lastRenderedPageBreak/>
         <w:t>We chose macro-F1 because all classes should count equally, including the small classes and the safe class Good.</w:t>
       </w:r>
     </w:p>
@@ -2714,21 +2630,7 @@
         <w:rPr>
           <w:lang w:val="en-US"/>
         </w:rPr>
-        <w:t xml:space="preserve">We did not use accuracy because the dataset is imbalanced, so accuracy rewards the large classes. A classifier that always answers with the largest class (Crypto) would get a </w:t>
-      </w:r>
-      <w:proofErr w:type="gramStart"/>
-      <w:r>
-        <w:rPr>
-          <w:lang w:val="en-US"/>
-        </w:rPr>
-        <w:t>fairly high</w:t>
-      </w:r>
-      <w:proofErr w:type="gramEnd"/>
-      <w:r>
-        <w:rPr>
-          <w:lang w:val="en-US"/>
-        </w:rPr>
-        <w:t xml:space="preserve"> accuracy without having learned anything. Its macro-F1 would be very low, because it gets an F1 score of zero for every other class.</w:t>
+        <w:t>We did not use accuracy because the dataset is imbalanced, so accuracy rewards the large classes. A classifier that always answers with the largest class (Crypto) would get a fairly high accuracy without having learned anything. Its macro-F1 would be very low, because it gets an F1 score of zero for every other class.</w:t>
       </w:r>
     </w:p>
     <w:p>
@@ -2801,15 +2703,7 @@
         <w:t>Good classified as malware.</w:t>
       </w:r>
       <w:r>
-        <w:t xml:space="preserve"> This is a false alarm. Someone </w:t>
-      </w:r>
-      <w:proofErr w:type="gramStart"/>
-      <w:r>
-        <w:t>has to</w:t>
-      </w:r>
-      <w:proofErr w:type="gramEnd"/>
-      <w:r>
-        <w:t xml:space="preserve"> check the program manually, which costs time and can delay the gift deliveries.</w:t>
+        <w:t xml:space="preserve"> This is a false alarm. Someone has to check the program manually, which costs time and can delay the gift deliveries.</w:t>
       </w:r>
     </w:p>
     <w:p>
@@ -2825,23 +2719,7 @@
           <w:b/>
           <w:bCs/>
         </w:rPr>
-        <w:t xml:space="preserve">One malware type </w:t>
-      </w:r>
-      <w:proofErr w:type="gramStart"/>
-      <w:r>
-        <w:rPr>
-          <w:b/>
-          <w:bCs/>
-        </w:rPr>
-        <w:t>classified</w:t>
-      </w:r>
-      <w:proofErr w:type="gramEnd"/>
-      <w:r>
-        <w:rPr>
-          <w:b/>
-          <w:bCs/>
-        </w:rPr>
-        <w:t xml:space="preserve"> as another malware type.</w:t>
+        <w:t>One malware type classified as another malware type.</w:t>
       </w:r>
       <w:r>
         <w:t xml:space="preserve"> The program is still flagged, but it may be handled in the wrong way.</w:t>
@@ -2852,15 +2730,7 @@
         <w:pStyle w:val="Brdtekst"/>
       </w:pPr>
       <w:r>
-        <w:t xml:space="preserve">We considered a two-step approach (first safe versus malware, then the malware type), but we kept a single classifier and macro-F1 for simplicity. Instead, we </w:t>
-      </w:r>
-      <w:proofErr w:type="gramStart"/>
-      <w:r>
-        <w:t>report</w:t>
-      </w:r>
-      <w:proofErr w:type="gramEnd"/>
-      <w:r>
-        <w:t xml:space="preserve"> the cost-related quantities separately on the test set (Section 7). Cost-sensitive learning is listed as an improvement in Section 9.</w:t>
+        <w:t>We considered a two-step approach (first safe versus malware, then the malware type), but we kept a single classifier and macro-F1 for simplicity. Instead, we report the cost-related quantities separately on the test set (Section 7). Cost-sensitive learning is listed as an improvement in Section 9.</w:t>
       </w:r>
     </w:p>
     <w:p>
@@ -2887,46 +2757,28 @@
     <w:p>
       <w:pPr>
         <w:pStyle w:val="Overskrift2"/>
-        <w:numPr>
-          <w:ilvl w:val="0"/>
-          <w:numId w:val="13"/>
-        </w:numPr>
-        <w:rPr>
-          <w:lang w:val="en-US"/>
-        </w:rPr>
-      </w:pPr>
-      <w:r>
-        <w:rPr>
-          <w:lang w:val="en-US"/>
-        </w:rPr>
-        <w:t>Candidate classifiers</w:t>
-      </w:r>
-    </w:p>
-    <w:p>
-      <w:pPr>
-        <w:rPr>
-          <w:lang w:val="en-US"/>
-        </w:rPr>
-      </w:pPr>
-      <w:r>
-        <w:rPr>
-          <w:lang w:val="en-US"/>
-        </w:rPr>
-        <w:t xml:space="preserve">We trained three classifiers of different types, which in the course were covered in different lectures, as the assignment requires. Different types also make the ensemble in Problem 2 more useful, since they tend to make different errors. Before running the </w:t>
-      </w:r>
-      <w:proofErr w:type="gramStart"/>
-      <w:r>
-        <w:rPr>
-          <w:lang w:val="en-US"/>
-        </w:rPr>
-        <w:t>code</w:t>
-      </w:r>
-      <w:proofErr w:type="gramEnd"/>
-      <w:r>
-        <w:rPr>
-          <w:lang w:val="en-US"/>
-        </w:rPr>
-        <w:t xml:space="preserve"> we expected the MLP to perform best. </w:t>
+        <w:rPr>
+          <w:lang w:val="en-US"/>
+        </w:rPr>
+      </w:pPr>
+      <w:r>
+        <w:rPr>
+          <w:lang w:val="en-US"/>
+        </w:rPr>
+        <w:t>5 Candidate classifiers</w:t>
+      </w:r>
+    </w:p>
+    <w:p>
+      <w:pPr>
+        <w:rPr>
+          <w:lang w:val="en-US"/>
+        </w:rPr>
+      </w:pPr>
+      <w:r>
+        <w:rPr>
+          <w:lang w:val="en-US"/>
+        </w:rPr>
+        <w:t xml:space="preserve">We trained three classifiers of different types, which in the course were covered in different lectures, as the assignment requires. Different types also make the ensemble in Problem 2 more useful, since they tend to make different errors. Before running the code we expected the MLP to perform best. </w:t>
       </w:r>
       <w:r>
         <w:rPr>
@@ -2946,68 +2798,32 @@
         <w:rPr>
           <w:lang w:val="en-US"/>
         </w:rPr>
-        <w:t xml:space="preserve">5.1 </w:t>
-      </w:r>
-      <w:r>
-        <w:rPr>
-          <w:lang w:val="en-US"/>
-        </w:rPr>
-        <w:t>Decision tree (DT).</w:t>
-      </w:r>
-    </w:p>
-    <w:p>
-      <w:pPr>
-        <w:rPr>
-          <w:lang w:val="en-US"/>
-        </w:rPr>
-      </w:pPr>
-      <w:r>
-        <w:rPr>
-          <w:lang w:val="en-US"/>
-        </w:rPr>
-        <w:t xml:space="preserve">A decision tree repeatedly splits the training data by asking a yes/no question about one pixel, for example whether the pixel is darker than a threshold. Each final group (leaf) predicts the most common class in the group. We chose it because it is simple and easy to understand, and a split on one pixel can pick up bright or dark areas in an image. The weakness is that it looks at one pixel at a time, so it is hard for it to combine many weak signals. We tuned criterion, </w:t>
-      </w:r>
-      <w:proofErr w:type="spellStart"/>
-      <w:r>
-        <w:rPr>
-          <w:lang w:val="en-US"/>
-        </w:rPr>
-        <w:t>max_depth</w:t>
-      </w:r>
-      <w:proofErr w:type="spellEnd"/>
-      <w:r>
-        <w:rPr>
-          <w:lang w:val="en-US"/>
-        </w:rPr>
-        <w:t xml:space="preserve">, </w:t>
-      </w:r>
-      <w:proofErr w:type="spellStart"/>
-      <w:r>
-        <w:rPr>
-          <w:lang w:val="en-US"/>
-        </w:rPr>
-        <w:t>min_samples_leaf</w:t>
-      </w:r>
-      <w:proofErr w:type="spellEnd"/>
-      <w:r>
-        <w:rPr>
-          <w:lang w:val="en-US"/>
-        </w:rPr>
-        <w:t xml:space="preserve"> and </w:t>
-      </w:r>
-      <w:proofErr w:type="spellStart"/>
-      <w:r>
-        <w:rPr>
-          <w:lang w:val="en-US"/>
-        </w:rPr>
-        <w:t>ccp_alpha</w:t>
-      </w:r>
-      <w:proofErr w:type="spellEnd"/>
-      <w:r>
-        <w:rPr>
-          <w:lang w:val="en-US"/>
-        </w:rPr>
-        <w:t>.</w:t>
+        <w:t>5.1 Decision tree (DT)</w:t>
+      </w:r>
+      <w:r>
+        <w:rPr>
+          <w:lang w:val="en-US"/>
+        </w:rPr>
+      </w:r>
+    </w:p>
+    <w:p>
+      <w:pPr>
+        <w:rPr>
+          <w:lang w:val="en-US"/>
+        </w:rPr>
+      </w:pPr>
+      <w:r>
+        <w:rPr>
+          <w:lang w:val="en-US"/>
+        </w:rPr>
+        <w:t xml:space="preserve">A decision tree repeatedly splits the training data by asking a yes/no question about one pixel, for example whether the pixel is darker than a threshold. Each final group (leaf) predicts the most common class in the group. We chose it because it is simple and easy to understand, and </w:t>
+      </w:r>
+      <w:r>
+        <w:rPr>
+          <w:lang w:val="en-US"/>
+        </w:rPr>
+        <w:lastRenderedPageBreak/>
+        <w:t>a split on one pixel can pick up bright or dark areas in an image. The weakness is that it looks at one pixel at a time, so it is hard for it to combine many weak signals. We tuned criterion, max_depth, min_samples_leaf and ccp_alpha.</w:t>
       </w:r>
     </w:p>
     <w:p>
@@ -3021,83 +2837,25 @@
         <w:rPr>
           <w:lang w:val="en-US"/>
         </w:rPr>
-        <w:lastRenderedPageBreak/>
-        <w:t xml:space="preserve">5.2 </w:t>
-      </w:r>
-      <w:r>
-        <w:rPr>
-          <w:lang w:val="en-US"/>
-        </w:rPr>
-        <w:t xml:space="preserve">Multilayer </w:t>
-      </w:r>
-      <w:proofErr w:type="gramStart"/>
-      <w:r>
-        <w:rPr>
-          <w:lang w:val="en-US"/>
-        </w:rPr>
-        <w:t>perceptron</w:t>
-      </w:r>
-      <w:proofErr w:type="gramEnd"/>
-      <w:r>
-        <w:rPr>
-          <w:lang w:val="en-US"/>
-        </w:rPr>
-        <w:t xml:space="preserve"> (MLP).</w:t>
-      </w:r>
-    </w:p>
-    <w:p>
-      <w:pPr>
-        <w:rPr>
-          <w:lang w:val="en-US"/>
-        </w:rPr>
-      </w:pPr>
-      <w:r>
-        <w:rPr>
-          <w:lang w:val="en-US"/>
-        </w:rPr>
-        <w:t xml:space="preserve">An MLP is a neural network with layers of neurons. It is trained with gradient descent, where the weights are adjusted step by step to reduce the error. We chose it because it can combine many pixels, which </w:t>
-      </w:r>
-      <w:proofErr w:type="gramStart"/>
-      <w:r>
-        <w:rPr>
-          <w:lang w:val="en-US"/>
-        </w:rPr>
-        <w:t>suits</w:t>
-      </w:r>
-      <w:proofErr w:type="gramEnd"/>
-      <w:r>
-        <w:rPr>
-          <w:lang w:val="en-US"/>
-        </w:rPr>
-        <w:t xml:space="preserve"> image data. The weaknesses are that it has many settings and needs scaled input. We tuned the layer sizes, alpha (</w:t>
-      </w:r>
-      <w:proofErr w:type="spellStart"/>
-      <w:r>
-        <w:rPr>
-          <w:lang w:val="en-US"/>
-        </w:rPr>
-        <w:t>regularisation</w:t>
-      </w:r>
-      <w:proofErr w:type="spellEnd"/>
-      <w:r>
-        <w:rPr>
-          <w:lang w:val="en-US"/>
-        </w:rPr>
-        <w:t xml:space="preserve">), the learning rate and </w:t>
-      </w:r>
-      <w:proofErr w:type="spellStart"/>
-      <w:r>
-        <w:rPr>
-          <w:lang w:val="en-US"/>
-        </w:rPr>
-        <w:t>early_stopping</w:t>
-      </w:r>
-      <w:proofErr w:type="spellEnd"/>
-      <w:r>
-        <w:rPr>
-          <w:lang w:val="en-US"/>
-        </w:rPr>
-        <w:t>.</w:t>
+        <w:t>5.2 Multilayer perceptron (MLP)</w:t>
+      </w:r>
+      <w:r>
+        <w:rPr>
+          <w:lang w:val="en-US"/>
+        </w:rPr>
+      </w:r>
+    </w:p>
+    <w:p>
+      <w:pPr>
+        <w:rPr>
+          <w:lang w:val="en-US"/>
+        </w:rPr>
+      </w:pPr>
+      <w:r>
+        <w:rPr>
+          <w:lang w:val="en-US"/>
+        </w:rPr>
+        <w:t>An MLP is a neural network with layers of neurons. It is trained with gradient descent, where the weights are adjusted step by step to reduce the error. We chose it because it can combine many pixels, which suits image data. The weaknesses are that it has many settings and needs scaled input. We tuned the layer sizes, alpha (regularisation) and the learning rate. We also used early stopping, which holds back 10% of the training data and stops training when the validation score stops improving. This made the fits much faster.</w:t>
       </w:r>
     </w:p>
     <w:p>
@@ -3111,13 +2869,12 @@
         <w:rPr>
           <w:lang w:val="en-US"/>
         </w:rPr>
-        <w:t xml:space="preserve">5.3 </w:t>
-      </w:r>
-      <w:r>
-        <w:rPr>
-          <w:lang w:val="en-US"/>
-        </w:rPr>
-        <w:t xml:space="preserve">Support vector classifier (SVC). </w:t>
+        <w:t>5.3 Support vector classifier (SVC)</w:t>
+      </w:r>
+      <w:r>
+        <w:rPr>
+          <w:lang w:val="en-US"/>
+        </w:rPr>
       </w:r>
     </w:p>
     <w:p>
@@ -3125,15 +2882,7 @@
         <w:pStyle w:val="Brdtekst"/>
       </w:pPr>
       <w:r>
-        <w:t xml:space="preserve">An SVC finds a boundary between the classes with as large a margin as possible. With an RBF kernel the boundary can be curved, and the model works by comparing how similar the images are. We chose it because it handles many features well and can capture non-linear patterns. We used it after </w:t>
-      </w:r>
-      <w:proofErr w:type="spellStart"/>
-      <w:r>
-        <w:t>StandardScaler</w:t>
-      </w:r>
-      <w:proofErr w:type="spellEnd"/>
-      <w:r>
-        <w:t xml:space="preserve"> and PCA, and we tuned the number of PCA components, C and gamma.</w:t>
+        <w:t>An SVC finds a boundary between the classes with as large a margin as possible. With an RBF kernel the boundary can be curved, and the model works by comparing how similar the images are. We chose it because it handles many features well and can capture non-linear patterns. We used it after StandardScaler and PCA, and we tuned the number of PCA components, C and gamma.</w:t>
       </w:r>
     </w:p>
     <w:p>
@@ -3168,36 +2917,14 @@
         <w:rPr>
           <w:rFonts w:eastAsiaTheme="majorEastAsia" w:cstheme="majorBidi"/>
         </w:rPr>
-        <w:t xml:space="preserve">The decision tree and the SVC were trained with </w:t>
-      </w:r>
-      <w:proofErr w:type="spellStart"/>
+        <w:t xml:space="preserve">The decision tree and the SVC were trained with class_weight="balanced". </w:t>
+      </w:r>
       <w:r>
         <w:rPr>
           <w:rFonts w:eastAsiaTheme="majorEastAsia" w:cstheme="majorBidi"/>
         </w:rPr>
-        <w:t>class_weight</w:t>
-      </w:r>
-      <w:proofErr w:type="spellEnd"/>
-      <w:r>
-        <w:rPr>
-          <w:rFonts w:eastAsiaTheme="majorEastAsia" w:cstheme="majorBidi"/>
-        </w:rPr>
-        <w:t xml:space="preserve">="balanced". </w:t>
-      </w:r>
-      <w:r>
-        <w:rPr>
-          <w:rFonts w:eastAsiaTheme="majorEastAsia" w:cstheme="majorBidi"/>
-        </w:rPr>
-        <w:t xml:space="preserve">Each class </w:t>
-      </w:r>
-      <w:proofErr w:type="gramStart"/>
-      <w:r>
-        <w:rPr>
-          <w:rFonts w:eastAsiaTheme="majorEastAsia" w:cstheme="majorBidi"/>
-        </w:rPr>
-        <w:t>gets the weight</w:t>
-      </w:r>
-      <w:proofErr w:type="gramEnd"/>
+        <w:t>Each class gets the weight</w:t>
+      </w:r>
     </w:p>
     <w:p>
       <w:pPr>
@@ -3358,37 +3085,8 @@
       <w:pPr>
         <w:pStyle w:val="Brdtekst"/>
       </w:pPr>
-      <w:proofErr w:type="gramStart"/>
-      <w:r>
-        <w:t>so</w:t>
-      </w:r>
-      <w:proofErr w:type="gramEnd"/>
-      <w:r>
-        <w:t xml:space="preserve"> errors on samples from small classes are </w:t>
-      </w:r>
-      <w:proofErr w:type="spellStart"/>
-      <w:r>
-        <w:t>penalised</w:t>
-      </w:r>
-      <w:proofErr w:type="spellEnd"/>
-      <w:r>
-        <w:t xml:space="preserve"> more, and every class has the same total influence on the training. </w:t>
-      </w:r>
-      <w:proofErr w:type="spellStart"/>
-      <w:r>
-        <w:t>MLPClassifier</w:t>
-      </w:r>
-      <w:proofErr w:type="spellEnd"/>
-      <w:r>
-        <w:t xml:space="preserve"> has no </w:t>
-      </w:r>
-      <w:proofErr w:type="spellStart"/>
-      <w:r>
-        <w:t>class_weight</w:t>
-      </w:r>
-      <w:proofErr w:type="spellEnd"/>
-      <w:r>
-        <w:t xml:space="preserve"> parameter, so the MLP was trained without it. We therefore expect the MLP to have more difficulty with the small classes. Oversampling the small classes for the MLP is a possible improvement (Section 9).</w:t>
+      <w:r>
+        <w:t>so errors on samples from small classes are penalised more, and every class has the same total influence on the training. MLPClassifier has no class_weight parameter, so the MLP was trained without it. We therefore expect the MLP to have more difficulty with the small classes. Oversampling the small classes for the MLP is a possible improvement (Section 9).</w:t>
       </w:r>
     </w:p>
     <w:p>
@@ -3445,35 +3143,31 @@
           <w:b/>
           <w:bCs/>
         </w:rPr>
-        <w:t xml:space="preserve">Random forest and </w:t>
-      </w:r>
-      <w:proofErr w:type="gramStart"/>
+        <w:t>Random forest and boosting</w:t>
+      </w:r>
+      <w:r>
+        <w:t xml:space="preserve"> are ensembles of trees. They fit better in Problem 2 and are close to the type of the decision tree.</w:t>
+      </w:r>
+    </w:p>
+    <w:p>
+      <w:pPr>
+        <w:pStyle w:val="Compact"/>
+      </w:pPr>
       <w:r>
         <w:rPr>
           <w:b/>
           <w:bCs/>
         </w:rPr>
-        <w:t>boosting</w:t>
-      </w:r>
-      <w:proofErr w:type="gramEnd"/>
-      <w:r>
-        <w:t xml:space="preserve"> are ensembles of trees. They fit better in Problem 2 and are close to the type of the decision tree.</w:t>
+        <w:t>CNN</w:t>
+      </w:r>
+      <w:r>
+        <w:t xml:space="preserve"> is the standard model for images, but it is outside the course content and needs more computation than a CPU-only setup with the time limit allows.</w:t>
       </w:r>
     </w:p>
     <w:p>
       <w:pPr>
         <w:pStyle w:val="Compact"/>
       </w:pPr>
-      <w:r>
-        <w:rPr>
-          <w:b/>
-          <w:bCs/>
-        </w:rPr>
-        <w:t>CNN</w:t>
-      </w:r>
-      <w:r>
-        <w:t xml:space="preserve"> is the standard model for images, but it is outside the course content and needs more computation than a CPU-only setup with the time limit allows.</w:t>
-      </w:r>
     </w:p>
     <w:p>
       <w:pPr>
@@ -3482,31 +3176,21 @@
     </w:p>
     <w:p>
       <w:pPr>
-        <w:pStyle w:val="Compact"/>
-      </w:pPr>
-    </w:p>
-    <w:p>
-      <w:pPr>
         <w:pStyle w:val="Overskrift2"/>
-        <w:numPr>
-          <w:ilvl w:val="0"/>
-          <w:numId w:val="13"/>
-        </w:numPr>
-        <w:rPr>
-          <w:lang w:val="en-US"/>
-        </w:rPr>
-      </w:pPr>
-      <w:r>
-        <w:rPr>
-          <w:lang w:val="en-US"/>
-        </w:rPr>
-        <w:t>Model selection and hyperparameter t</w:t>
-      </w:r>
-      <w:r>
-        <w:rPr>
-          <w:lang w:val="en-US"/>
-        </w:rPr>
-        <w:t>uning</w:t>
+        <w:rPr>
+          <w:lang w:val="en-US"/>
+        </w:rPr>
+      </w:pPr>
+      <w:r>
+        <w:rPr>
+          <w:lang w:val="en-US"/>
+        </w:rPr>
+        <w:t>6 Model selection and hyperparameter tuning</w:t>
+      </w:r>
+      <w:r>
+        <w:rPr>
+          <w:lang w:val="en-US"/>
+        </w:rPr>
       </w:r>
     </w:p>
     <w:p>
@@ -3514,40 +3198,15 @@
         <w:pStyle w:val="Overskrift3"/>
       </w:pPr>
       <w:r>
-        <w:t xml:space="preserve">6.1 </w:t>
-      </w:r>
-      <w:proofErr w:type="spellStart"/>
-      <w:r>
-        <w:t>Procedure</w:t>
-      </w:r>
-      <w:proofErr w:type="spellEnd"/>
+        <w:t>6.1 Procedure</w:t>
+      </w:r>
     </w:p>
     <w:p>
       <w:pPr>
         <w:pStyle w:val="FirstParagraph"/>
       </w:pPr>
       <w:r>
-        <w:t>For each of the three model families we ran a grid search with stratified 3-fold cross-validation on the training set (9,237 samples), scoring each candidate with macro-F1. To make the comparison fair, the cross-validation object (</w:t>
-      </w:r>
-      <w:proofErr w:type="spellStart"/>
-      <w:r>
-        <w:t>StratifiedKFold</w:t>
-      </w:r>
-      <w:proofErr w:type="spellEnd"/>
-      <w:r>
-        <w:t xml:space="preserve"> with shuffling and seed 67), the scorer and the training data are identical for all three searches. After the </w:t>
-      </w:r>
-      <w:r>
-        <w:lastRenderedPageBreak/>
-        <w:t xml:space="preserve">search, </w:t>
-      </w:r>
-      <w:proofErr w:type="spellStart"/>
-      <w:r>
-        <w:t>GridSearchCV</w:t>
-      </w:r>
-      <w:proofErr w:type="spellEnd"/>
-      <w:r>
-        <w:t xml:space="preserve"> refits the best candidate on the whole training set (refit=True), so the final model uses all training data. The family with the highest cross-validated macro-F1 is selected. The test set is not used in any of these steps.</w:t>
+        <w:t>For each of the three model families we ran a grid search with stratified 5-fold cross-validation on the training set (9,237 samples), scoring each candidate with macro-F1. To make the comparison fair, the cross-validation object (StratifiedKFold with shuffling and seed 67), the scorer and the training data are identical for all three searches. After the search, GridSearchCV refits the best candidate on the whole training set (refit=True), so the final model uses all training data. The family with the highest cross-validated macro-F1 is selected. The test set is not used in any of these steps.</w:t>
       </w:r>
     </w:p>
     <w:p>
@@ -3567,11 +3226,14 @@
       <w:tblGrid>
         <w:gridCol w:w="896"/>
         <w:gridCol w:w="2384"/>
-        <w:gridCol w:w="3239"/>
-        <w:gridCol w:w="1434"/>
+        <w:gridCol w:w="3274"/>
+        <w:gridCol w:w="1399"/>
         <w:gridCol w:w="1189"/>
       </w:tblGrid>
       <w:tr>
+        <w:trPr>
+          <w:cantSplit/>
+        </w:trPr>
         <w:tc>
           <w:tcPr>
             <w:tcW w:w="810" w:type="dxa"/>
@@ -3634,34 +3296,38 @@
                 <w:lang w:val="nb-NO"/>
               </w:rPr>
             </w:pPr>
-            <w:proofErr w:type="spellStart"/>
             <w:r>
               <w:rPr>
                 <w:b/>
                 <w:bCs/>
                 <w:lang w:val="nb-NO"/>
               </w:rPr>
-              <w:t>What</w:t>
-            </w:r>
-            <w:proofErr w:type="spellEnd"/>
-            <w:r>
+              <w:t>What it controls</w:t>
+            </w:r>
+          </w:p>
+        </w:tc>
+        <w:tc>
+          <w:tcPr>
+            <w:tcW w:w="0" w:type="auto"/>
+            <w:hideMark/>
+          </w:tcPr>
+          <w:p>
+            <w:pPr>
+              <w:pStyle w:val="FirstParagraph"/>
               <w:rPr>
                 <w:b/>
                 <w:bCs/>
                 <w:lang w:val="nb-NO"/>
               </w:rPr>
-              <w:t xml:space="preserve"> it </w:t>
-            </w:r>
-            <w:proofErr w:type="spellStart"/>
+            </w:pPr>
             <w:r>
               <w:rPr>
                 <w:b/>
                 <w:bCs/>
                 <w:lang w:val="nb-NO"/>
               </w:rPr>
-              <w:t>controls</w:t>
-            </w:r>
-            <w:proofErr w:type="spellEnd"/>
+              <w:t>Tested values</w:t>
+            </w:r>
           </w:p>
         </w:tc>
         <w:tc>
@@ -3678,64 +3344,21 @@
                 <w:lang w:val="nb-NO"/>
               </w:rPr>
             </w:pPr>
-            <w:proofErr w:type="spellStart"/>
             <w:r>
               <w:rPr>
                 <w:b/>
                 <w:bCs/>
                 <w:lang w:val="nb-NO"/>
               </w:rPr>
-              <w:t>Tested</w:t>
-            </w:r>
-            <w:proofErr w:type="spellEnd"/>
-            <w:r>
-              <w:rPr>
-                <w:b/>
-                <w:bCs/>
-                <w:lang w:val="nb-NO"/>
-              </w:rPr>
-              <w:t xml:space="preserve"> </w:t>
-            </w:r>
-            <w:proofErr w:type="spellStart"/>
-            <w:r>
-              <w:rPr>
-                <w:b/>
-                <w:bCs/>
-                <w:lang w:val="nb-NO"/>
-              </w:rPr>
-              <w:t>values</w:t>
-            </w:r>
-            <w:proofErr w:type="spellEnd"/>
-          </w:p>
-        </w:tc>
-        <w:tc>
-          <w:tcPr>
-            <w:tcW w:w="0" w:type="auto"/>
-            <w:hideMark/>
-          </w:tcPr>
-          <w:p>
-            <w:pPr>
-              <w:pStyle w:val="FirstParagraph"/>
-              <w:rPr>
-                <w:b/>
-                <w:bCs/>
-                <w:lang w:val="nb-NO"/>
-              </w:rPr>
-            </w:pPr>
-            <w:proofErr w:type="spellStart"/>
-            <w:r>
-              <w:rPr>
-                <w:b/>
-                <w:bCs/>
-                <w:lang w:val="nb-NO"/>
-              </w:rPr>
               <w:t>Selected</w:t>
             </w:r>
-            <w:proofErr w:type="spellEnd"/>
           </w:p>
         </w:tc>
       </w:tr>
       <w:tr>
+        <w:trPr>
+          <w:cantSplit/>
+        </w:trPr>
         <w:tc>
           <w:tcPr>
             <w:tcW w:w="810" w:type="dxa"/>
@@ -3768,14 +3391,12 @@
                 <w:lang w:val="nb-NO"/>
               </w:rPr>
             </w:pPr>
-            <w:proofErr w:type="spellStart"/>
             <w:r>
               <w:rPr>
                 <w:lang w:val="nb-NO"/>
               </w:rPr>
               <w:t>criterion</w:t>
             </w:r>
-            <w:proofErr w:type="spellEnd"/>
           </w:p>
         </w:tc>
         <w:tc>
@@ -3804,54 +3425,39 @@
                 <w:lang w:val="nb-NO"/>
               </w:rPr>
             </w:pPr>
-            <w:proofErr w:type="spellStart"/>
+            <w:r>
+              <w:rPr>
+                <w:lang w:val="nb-NO"/>
+              </w:rPr>
+              <w:t>gini, entropy</w:t>
+            </w:r>
+          </w:p>
+        </w:tc>
+        <w:tc>
+          <w:tcPr>
+            <w:tcW w:w="0" w:type="auto"/>
+            <w:hideMark/>
+          </w:tcPr>
+          <w:p>
+            <w:pPr>
+              <w:pStyle w:val="FirstParagraph"/>
+              <w:rPr>
+                <w:lang w:val="nb-NO"/>
+              </w:rPr>
+            </w:pPr>
             <w:r>
               <w:rPr>
                 <w:lang w:val="nb-NO"/>
               </w:rPr>
               <w:t>gini</w:t>
             </w:r>
-            <w:proofErr w:type="spellEnd"/>
-            <w:r>
-              <w:rPr>
-                <w:lang w:val="nb-NO"/>
-              </w:rPr>
-              <w:t xml:space="preserve">, </w:t>
-            </w:r>
-            <w:proofErr w:type="spellStart"/>
-            <w:r>
-              <w:rPr>
-                <w:lang w:val="nb-NO"/>
-              </w:rPr>
-              <w:t>entropy</w:t>
-            </w:r>
-            <w:proofErr w:type="spellEnd"/>
-          </w:p>
-        </w:tc>
-        <w:tc>
-          <w:tcPr>
-            <w:tcW w:w="0" w:type="auto"/>
-            <w:hideMark/>
-          </w:tcPr>
-          <w:p>
-            <w:pPr>
-              <w:pStyle w:val="FirstParagraph"/>
-              <w:rPr>
-                <w:lang w:val="nb-NO"/>
-              </w:rPr>
-            </w:pPr>
-            <w:proofErr w:type="spellStart"/>
-            <w:r>
-              <w:rPr>
-                <w:lang w:val="nb-NO"/>
-              </w:rPr>
-              <w:t>entropy</w:t>
-            </w:r>
-            <w:proofErr w:type="spellEnd"/>
           </w:p>
         </w:tc>
       </w:tr>
       <w:tr>
+        <w:trPr>
+          <w:cantSplit/>
+        </w:trPr>
         <w:tc>
           <w:tcPr>
             <w:tcW w:w="810" w:type="dxa"/>
@@ -3884,14 +3490,12 @@
                 <w:lang w:val="nb-NO"/>
               </w:rPr>
             </w:pPr>
-            <w:proofErr w:type="spellStart"/>
             <w:r>
               <w:rPr>
                 <w:lang w:val="nb-NO"/>
               </w:rPr>
               <w:t>max_depth</w:t>
             </w:r>
-            <w:proofErr w:type="spellEnd"/>
           </w:p>
         </w:tc>
         <w:tc>
@@ -3924,7 +3528,7 @@
               <w:rPr>
                 <w:lang w:val="nb-NO"/>
               </w:rPr>
-              <w:t>2, 4, 8, 16, None</w:t>
+              <w:t>16, 24, 32</w:t>
             </w:r>
           </w:p>
         </w:tc>
@@ -3944,12 +3548,15 @@
               <w:rPr>
                 <w:lang w:val="nb-NO"/>
               </w:rPr>
-              <w:t>None</w:t>
+              <w:t>24</w:t>
             </w:r>
           </w:p>
         </w:tc>
       </w:tr>
       <w:tr>
+        <w:trPr>
+          <w:cantSplit/>
+        </w:trPr>
         <w:tc>
           <w:tcPr>
             <w:tcW w:w="810" w:type="dxa"/>
@@ -3982,14 +3589,12 @@
                 <w:lang w:val="nb-NO"/>
               </w:rPr>
             </w:pPr>
-            <w:proofErr w:type="spellStart"/>
             <w:r>
               <w:rPr>
                 <w:lang w:val="nb-NO"/>
               </w:rPr>
               <w:t>min_samples_leaf</w:t>
             </w:r>
-            <w:proofErr w:type="spellEnd"/>
           </w:p>
         </w:tc>
         <w:tc>
@@ -4022,7 +3627,7 @@
               <w:rPr>
                 <w:lang w:val="nb-NO"/>
               </w:rPr>
-              <w:t>1, 3, 5</w:t>
+              <w:t>1, 2</w:t>
             </w:r>
           </w:p>
         </w:tc>
@@ -4048,6 +3653,9 @@
         </w:tc>
       </w:tr>
       <w:tr>
+        <w:trPr>
+          <w:cantSplit/>
+        </w:trPr>
         <w:tc>
           <w:tcPr>
             <w:tcW w:w="810" w:type="dxa"/>
@@ -4080,14 +3688,12 @@
                 <w:lang w:val="nb-NO"/>
               </w:rPr>
             </w:pPr>
-            <w:proofErr w:type="spellStart"/>
             <w:r>
               <w:rPr>
                 <w:lang w:val="nb-NO"/>
               </w:rPr>
               <w:t>ccp_alpha</w:t>
             </w:r>
-            <w:proofErr w:type="spellEnd"/>
           </w:p>
         </w:tc>
         <w:tc>
@@ -4120,7 +3726,7 @@
               <w:rPr>
                 <w:lang w:val="nb-NO"/>
               </w:rPr>
-              <w:t>0, 0.0005, 0.001, 0.005</w:t>
+              <w:t>0, 0.0001, 0.0005</w:t>
             </w:r>
           </w:p>
         </w:tc>
@@ -4146,6 +3752,9 @@
         </w:tc>
       </w:tr>
       <w:tr>
+        <w:trPr>
+          <w:cantSplit/>
+        </w:trPr>
         <w:tc>
           <w:tcPr>
             <w:tcW w:w="810" w:type="dxa"/>
@@ -4178,14 +3787,12 @@
                 <w:lang w:val="nb-NO"/>
               </w:rPr>
             </w:pPr>
-            <w:proofErr w:type="spellStart"/>
             <w:r>
               <w:rPr>
                 <w:lang w:val="nb-NO"/>
               </w:rPr>
               <w:t>hidden_layer_sizes</w:t>
             </w:r>
-            <w:proofErr w:type="spellEnd"/>
           </w:p>
         </w:tc>
         <w:tc>
@@ -4218,7 +3825,7 @@
               <w:rPr>
                 <w:lang w:val="nb-NO"/>
               </w:rPr>
-              <w:t>(256,), (138,), (128, 64)</w:t>
+              <w:t>(64,), (128,), (128, 64)</w:t>
             </w:r>
           </w:p>
         </w:tc>
@@ -4238,12 +3845,15 @@
               <w:rPr>
                 <w:lang w:val="nb-NO"/>
               </w:rPr>
-              <w:t>(138,)</w:t>
+              <w:t>(128, 64)</w:t>
             </w:r>
           </w:p>
         </w:tc>
       </w:tr>
       <w:tr>
+        <w:trPr>
+          <w:cantSplit/>
+        </w:trPr>
         <w:tc>
           <w:tcPr>
             <w:tcW w:w="810" w:type="dxa"/>
@@ -4276,14 +3886,12 @@
                 <w:lang w:val="nb-NO"/>
               </w:rPr>
             </w:pPr>
-            <w:proofErr w:type="spellStart"/>
             <w:r>
               <w:rPr>
                 <w:lang w:val="nb-NO"/>
               </w:rPr>
               <w:t>alpha</w:t>
             </w:r>
-            <w:proofErr w:type="spellEnd"/>
           </w:p>
         </w:tc>
         <w:tc>
@@ -4296,15 +3904,7 @@
               <w:pStyle w:val="FirstParagraph"/>
             </w:pPr>
             <w:r>
-              <w:t>L2 penalty on the weights (</w:t>
-            </w:r>
-            <w:proofErr w:type="spellStart"/>
-            <w:r>
-              <w:t>regularisation</w:t>
-            </w:r>
-            <w:proofErr w:type="spellEnd"/>
-            <w:r>
-              <w:t>)</w:t>
+              <w:t>L2 penalty on the weights (regularisation)</w:t>
             </w:r>
           </w:p>
         </w:tc>
@@ -4324,7 +3924,7 @@
               <w:rPr>
                 <w:lang w:val="nb-NO"/>
               </w:rPr>
-              <w:t>0.001, 0.01, 0.1</w:t>
+              <w:t>0.3, 1, 3</w:t>
             </w:r>
           </w:p>
         </w:tc>
@@ -4344,12 +3944,15 @@
               <w:rPr>
                 <w:lang w:val="nb-NO"/>
               </w:rPr>
-              <w:t>0.1</w:t>
+              <w:t>1</w:t>
             </w:r>
           </w:p>
         </w:tc>
       </w:tr>
       <w:tr>
+        <w:trPr>
+          <w:cantSplit/>
+        </w:trPr>
         <w:tc>
           <w:tcPr>
             <w:tcW w:w="810" w:type="dxa"/>
@@ -4382,14 +3985,12 @@
                 <w:lang w:val="nb-NO"/>
               </w:rPr>
             </w:pPr>
-            <w:proofErr w:type="spellStart"/>
             <w:r>
               <w:rPr>
                 <w:lang w:val="nb-NO"/>
               </w:rPr>
               <w:t>learning_rate_init</w:t>
             </w:r>
-            <w:proofErr w:type="spellEnd"/>
           </w:p>
         </w:tc>
         <w:tc>
@@ -4422,7 +4023,7 @@
               <w:rPr>
                 <w:lang w:val="nb-NO"/>
               </w:rPr>
-              <w:t>0.001, 0.01</w:t>
+              <w:t>0.001, 0.01, 0.1</w:t>
             </w:r>
           </w:p>
         </w:tc>
@@ -4442,12 +4043,15 @@
               <w:rPr>
                 <w:lang w:val="nb-NO"/>
               </w:rPr>
-              <w:t>0.001</w:t>
+              <w:t>0.01</w:t>
             </w:r>
           </w:p>
         </w:tc>
       </w:tr>
       <w:tr>
+        <w:trPr>
+          <w:cantSplit/>
+        </w:trPr>
         <w:tc>
           <w:tcPr>
             <w:tcW w:w="810" w:type="dxa"/>
@@ -4480,14 +4084,12 @@
                 <w:lang w:val="nb-NO"/>
               </w:rPr>
             </w:pPr>
-            <w:proofErr w:type="spellStart"/>
             <w:r>
               <w:rPr>
                 <w:lang w:val="nb-NO"/>
               </w:rPr>
               <w:t>early_stopping</w:t>
             </w:r>
-            <w:proofErr w:type="spellEnd"/>
           </w:p>
         </w:tc>
         <w:tc>
@@ -4520,7 +4122,7 @@
               <w:rPr>
                 <w:lang w:val="nb-NO"/>
               </w:rPr>
-              <w:t>True, False</w:t>
+              <w:t>True (fixed)</w:t>
             </w:r>
           </w:p>
         </w:tc>
@@ -4540,12 +4142,15 @@
               <w:rPr>
                 <w:lang w:val="nb-NO"/>
               </w:rPr>
-              <w:t>False</w:t>
+              <w:t>True</w:t>
             </w:r>
           </w:p>
         </w:tc>
       </w:tr>
       <w:tr>
+        <w:trPr>
+          <w:cantSplit/>
+        </w:trPr>
         <w:tc>
           <w:tcPr>
             <w:tcW w:w="810" w:type="dxa"/>
@@ -4562,6 +4167,7 @@
               <w:rPr>
                 <w:lang w:val="nb-NO"/>
               </w:rPr>
+              <w:lastRenderedPageBreak/>
               <w:t>SVC</w:t>
             </w:r>
           </w:p>
@@ -4578,28 +4184,12 @@
                 <w:lang w:val="nb-NO"/>
               </w:rPr>
             </w:pPr>
-            <w:proofErr w:type="spellStart"/>
-            <w:r>
-              <w:rPr>
-                <w:lang w:val="nb-NO"/>
-              </w:rPr>
-              <w:t>pca</w:t>
-            </w:r>
-            <w:proofErr w:type="spellEnd"/>
-            <w:r>
-              <w:rPr>
-                <w:lang w:val="nb-NO"/>
-              </w:rPr>
-              <w:t>__</w:t>
-            </w:r>
-            <w:proofErr w:type="spellStart"/>
-            <w:r>
-              <w:rPr>
-                <w:lang w:val="nb-NO"/>
-              </w:rPr>
-              <w:t>n_components</w:t>
-            </w:r>
-            <w:proofErr w:type="spellEnd"/>
+            <w:r>
+              <w:rPr>
+                <w:lang w:val="nb-NO"/>
+              </w:rPr>
+              <w:t>pca__n_components</w:t>
+            </w:r>
           </w:p>
         </w:tc>
         <w:tc>
@@ -4632,7 +4222,7 @@
               <w:rPr>
                 <w:lang w:val="nb-NO"/>
               </w:rPr>
-              <w:t>100, 200, 300</w:t>
+              <w:t>35, 50, 75</w:t>
             </w:r>
           </w:p>
         </w:tc>
@@ -4652,12 +4242,15 @@
               <w:rPr>
                 <w:lang w:val="nb-NO"/>
               </w:rPr>
-              <w:t>100</w:t>
+              <w:t>50</w:t>
             </w:r>
           </w:p>
         </w:tc>
       </w:tr>
       <w:tr>
+        <w:trPr>
+          <w:cantSplit/>
+        </w:trPr>
         <w:tc>
           <w:tcPr>
             <w:tcW w:w="810" w:type="dxa"/>
@@ -4728,7 +4321,7 @@
               <w:rPr>
                 <w:lang w:val="nb-NO"/>
               </w:rPr>
-              <w:t>1, 10, 100</w:t>
+              <w:t>0.1, 1, 10</w:t>
             </w:r>
           </w:p>
         </w:tc>
@@ -4754,6 +4347,9 @@
         </w:tc>
       </w:tr>
       <w:tr>
+        <w:trPr>
+          <w:cantSplit/>
+        </w:trPr>
         <w:tc>
           <w:tcPr>
             <w:tcW w:w="810" w:type="dxa"/>
@@ -4762,15 +4358,15 @@
           <w:p>
             <w:pPr>
               <w:pStyle w:val="FirstParagraph"/>
-              <w:rPr>
-                <w:lang w:val="nb-NO"/>
-              </w:rPr>
-            </w:pPr>
-            <w:r>
-              <w:rPr>
-                <w:lang w:val="nb-NO"/>
-              </w:rPr>
-              <w:lastRenderedPageBreak/>
+              <w:keepNext/>
+              <w:rPr>
+                <w:lang w:val="nb-NO"/>
+              </w:rPr>
+            </w:pPr>
+            <w:r>
+              <w:rPr>
+                <w:lang w:val="nb-NO"/>
+              </w:rPr>
               <w:t>SVC</w:t>
             </w:r>
           </w:p>
@@ -4783,6 +4379,7 @@
           <w:p>
             <w:pPr>
               <w:pStyle w:val="FirstParagraph"/>
+              <w:keepNext/>
               <w:rPr>
                 <w:lang w:val="nb-NO"/>
               </w:rPr>
@@ -4803,6 +4400,7 @@
           <w:p>
             <w:pPr>
               <w:pStyle w:val="FirstParagraph"/>
+              <w:keepNext/>
             </w:pPr>
             <w:r>
               <w:t>Reach of each RBF kernel (“bubble” width)</w:t>
@@ -4817,15 +4415,16 @@
           <w:p>
             <w:pPr>
               <w:pStyle w:val="FirstParagraph"/>
-              <w:rPr>
-                <w:lang w:val="nb-NO"/>
-              </w:rPr>
-            </w:pPr>
-            <w:r>
-              <w:rPr>
-                <w:lang w:val="nb-NO"/>
-              </w:rPr>
-              <w:t>0.001, 0.002, 0.004</w:t>
+              <w:keepNext/>
+              <w:rPr>
+                <w:lang w:val="nb-NO"/>
+              </w:rPr>
+            </w:pPr>
+            <w:r>
+              <w:rPr>
+                <w:lang w:val="nb-NO"/>
+              </w:rPr>
+              <w:t>0.002, 0.005, 0.01</w:t>
             </w:r>
           </w:p>
         </w:tc>
@@ -4837,15 +4436,16 @@
           <w:p>
             <w:pPr>
               <w:pStyle w:val="FirstParagraph"/>
-              <w:rPr>
-                <w:lang w:val="nb-NO"/>
-              </w:rPr>
-            </w:pPr>
-            <w:r>
-              <w:rPr>
-                <w:lang w:val="nb-NO"/>
-              </w:rPr>
-              <w:t>0.004</w:t>
+              <w:keepNext/>
+              <w:rPr>
+                <w:lang w:val="nb-NO"/>
+              </w:rPr>
+            </w:pPr>
+            <w:r>
+              <w:rPr>
+                <w:lang w:val="nb-NO"/>
+              </w:rPr>
+              <w:t>0.005</w:t>
             </w:r>
           </w:p>
         </w:tc>
@@ -4856,15 +4456,10 @@
         <w:pStyle w:val="FirstParagraph"/>
       </w:pPr>
       <w:r>
-        <w:t xml:space="preserve">Table 3. </w:t>
-      </w:r>
-      <w:proofErr w:type="gramStart"/>
-      <w:r>
-        <w:t>Hyperparameters,</w:t>
-      </w:r>
-      <w:proofErr w:type="gramEnd"/>
-      <w:r>
-        <w:t xml:space="preserve"> tested values and the value selected by cross-validation.</w:t>
+        <w:rPr>
+          <w:i/>
+        </w:rPr>
+        <w:t>Table 2: Hyperparameters, tested values and the value selected by cross-validation.</w:t>
       </w:r>
     </w:p>
     <w:p>
@@ -4872,7 +4467,7 @@
         <w:pStyle w:val="FirstParagraph"/>
       </w:pPr>
       <w:r>
-        <w:t>We chose coarse grids with a few reasonable steps, because we wanted to keep the run time reasonable (the assignment suggests at most about 30 minutes). The values are rough starting guesses and not derived from theory. A large gamma makes each RBF bubble narrow, so the model follows individual training points closely and risks overfitting. A small gamma makes the bubbles wide and the boundary smooth, which risks underfitting.</w:t>
+        <w:t>Table 2 lists the tested and selected values. We chose coarse grids with a few reasonable steps, because we wanted to keep the run time reasonable (the assignment suggests at most about 30 minutes). The values are rough starting guesses and not derived from theory. A large gamma makes each RBF bubble narrow, so the model follows individual training points closely and risks overfitting. A small gamma makes the bubbles wide and the boundary smooth, which risks underfitting.</w:t>
       </w:r>
     </w:p>
     <w:p>
@@ -4894,10 +4489,7 @@
         <w:pStyle w:val="FirstParagraph"/>
       </w:pPr>
       <w:r>
-        <w:t>We used 3 folds rather than the more common 5. With 9,237 training samples, a validation fold has about 3,079 samples and each CV model is trained on about 6,158. Five folds gave a run time that was too long for the time limit. A drawback of 3 folds is that each CV model sees only two thirds of the training data</w:t>
-      </w:r>
-      <w:r>
-        <w:t>.</w:t>
+        <w:t>We used 5-fold cross-validation. With 9,237 training samples, a validation fold has about 1,847 samples and each CV model is trained on about 7,390 samples (80% of the training data). More folds would give each CV model more training data, but would also make the run time longer. Five folds kept the total run time within the 30-minute guideline.</w:t>
       </w:r>
     </w:p>
     <w:p>
@@ -4908,29 +4500,8 @@
         </w:rPr>
       </w:pPr>
       <w:r>
-        <w:t xml:space="preserve">6.4 </w:t>
-      </w:r>
-      <w:proofErr w:type="spellStart"/>
-      <w:r>
-        <w:t>Results</w:t>
-      </w:r>
-      <w:proofErr w:type="spellEnd"/>
-      <w:r>
-        <w:t xml:space="preserve"> and </w:t>
-      </w:r>
-      <w:proofErr w:type="spellStart"/>
-      <w:r>
-        <w:t>model</w:t>
-      </w:r>
-      <w:proofErr w:type="spellEnd"/>
-      <w:r>
-        <w:t xml:space="preserve"> </w:t>
-      </w:r>
-      <w:proofErr w:type="spellStart"/>
-      <w:r>
-        <w:t>selection</w:t>
-      </w:r>
-      <w:proofErr w:type="spellEnd"/>
+        <w:t>6.4 Results and model selection</w:t>
+      </w:r>
     </w:p>
     <w:tbl>
       <w:tblPr>
@@ -4943,6 +4514,9 @@
         <w:gridCol w:w="2165"/>
       </w:tblGrid>
       <w:tr>
+        <w:trPr>
+          <w:cantSplit/>
+        </w:trPr>
         <w:tc>
           <w:tcPr>
             <w:tcW w:w="0" w:type="auto"/>
@@ -4993,6 +4567,9 @@
         </w:tc>
       </w:tr>
       <w:tr>
+        <w:trPr>
+          <w:cantSplit/>
+        </w:trPr>
         <w:tc>
           <w:tcPr>
             <w:tcW w:w="0" w:type="auto"/>
@@ -5005,28 +4582,12 @@
                 <w:lang w:val="nb-NO"/>
               </w:rPr>
             </w:pPr>
-            <w:proofErr w:type="spellStart"/>
-            <w:r>
-              <w:rPr>
-                <w:lang w:val="nb-NO"/>
-              </w:rPr>
-              <w:t>Decision</w:t>
-            </w:r>
-            <w:proofErr w:type="spellEnd"/>
-            <w:r>
-              <w:rPr>
-                <w:lang w:val="nb-NO"/>
-              </w:rPr>
-              <w:t xml:space="preserve"> </w:t>
-            </w:r>
-            <w:proofErr w:type="spellStart"/>
-            <w:r>
-              <w:rPr>
-                <w:lang w:val="nb-NO"/>
-              </w:rPr>
-              <w:t>tree</w:t>
-            </w:r>
-            <w:proofErr w:type="spellEnd"/>
+            <w:r>
+              <w:rPr>
+                <w:lang w:val="nb-NO"/>
+              </w:rPr>
+              <w:t>Decision tree</w:t>
+            </w:r>
           </w:p>
         </w:tc>
         <w:tc>
@@ -5045,12 +4606,15 @@
               <w:rPr>
                 <w:lang w:val="nb-NO"/>
               </w:rPr>
-              <w:t>0.543</w:t>
+              <w:t>0.545</w:t>
             </w:r>
           </w:p>
         </w:tc>
       </w:tr>
       <w:tr>
+        <w:trPr>
+          <w:cantSplit/>
+        </w:trPr>
         <w:tc>
           <w:tcPr>
             <w:tcW w:w="0" w:type="auto"/>
@@ -5087,12 +4651,15 @@
               <w:rPr>
                 <w:lang w:val="nb-NO"/>
               </w:rPr>
-              <w:t>0.746</w:t>
+              <w:t>0.767</w:t>
             </w:r>
           </w:p>
         </w:tc>
       </w:tr>
       <w:tr>
+        <w:trPr>
+          <w:cantSplit/>
+        </w:trPr>
         <w:tc>
           <w:tcPr>
             <w:tcW w:w="0" w:type="auto"/>
@@ -5101,6 +4668,7 @@
           <w:p>
             <w:pPr>
               <w:pStyle w:val="FirstParagraph"/>
+              <w:keepNext/>
               <w:rPr>
                 <w:lang w:val="nb-NO"/>
               </w:rPr>
@@ -5121,15 +4689,16 @@
           <w:p>
             <w:pPr>
               <w:pStyle w:val="FirstParagraph"/>
-              <w:rPr>
-                <w:lang w:val="nb-NO"/>
-              </w:rPr>
-            </w:pPr>
-            <w:r>
-              <w:rPr>
-                <w:lang w:val="nb-NO"/>
-              </w:rPr>
-              <w:t>0.841</w:t>
+              <w:keepNext/>
+              <w:rPr>
+                <w:lang w:val="nb-NO"/>
+              </w:rPr>
+            </w:pPr>
+            <w:r>
+              <w:rPr>
+                <w:lang w:val="nb-NO"/>
+              </w:rPr>
+              <w:t>0.849</w:t>
             </w:r>
           </w:p>
         </w:tc>
@@ -5140,7 +4709,10 @@
         <w:pStyle w:val="FirstParagraph"/>
       </w:pPr>
       <w:r>
-        <w:t>Table 4. Best cross-validated macro-F1 for each model family.</w:t>
+        <w:rPr>
+          <w:i/>
+        </w:rPr>
+        <w:t>Table 3: Best cross-validated macro-F1 for each model family.</w:t>
       </w:r>
     </w:p>
     <w:p>
@@ -5148,7 +4720,7 @@
         <w:pStyle w:val="Brdtekst"/>
       </w:pPr>
       <w:r>
-        <w:t>The SVC has the highest cross-validated macro-F1 by a clear margin, so we select it. The selected SVC keeps 100 PCA components and uses C = 1 and gamma = 0.004.</w:t>
+        <w:t>The SVC has the highest cross-validated macro-F1 by a clear margin, so we select it. The selected SVC keeps 50 PCA components and uses C = 1 and gamma = 0.005.</w:t>
       </w:r>
     </w:p>
     <w:p>
@@ -5156,7 +4728,11 @@
         <w:pStyle w:val="Brdtekst"/>
       </w:pPr>
       <w:r>
-        <w:t>We select on the cross-validated score and not on the test score. If we selected on the test set, it would no longer be an independent estimate, and we would risk picking the model that happens to fit the test samples. The best CV score is also the highest of many candidates ([120] for the decision tree, [36] for the MLP and [27] for the SVC), so it is probably a little too high. This is one more reason why we use the test score, and not the CV score, to estimate the performance of the selected model in Section 7</w:t>
+        <w:t xml:space="preserve">We select on the cross-validated score and not on the test score. If we selected on the test set, it would no longer be an independent estimate, and we would risk picking the model that happens to fit the test samples. The best CV score is also the highest of many candidates (36 for the decision tree, 27 for the MLP and 27 for the SVC), so it is </w:t>
+      </w:r>
+      <w:r>
+        <w:lastRenderedPageBreak/>
+        <w:t>probably a little too high. This is one more reason why we use the test score, and not the CV score, to estimate the performance of the selected model in Section 7.</w:t>
       </w:r>
     </w:p>
     <w:p>
@@ -5184,7 +4760,7 @@
         <w:pStyle w:val="Brdtekst"/>
       </w:pPr>
       <w:r>
-        <w:t>Several selected values lie on the edge of the grid.</w:t>
+        <w:t>In our first runs, several selected values lay on the edge of the grid, so we extended or moved the grids around them. With the final grids, all selected values lie inside the tested ranges or at a natural limit.</w:t>
       </w:r>
     </w:p>
     <w:p>
@@ -5196,15 +4772,7 @@
         </w:numPr>
       </w:pPr>
       <w:r>
-        <w:t xml:space="preserve">SVC, the lowest </w:t>
-      </w:r>
-      <w:proofErr w:type="spellStart"/>
-      <w:r>
-        <w:t>n_components</w:t>
-      </w:r>
-      <w:proofErr w:type="spellEnd"/>
-      <w:r>
-        <w:t xml:space="preserve"> (100), the lowest C (1) and the highest gamma (0.004).</w:t>
+        <w:t>SVC: n_components = 50, C = 1 and gamma = 0.005 are all in the middle of the tested values.</w:t>
       </w:r>
     </w:p>
     <w:p>
@@ -5222,50 +4790,7 @@
         <w:rPr>
           <w:lang w:val="nb-NO"/>
         </w:rPr>
-        <w:lastRenderedPageBreak/>
-        <w:t xml:space="preserve">MLP, </w:t>
-      </w:r>
-      <w:proofErr w:type="spellStart"/>
-      <w:r>
-        <w:rPr>
-          <w:lang w:val="nb-NO"/>
-        </w:rPr>
-        <w:t>the</w:t>
-      </w:r>
-      <w:proofErr w:type="spellEnd"/>
-      <w:r>
-        <w:rPr>
-          <w:lang w:val="nb-NO"/>
-        </w:rPr>
-        <w:t xml:space="preserve"> </w:t>
-      </w:r>
-      <w:proofErr w:type="spellStart"/>
-      <w:r>
-        <w:rPr>
-          <w:lang w:val="nb-NO"/>
-        </w:rPr>
-        <w:t>highest</w:t>
-      </w:r>
-      <w:proofErr w:type="spellEnd"/>
-      <w:r>
-        <w:rPr>
-          <w:lang w:val="nb-NO"/>
-        </w:rPr>
-        <w:t xml:space="preserve"> </w:t>
-      </w:r>
-      <w:proofErr w:type="spellStart"/>
-      <w:r>
-        <w:rPr>
-          <w:lang w:val="nb-NO"/>
-        </w:rPr>
-        <w:t>alpha</w:t>
-      </w:r>
-      <w:proofErr w:type="spellEnd"/>
-      <w:r>
-        <w:rPr>
-          <w:lang w:val="nb-NO"/>
-        </w:rPr>
-        <w:t xml:space="preserve"> (0.1).</w:t>
+        <w:t>MLP: alpha = 1 and learning_rate_init = 0.01 are both in the middle of the tested values.</w:t>
       </w:r>
     </w:p>
     <w:p>
@@ -5277,47 +4802,7 @@
         </w:numPr>
       </w:pPr>
       <w:r>
-        <w:t xml:space="preserve">Decision tree, </w:t>
-      </w:r>
-      <w:proofErr w:type="spellStart"/>
-      <w:r>
-        <w:t>min_samples_leaf</w:t>
-      </w:r>
-      <w:proofErr w:type="spellEnd"/>
-      <w:r>
-        <w:t xml:space="preserve"> = 1, </w:t>
-      </w:r>
-      <w:proofErr w:type="spellStart"/>
-      <w:r>
-        <w:t>ccp_alpha</w:t>
-      </w:r>
-      <w:proofErr w:type="spellEnd"/>
-      <w:r>
-        <w:t xml:space="preserve"> = 0 and </w:t>
-      </w:r>
-      <w:proofErr w:type="spellStart"/>
-      <w:r>
-        <w:t>max_depth</w:t>
-      </w:r>
-      <w:proofErr w:type="spellEnd"/>
-      <w:r>
-        <w:t xml:space="preserve"> = None are the least </w:t>
-      </w:r>
-      <w:proofErr w:type="spellStart"/>
-      <w:r>
-        <w:t>regularised</w:t>
-      </w:r>
-      <w:proofErr w:type="spellEnd"/>
-      <w:r>
-        <w:t xml:space="preserve"> options available, so the tree is not limited by the grid. It simply prefers no </w:t>
-      </w:r>
-      <w:proofErr w:type="spellStart"/>
-      <w:r>
-        <w:t>regularisation</w:t>
-      </w:r>
-      <w:proofErr w:type="spellEnd"/>
-      <w:r>
-        <w:t xml:space="preserve"> among the values we tested.</w:t>
+        <w:t>Decision tree: max_depth = 24 is in the middle of the tested values. min_samples_leaf = 1 and ccp_alpha = 0 are the least regularised values possible, so the tree is not limited by the grid. It simply prefers little regularisation.</w:t>
       </w:r>
     </w:p>
     <w:p>
@@ -5325,15 +4810,15 @@
         <w:pStyle w:val="Brdtekst"/>
       </w:pPr>
       <w:r>
-        <w:t xml:space="preserve">When the optimum is on the edge, we do not know whether a value outside the grid would be even better. The results for the SVC and MLP may therefore not be optimal. A natural next step is to extend the grids (for example gamma to 0.008 and 0.016, C to 0.3, </w:t>
-      </w:r>
-      <w:proofErr w:type="spellStart"/>
-      <w:r>
-        <w:t>n_components</w:t>
-      </w:r>
-      <w:proofErr w:type="spellEnd"/>
-      <w:r>
-        <w:t xml:space="preserve"> to 50 and 75, and alpha to 0.3 and 1), which we did not do because of the time limit.</w:t>
+        <w:t>Since no selected value lies on an open edge of its grid, a value just outside the grid is unlikely to be much better. The grids are still coarse, so better values may exist between the grid points (Section 6.6).</w:t>
+      </w:r>
+    </w:p>
+    <w:p>
+      <w:pPr>
+        <w:pStyle w:val="Brdtekst"/>
+      </w:pPr>
+      <w:r>
+        <w:t>A possible explanation for why the tree prefers little regularisation is that it needs many splits to separate nine classes in 1,024 dimensions. Even so, the tree is far behind the SVC (Table 3).</w:t>
       </w:r>
     </w:p>
     <w:p>
@@ -5361,31 +4846,7 @@
         <w:pStyle w:val="Brdtekst"/>
       </w:pPr>
       <w:r>
-        <w:t xml:space="preserve">We used grid search and not random search because we had to stay within the time budget. A grid has a fixed and known number of fits, so we could keep the total </w:t>
-      </w:r>
-      <w:proofErr w:type="gramStart"/>
-      <w:r>
-        <w:t>run</w:t>
-      </w:r>
-      <w:proofErr w:type="gramEnd"/>
-      <w:r>
-        <w:t xml:space="preserve"> time under control. It is also easy to reproduce and interpret. Several of our hyperparameters (C, gamma, alpha) are continuous, so a grid can miss good </w:t>
-      </w:r>
-      <w:proofErr w:type="gramStart"/>
-      <w:r>
-        <w:t>values</w:t>
-      </w:r>
-      <w:proofErr w:type="gramEnd"/>
-      <w:r>
-        <w:t xml:space="preserve"> between the points, and random search would cover the continuous range better. We accept this risk in return for a predictable </w:t>
-      </w:r>
-      <w:proofErr w:type="gramStart"/>
-      <w:r>
-        <w:t>run</w:t>
-      </w:r>
-      <w:proofErr w:type="gramEnd"/>
-      <w:r>
-        <w:t xml:space="preserve"> time.</w:t>
+        <w:t>We used grid search and not random search because we had to stay within the time budget. A grid has a fixed and known number of fits, so we could keep the total run time under control. It is also easy to reproduce and interpret. Several of our hyperparameters (C, gamma, alpha) are continuous, so a grid can miss good values between the points, and random search would cover the continuous range better. We accept this risk in return for a predictable run time.</w:t>
       </w:r>
     </w:p>
     <w:p>
@@ -5451,13 +4912,8 @@
           <w:numId w:val="11"/>
         </w:numPr>
       </w:pPr>
-      <w:proofErr w:type="spellStart"/>
-      <w:r>
-        <w:t>StandardScaler</w:t>
-      </w:r>
-      <w:proofErr w:type="spellEnd"/>
-      <w:r>
-        <w:t>, which scales each pixel to mean 0 and standard deviation 1 (fitted on the training data).</w:t>
+      <w:r>
+        <w:t>StandardScaler, which scales each pixel to mean 0 and standard deviation 1 (fitted on the training data).</w:t>
       </w:r>
     </w:p>
     <w:p>
@@ -5475,35 +4931,7 @@
         <w:rPr>
           <w:lang w:val="nb-NO"/>
         </w:rPr>
-        <w:t xml:space="preserve">PCA </w:t>
-      </w:r>
-      <w:proofErr w:type="spellStart"/>
-      <w:r>
-        <w:rPr>
-          <w:lang w:val="nb-NO"/>
-        </w:rPr>
-        <w:t>with</w:t>
-      </w:r>
-      <w:proofErr w:type="spellEnd"/>
-      <w:r>
-        <w:rPr>
-          <w:lang w:val="nb-NO"/>
-        </w:rPr>
-        <w:t xml:space="preserve"> 100 </w:t>
-      </w:r>
-      <w:proofErr w:type="spellStart"/>
-      <w:r>
-        <w:rPr>
-          <w:lang w:val="nb-NO"/>
-        </w:rPr>
-        <w:t>components</w:t>
-      </w:r>
-      <w:proofErr w:type="spellEnd"/>
-      <w:r>
-        <w:rPr>
-          <w:lang w:val="nb-NO"/>
-        </w:rPr>
-        <w:t>.</w:t>
+        <w:t>PCA with 50 components.</w:t>
       </w:r>
     </w:p>
     <w:p>
@@ -5515,15 +4943,7 @@
         </w:numPr>
       </w:pPr>
       <w:r>
-        <w:t xml:space="preserve">SVC with RBF kernel, C = 1, gamma = 0.004 and </w:t>
-      </w:r>
-      <w:proofErr w:type="spellStart"/>
-      <w:r>
-        <w:t>class_weight</w:t>
-      </w:r>
-      <w:proofErr w:type="spellEnd"/>
-      <w:r>
-        <w:t>="balanced".</w:t>
+        <w:t>SVC with RBF kernel, C = 1, gamma = 0.005 and class_weight="balanced".</w:t>
       </w:r>
     </w:p>
     <w:p>
@@ -5536,21 +4956,37 @@
         <w:pStyle w:val="Brdtekst"/>
       </w:pPr>
       <w:r>
-        <w:t xml:space="preserve">The RBF kernel measures the similarity between two images as </w:t>
-      </w:r>
-      <w:proofErr w:type="gramStart"/>
-      <w:r>
-        <w:t>exp(</w:t>
-      </w:r>
-      <w:proofErr w:type="gramEnd"/>
-      <w:r>
+        <w:t>The RBF kernel measures the similarity between two images as exp(−</w:t>
+      </w:r>
+      <w:r>
+        <w:rPr>
+          <w:lang w:val="nb-NO"/>
+        </w:rPr>
+        <w:t>γ</w:t>
+      </w:r>
+      <w:r>
+        <w:rPr>
+          <w:rFonts w:ascii="Arial" w:hAnsi="Arial" w:cs="Arial"/>
+        </w:rPr>
+        <w:t>‖</w:t>
+      </w:r>
+      <w:r>
+        <w:t xml:space="preserve">x </w:t>
+      </w:r>
+      <w:r>
+        <w:rPr>
+          <w:rFonts w:ascii="Aptos" w:hAnsi="Aptos" w:cs="Aptos"/>
+        </w:rPr>
         <w:t>−</w:t>
       </w:r>
       <w:r>
-        <w:rPr>
-          <w:lang w:val="nb-NO"/>
-        </w:rPr>
-        <w:t>γ</w:t>
+        <w:t xml:space="preserve"> x</w:t>
+      </w:r>
+      <w:r>
+        <w:rPr>
+          <w:rFonts w:ascii="Aptos" w:hAnsi="Aptos" w:cs="Aptos"/>
+        </w:rPr>
+        <w:t>′</w:t>
       </w:r>
       <w:r>
         <w:rPr>
@@ -5559,45 +4995,17 @@
         <w:t>‖</w:t>
       </w:r>
       <w:r>
-        <w:t xml:space="preserve">x </w:t>
-      </w:r>
-      <w:r>
         <w:rPr>
           <w:rFonts w:ascii="Aptos" w:hAnsi="Aptos" w:cs="Aptos"/>
         </w:rPr>
-        <w:t>−</w:t>
-      </w:r>
-      <w:r>
-        <w:t xml:space="preserve"> x</w:t>
-      </w:r>
-      <w:r>
-        <w:rPr>
-          <w:rFonts w:ascii="Aptos" w:hAnsi="Aptos" w:cs="Aptos"/>
-        </w:rPr>
-        <w:t>′</w:t>
-      </w:r>
-      <w:r>
-        <w:rPr>
-          <w:rFonts w:ascii="Arial" w:hAnsi="Arial" w:cs="Arial"/>
-        </w:rPr>
-        <w:t>‖</w:t>
-      </w:r>
-      <w:r>
-        <w:rPr>
-          <w:rFonts w:ascii="Aptos" w:hAnsi="Aptos" w:cs="Aptos"/>
-        </w:rPr>
         <w:t>²</w:t>
       </w:r>
       <w:r>
-        <w:t xml:space="preserve">) in the reduced </w:t>
-      </w:r>
-      <w:proofErr w:type="gramStart"/>
-      <w:r>
-        <w:t>space, and</w:t>
-      </w:r>
-      <w:proofErr w:type="gramEnd"/>
-      <w:r>
-        <w:t xml:space="preserve"> lets the model separate the classes with a non-linear boundary. C = 1 is the lowest value we tested, which means the margin is soft and allows some training errors. For nine classes scikit-learn builds 36 binary classifiers (one per pair of classes) and lets them vote.</w:t>
+        <w:t xml:space="preserve">) in the reduced space, and lets the model separate the classes with a non-linear boundary. C = </w:t>
+      </w:r>
+      <w:r>
+        <w:lastRenderedPageBreak/>
+        <w:t>1 lies in the middle of the tested values (0.1, 1 and 10). It gives a fairly soft margin that allows some training errors. For nine classes scikit-learn builds 36 binary classifiers (one per pair of classes) and lets them vote.</w:t>
       </w:r>
     </w:p>
     <w:p>
@@ -5605,7 +5013,7 @@
         <w:pStyle w:val="Brdtekst"/>
       </w:pPr>
       <w:r>
-        <w:t>We selected the SVC because it had the highest cross-validated macro-F1, [0.841] against [0.746] for the MLP and [0.543] for the decision tree (Section 6.4). Possible reasons why the SVC performs best are that PCA removes some pixel noise and that the SVC was trained with class weights. We have not tested these explanations separately. After the selection, the test results also showed that the SVC has the smallest gap between training and test macro-F1, [0.969] against [0.854] (Section 7.5), which supports the choice.</w:t>
+        <w:t>We selected the SVC because it had the highest cross-validated macro-F1, 0.849 against 0.767 for the MLP and 0.545 for the decision tree (Section 6.4). Possible reasons why the SVC performs best are that PCA removes some pixel noise and that the SVC was trained with class weights. We have not tested these explanations separately.</w:t>
       </w:r>
     </w:p>
     <w:p>
@@ -5621,7 +5029,6 @@
         <w:rPr>
           <w:lang w:val="en-US"/>
         </w:rPr>
-        <w:lastRenderedPageBreak/>
         <w:t>7.2 Estimated performance on new data</w:t>
       </w:r>
     </w:p>
@@ -5630,7 +5037,7 @@
         <w:pStyle w:val="FirstParagraph"/>
       </w:pPr>
       <w:r>
-        <w:t>The final model was trained on the whole training set (9,237 samples) and evaluated once on the untouched test set (1,631 samples)</w:t>
+        <w:t>The final model was trained on the whole training set (9,237 samples) and evaluated once on the untouched test set (1,631 samples). Table 4 shows the results.</w:t>
       </w:r>
     </w:p>
     <w:tbl>
@@ -5640,12 +5047,15 @@
         <w:tblLook w:val="04A0" w:firstRow="1" w:lastRow="0" w:firstColumn="1" w:lastColumn="0" w:noHBand="0" w:noVBand="1"/>
       </w:tblPr>
       <w:tblGrid>
-        <w:gridCol w:w="1565"/>
-        <w:gridCol w:w="1497"/>
-        <w:gridCol w:w="2511"/>
-        <w:gridCol w:w="3483"/>
+        <w:gridCol w:w="1742"/>
+        <w:gridCol w:w="3032"/>
+        <w:gridCol w:w="1767"/>
+        <w:gridCol w:w="2515"/>
       </w:tblGrid>
       <w:tr>
+        <w:trPr>
+          <w:cantSplit/>
+        </w:trPr>
         <w:tc>
           <w:tcPr>
             <w:tcW w:w="0" w:type="auto"/>
@@ -5736,22 +5146,15 @@
                 <w:bCs/>
                 <w:lang w:val="nb-NO"/>
               </w:rPr>
-              <w:t xml:space="preserve">Test </w:t>
-            </w:r>
-            <w:proofErr w:type="spellStart"/>
-            <w:r>
-              <w:rPr>
-                <w:b/>
-                <w:bCs/>
-                <w:lang w:val="nb-NO"/>
-              </w:rPr>
-              <w:t>accuracy</w:t>
-            </w:r>
-            <w:proofErr w:type="spellEnd"/>
+              <w:t>Test accuracy</w:t>
+            </w:r>
           </w:p>
         </w:tc>
       </w:tr>
       <w:tr>
+        <w:trPr>
+          <w:cantSplit/>
+        </w:trPr>
         <w:tc>
           <w:tcPr>
             <w:tcW w:w="0" w:type="auto"/>
@@ -5760,29 +5163,16 @@
           <w:p>
             <w:pPr>
               <w:pStyle w:val="Brdtekst"/>
-              <w:rPr>
-                <w:lang w:val="nb-NO"/>
-              </w:rPr>
-            </w:pPr>
-            <w:r>
-              <w:rPr>
-                <w:lang w:val="nb-NO"/>
-              </w:rPr>
-              <w:t>SVC (</w:t>
-            </w:r>
-            <w:proofErr w:type="spellStart"/>
-            <w:r>
-              <w:rPr>
-                <w:lang w:val="nb-NO"/>
-              </w:rPr>
-              <w:t>selected</w:t>
-            </w:r>
-            <w:proofErr w:type="spellEnd"/>
-            <w:r>
-              <w:rPr>
-                <w:lang w:val="nb-NO"/>
-              </w:rPr>
-              <w:t>)</w:t>
+              <w:keepNext/>
+              <w:rPr>
+                <w:lang w:val="nb-NO"/>
+              </w:rPr>
+            </w:pPr>
+            <w:r>
+              <w:rPr>
+                <w:lang w:val="nb-NO"/>
+              </w:rPr>
+              <w:t>SVC (selected)</w:t>
             </w:r>
           </w:p>
         </w:tc>
@@ -5794,15 +5184,16 @@
           <w:p>
             <w:pPr>
               <w:pStyle w:val="Brdtekst"/>
-              <w:rPr>
-                <w:lang w:val="nb-NO"/>
-              </w:rPr>
-            </w:pPr>
-            <w:r>
-              <w:rPr>
-                <w:lang w:val="nb-NO"/>
-              </w:rPr>
-              <w:t>0.841</w:t>
+              <w:keepNext/>
+              <w:rPr>
+                <w:lang w:val="nb-NO"/>
+              </w:rPr>
+            </w:pPr>
+            <w:r>
+              <w:rPr>
+                <w:lang w:val="nb-NO"/>
+              </w:rPr>
+              <w:t>0.849</w:t>
             </w:r>
           </w:p>
         </w:tc>
@@ -5814,15 +5205,16 @@
           <w:p>
             <w:pPr>
               <w:pStyle w:val="Brdtekst"/>
-              <w:rPr>
-                <w:lang w:val="nb-NO"/>
-              </w:rPr>
-            </w:pPr>
-            <w:r>
-              <w:rPr>
-                <w:lang w:val="nb-NO"/>
-              </w:rPr>
-              <w:t>0.854</w:t>
+              <w:keepNext/>
+              <w:rPr>
+                <w:lang w:val="nb-NO"/>
+              </w:rPr>
+            </w:pPr>
+            <w:r>
+              <w:rPr>
+                <w:lang w:val="nb-NO"/>
+              </w:rPr>
+              <w:t>0.848</w:t>
             </w:r>
           </w:p>
         </w:tc>
@@ -5834,210 +5226,10 @@
           <w:p>
             <w:pPr>
               <w:pStyle w:val="Brdtekst"/>
-            </w:pPr>
-            <w:r>
-              <w:t xml:space="preserve">88.5% (1,443 of 1,631) </w:t>
-            </w:r>
-            <w:r>
-              <w:rPr>
-                <w:b/>
-                <w:bCs/>
-              </w:rPr>
-              <w:t xml:space="preserve">[KODE 2 accuracy </w:t>
-            </w:r>
-            <w:proofErr w:type="spellStart"/>
-            <w:r>
-              <w:rPr>
-                <w:b/>
-                <w:bCs/>
-              </w:rPr>
-              <w:t>fra</w:t>
-            </w:r>
-            <w:proofErr w:type="spellEnd"/>
-            <w:r>
-              <w:rPr>
-                <w:b/>
-                <w:bCs/>
-              </w:rPr>
-              <w:t xml:space="preserve"> </w:t>
-            </w:r>
-            <w:proofErr w:type="spellStart"/>
-            <w:r>
-              <w:rPr>
-                <w:b/>
-                <w:bCs/>
-              </w:rPr>
-              <w:t>classification_report</w:t>
-            </w:r>
-            <w:proofErr w:type="spellEnd"/>
-            <w:r>
-              <w:rPr>
-                <w:b/>
-                <w:bCs/>
-              </w:rPr>
-              <w:t>]</w:t>
-            </w:r>
-          </w:p>
-        </w:tc>
-      </w:tr>
-      <w:tr>
-        <w:tc>
-          <w:tcPr>
-            <w:tcW w:w="0" w:type="auto"/>
-            <w:hideMark/>
-          </w:tcPr>
-          <w:p>
-            <w:pPr>
-              <w:pStyle w:val="Brdtekst"/>
-              <w:rPr>
-                <w:lang w:val="nb-NO"/>
-              </w:rPr>
-            </w:pPr>
-            <w:r>
-              <w:rPr>
-                <w:lang w:val="nb-NO"/>
-              </w:rPr>
-              <w:t>Baseline “</w:t>
-            </w:r>
-            <w:proofErr w:type="spellStart"/>
-            <w:r>
-              <w:rPr>
-                <w:lang w:val="nb-NO"/>
-              </w:rPr>
-              <w:t>always</w:t>
-            </w:r>
-            <w:proofErr w:type="spellEnd"/>
-            <w:r>
-              <w:rPr>
-                <w:lang w:val="nb-NO"/>
-              </w:rPr>
-              <w:t xml:space="preserve"> </w:t>
-            </w:r>
-            <w:proofErr w:type="spellStart"/>
-            <w:r>
-              <w:rPr>
-                <w:lang w:val="nb-NO"/>
-              </w:rPr>
-              <w:t>Crypto</w:t>
-            </w:r>
-            <w:proofErr w:type="spellEnd"/>
-            <w:r>
-              <w:rPr>
-                <w:lang w:val="nb-NO"/>
-              </w:rPr>
-              <w:t>”</w:t>
-            </w:r>
-          </w:p>
-        </w:tc>
-        <w:tc>
-          <w:tcPr>
-            <w:tcW w:w="0" w:type="auto"/>
-            <w:hideMark/>
-          </w:tcPr>
-          <w:p>
-            <w:pPr>
-              <w:pStyle w:val="Brdtekst"/>
-              <w:rPr>
-                <w:lang w:val="nb-NO"/>
-              </w:rPr>
-            </w:pPr>
-            <w:r>
-              <w:rPr>
-                <w:lang w:val="nb-NO"/>
-              </w:rPr>
-              <w:t>–</w:t>
-            </w:r>
-          </w:p>
-        </w:tc>
-        <w:tc>
-          <w:tcPr>
-            <w:tcW w:w="0" w:type="auto"/>
-            <w:hideMark/>
-          </w:tcPr>
-          <w:p>
-            <w:pPr>
-              <w:pStyle w:val="Brdtekst"/>
-              <w:rPr>
-                <w:lang w:val="nb-NO"/>
-              </w:rPr>
-            </w:pPr>
-            <w:r>
-              <w:rPr>
-                <w:lang w:val="nb-NO"/>
-              </w:rPr>
-              <w:t xml:space="preserve">0.056 </w:t>
-            </w:r>
-            <w:r>
-              <w:rPr>
-                <w:b/>
-                <w:bCs/>
-                <w:lang w:val="nb-NO"/>
-              </w:rPr>
-              <w:t xml:space="preserve">[KODE 4 </w:t>
-            </w:r>
-            <w:proofErr w:type="spellStart"/>
-            <w:r>
-              <w:rPr>
-                <w:b/>
-                <w:bCs/>
-                <w:lang w:val="nb-NO"/>
-              </w:rPr>
-              <w:t>DummyClassifier</w:t>
-            </w:r>
-            <w:proofErr w:type="spellEnd"/>
-            <w:r>
-              <w:rPr>
-                <w:b/>
-                <w:bCs/>
-                <w:lang w:val="nb-NO"/>
-              </w:rPr>
-              <w:t>]</w:t>
-            </w:r>
-          </w:p>
-        </w:tc>
-        <w:tc>
-          <w:tcPr>
-            <w:tcW w:w="0" w:type="auto"/>
-            <w:hideMark/>
-          </w:tcPr>
-          <w:p>
-            <w:pPr>
-              <w:pStyle w:val="Brdtekst"/>
-              <w:rPr>
-                <w:lang w:val="nb-NO"/>
-              </w:rPr>
-            </w:pPr>
-            <w:r>
-              <w:rPr>
-                <w:lang w:val="nb-NO"/>
-              </w:rPr>
-              <w:t xml:space="preserve">33.8% </w:t>
-            </w:r>
-            <w:r>
-              <w:rPr>
-                <w:b/>
-                <w:bCs/>
-                <w:lang w:val="nb-NO"/>
-              </w:rPr>
-              <w:t xml:space="preserve">[KODE 4 </w:t>
-            </w:r>
-            <w:proofErr w:type="spellStart"/>
-            <w:r>
-              <w:rPr>
-                <w:b/>
-                <w:bCs/>
-                <w:lang w:val="nb-NO"/>
-              </w:rPr>
-              <w:t>DummyClassifier</w:t>
-            </w:r>
-            <w:proofErr w:type="spellEnd"/>
-            <w:r>
-              <w:rPr>
-                <w:b/>
-                <w:bCs/>
-                <w:lang w:val="nb-NO"/>
-              </w:rPr>
-              <w:t>]</w:t>
+              <w:keepNext/>
+            </w:pPr>
+            <w:r>
+              <w:t>87.7% (1,431 of 1,631)</w:t>
             </w:r>
           </w:p>
         </w:tc>
@@ -6061,7 +5253,7 @@
           <w:i/>
           <w:iCs/>
         </w:rPr>
-        <w:t>Table 5: Performance of the selected model. CV = 3-fold cross-validation on the training set; test = held-out test set.</w:t>
+        <w:t>Table 4: Performance of the selected model. CV = 5-fold cross-validation on the training set; test = held-out test set.</w:t>
       </w:r>
     </w:p>
     <w:p>
@@ -6069,13 +5261,10 @@
         <w:pStyle w:val="Brdtekst"/>
       </w:pPr>
       <w:r>
-        <w:t>Our estimate of the performance on new data is therefore a macro-F1 of about 0.85 and an accuracy of about 88.5%. The baseline that always predicts the most common class (Crypto) is far below, which confirms that the model has learned something real</w:t>
-      </w:r>
-      <w:r>
-        <w:t xml:space="preserve">. </w:t>
-      </w:r>
-      <w:r>
-        <w:t>As explained in Section 6.4, we use the test score and not the CV score as our estimate. The test score ([0.854]) is slightly higher than the CV score ([0.841]), even though the best CV score is expected to be a little too high. A likely reason is that each CV model is trained on only two thirds of the training data (Section 6.3), while the final model uses all of it. A test set of 1,631 samples also gives some random variation.</w:t>
+        <w:t xml:space="preserve">Our estimate of the performance on new data is therefore a macro-F1 of about 0.85 and an accuracy of about 88%. </w:t>
+      </w:r>
+      <w:r>
+        <w:t>As explained in Section 6.4, we use the test score and not the CV score as our estimate. The test score (0.848) is almost the same as the CV score (0.849). The best CV score was expected to be a little too high, since it is the highest of many candidates, but the test set shows that this bias is small. This agreement is a useful sanity check of our model selection procedure.</w:t>
       </w:r>
     </w:p>
     <w:p>
@@ -6083,15 +5272,7 @@
         <w:pStyle w:val="Brdtekst"/>
       </w:pPr>
       <w:r>
-        <w:t xml:space="preserve">The estimate has some caveats. It was computed on deduplicated data with Installer removed, and on a test set with the same class distribution as the training data. Real performance may be lower for new kinds of malware, a different mix of programs, or the Installer class, which the model cannot </w:t>
-      </w:r>
-      <w:proofErr w:type="spellStart"/>
-      <w:r>
-        <w:t>recognise</w:t>
-      </w:r>
-      <w:proofErr w:type="spellEnd"/>
-      <w:r>
-        <w:t xml:space="preserve"> (Summary).</w:t>
+        <w:t>The estimate has some caveats. It was computed on deduplicated data with Installer removed, and on a test set with the same class distribution as the training data. Real performance may be lower for new kinds of malware, a different mix of programs, or the Installer class, which the model cannot recognise (Summary).</w:t>
       </w:r>
     </w:p>
     <w:p>
@@ -6106,21 +5287,8 @@
       <w:bookmarkStart w:id="6" w:name="performance-per-class"/>
       <w:bookmarkEnd w:id="5"/>
       <w:r>
-        <w:t xml:space="preserve">7.3 </w:t>
-      </w:r>
-      <w:proofErr w:type="spellStart"/>
-      <w:r>
-        <w:t>Performance</w:t>
-      </w:r>
-      <w:proofErr w:type="spellEnd"/>
-      <w:r>
-        <w:t xml:space="preserve"> per </w:t>
-      </w:r>
-      <w:proofErr w:type="spellStart"/>
-      <w:r>
-        <w:t>class</w:t>
-      </w:r>
-      <w:proofErr w:type="spellEnd"/>
+        <w:t>7.3 Performance per class</w:t>
+      </w:r>
     </w:p>
     <w:tbl>
       <w:tblPr>
@@ -6138,6 +5306,7 @@
       <w:tr>
         <w:trPr>
           <w:trHeight w:val="691"/>
+          <w:cantSplit/>
         </w:trPr>
         <w:tc>
           <w:tcPr>
@@ -6208,6 +5377,7 @@
       <w:tr>
         <w:trPr>
           <w:trHeight w:val="667"/>
+          <w:cantSplit/>
         </w:trPr>
         <w:tc>
           <w:tcPr>
@@ -6231,7 +5401,7 @@
               <w:pStyle w:val="Compact"/>
             </w:pPr>
             <w:r>
-              <w:t>0.36</w:t>
+              <w:t>0.33</w:t>
             </w:r>
           </w:p>
         </w:tc>
@@ -6244,7 +5414,7 @@
               <w:pStyle w:val="Compact"/>
             </w:pPr>
             <w:r>
-              <w:t>0.26</w:t>
+              <w:t>0.29</w:t>
             </w:r>
           </w:p>
         </w:tc>
@@ -6257,7 +5427,7 @@
               <w:pStyle w:val="Compact"/>
             </w:pPr>
             <w:r>
-              <w:t>0.30</w:t>
+              <w:t>0.31</w:t>
             </w:r>
           </w:p>
         </w:tc>
@@ -6278,6 +5448,7 @@
       <w:tr>
         <w:trPr>
           <w:trHeight w:val="691"/>
+          <w:cantSplit/>
         </w:trPr>
         <w:tc>
           <w:tcPr>
@@ -6314,7 +5485,7 @@
               <w:pStyle w:val="Compact"/>
             </w:pPr>
             <w:r>
-              <w:t>0.98</w:t>
+              <w:t>0.96</w:t>
             </w:r>
           </w:p>
         </w:tc>
@@ -6327,7 +5498,7 @@
               <w:pStyle w:val="Compact"/>
             </w:pPr>
             <w:r>
-              <w:t>0.98</w:t>
+              <w:t>0.97</w:t>
             </w:r>
           </w:p>
         </w:tc>
@@ -6348,6 +5519,7 @@
       <w:tr>
         <w:trPr>
           <w:trHeight w:val="667"/>
+          <w:cantSplit/>
         </w:trPr>
         <w:tc>
           <w:tcPr>
@@ -6372,7 +5544,7 @@
               <w:pStyle w:val="Compact"/>
             </w:pPr>
             <w:r>
-              <w:t>0.93</w:t>
+              <w:t>0.95</w:t>
             </w:r>
           </w:p>
         </w:tc>
@@ -6398,7 +5570,7 @@
               <w:pStyle w:val="Compact"/>
             </w:pPr>
             <w:r>
-              <w:t>0.95</w:t>
+              <w:t>0.96</w:t>
             </w:r>
           </w:p>
         </w:tc>
@@ -6419,6 +5591,7 @@
       <w:tr>
         <w:trPr>
           <w:trHeight w:val="691"/>
+          <w:cantSplit/>
         </w:trPr>
         <w:tc>
           <w:tcPr>
@@ -6455,7 +5628,7 @@
               <w:pStyle w:val="Compact"/>
             </w:pPr>
             <w:r>
-              <w:t>0.95</w:t>
+              <w:t>0.97</w:t>
             </w:r>
           </w:p>
         </w:tc>
@@ -6468,7 +5641,7 @@
               <w:pStyle w:val="Compact"/>
             </w:pPr>
             <w:r>
-              <w:t>0.96</w:t>
+              <w:t>0.97</w:t>
             </w:r>
           </w:p>
         </w:tc>
@@ -6489,6 +5662,7 @@
       <w:tr>
         <w:trPr>
           <w:trHeight w:val="667"/>
+          <w:cantSplit/>
         </w:trPr>
         <w:tc>
           <w:tcPr>
@@ -6512,7 +5686,7 @@
               <w:pStyle w:val="Compact"/>
             </w:pPr>
             <w:r>
-              <w:t>0.92</w:t>
+              <w:t>0.94</w:t>
             </w:r>
           </w:p>
         </w:tc>
@@ -6525,7 +5699,7 @@
               <w:pStyle w:val="Compact"/>
             </w:pPr>
             <w:r>
-              <w:t>0.92</w:t>
+              <w:t>0.90</w:t>
             </w:r>
           </w:p>
         </w:tc>
@@ -6559,6 +5733,7 @@
       <w:tr>
         <w:trPr>
           <w:trHeight w:val="691"/>
+          <w:cantSplit/>
         </w:trPr>
         <w:tc>
           <w:tcPr>
@@ -6595,7 +5770,7 @@
               <w:pStyle w:val="Compact"/>
             </w:pPr>
             <w:r>
-              <w:t>0.92</w:t>
+              <w:t>0.91</w:t>
             </w:r>
           </w:p>
         </w:tc>
@@ -6629,6 +5804,7 @@
       <w:tr>
         <w:trPr>
           <w:trHeight w:val="667"/>
+          <w:cantSplit/>
         </w:trPr>
         <w:tc>
           <w:tcPr>
@@ -6652,7 +5828,7 @@
               <w:pStyle w:val="Compact"/>
             </w:pPr>
             <w:r>
-              <w:t>0.83</w:t>
+              <w:t>0.85</w:t>
             </w:r>
           </w:p>
         </w:tc>
@@ -6665,7 +5841,7 @@
               <w:pStyle w:val="Compact"/>
             </w:pPr>
             <w:r>
-              <w:t>0.92</w:t>
+              <w:t>0.90</w:t>
             </w:r>
           </w:p>
         </w:tc>
@@ -6699,6 +5875,7 @@
       <w:tr>
         <w:trPr>
           <w:trHeight w:val="691"/>
+          <w:cantSplit/>
         </w:trPr>
         <w:tc>
           <w:tcPr>
@@ -6722,33 +5899,33 @@
               <w:pStyle w:val="Compact"/>
             </w:pPr>
             <w:r>
+              <w:t>0.77</w:t>
+            </w:r>
+          </w:p>
+        </w:tc>
+        <w:tc>
+          <w:tcPr>
+            <w:tcW w:w="0" w:type="auto"/>
+          </w:tcPr>
+          <w:p>
+            <w:pPr>
+              <w:pStyle w:val="Compact"/>
+            </w:pPr>
+            <w:r>
+              <w:t>0.94</w:t>
+            </w:r>
+          </w:p>
+        </w:tc>
+        <w:tc>
+          <w:tcPr>
+            <w:tcW w:w="0" w:type="auto"/>
+          </w:tcPr>
+          <w:p>
+            <w:pPr>
+              <w:pStyle w:val="Compact"/>
+            </w:pPr>
+            <w:r>
               <w:t>0.85</w:t>
-            </w:r>
-          </w:p>
-        </w:tc>
-        <w:tc>
-          <w:tcPr>
-            <w:tcW w:w="0" w:type="auto"/>
-          </w:tcPr>
-          <w:p>
-            <w:pPr>
-              <w:pStyle w:val="Compact"/>
-            </w:pPr>
-            <w:r>
-              <w:t>0.95</w:t>
-            </w:r>
-          </w:p>
-        </w:tc>
-        <w:tc>
-          <w:tcPr>
-            <w:tcW w:w="0" w:type="auto"/>
-          </w:tcPr>
-          <w:p>
-            <w:pPr>
-              <w:pStyle w:val="Compact"/>
-            </w:pPr>
-            <w:r>
-              <w:t>0.90</w:t>
             </w:r>
           </w:p>
         </w:tc>
@@ -6769,6 +5946,7 @@
       <w:tr>
         <w:trPr>
           <w:trHeight w:val="691"/>
+          <w:cantSplit/>
         </w:trPr>
         <w:tc>
           <w:tcPr>
@@ -6777,6 +5955,7 @@
           <w:p>
             <w:pPr>
               <w:pStyle w:val="Compact"/>
+              <w:keepNext/>
             </w:pPr>
             <w:r>
               <w:t>Heuristic</w:t>
@@ -6790,9 +5969,10 @@
           <w:p>
             <w:pPr>
               <w:pStyle w:val="Compact"/>
-            </w:pPr>
-            <w:r>
-              <w:t>0.79</w:t>
+              <w:keepNext/>
+            </w:pPr>
+            <w:r>
+              <w:t>0.78</w:t>
             </w:r>
           </w:p>
         </w:tc>
@@ -6803,9 +5983,10 @@
           <w:p>
             <w:pPr>
               <w:pStyle w:val="Compact"/>
-            </w:pPr>
-            <w:r>
-              <w:t>0.96</w:t>
+              <w:keepNext/>
+            </w:pPr>
+            <w:r>
+              <w:t>0.95</w:t>
             </w:r>
           </w:p>
         </w:tc>
@@ -6816,9 +5997,10 @@
           <w:p>
             <w:pPr>
               <w:pStyle w:val="Compact"/>
-            </w:pPr>
-            <w:r>
-              <w:t>0.87</w:t>
+              <w:keepNext/>
+            </w:pPr>
+            <w:r>
+              <w:t>0.86</w:t>
             </w:r>
           </w:p>
         </w:tc>
@@ -6829,6 +6011,7 @@
           <w:p>
             <w:pPr>
               <w:pStyle w:val="Compact"/>
+              <w:keepNext/>
             </w:pPr>
             <w:r>
               <w:t>76</w:t>
@@ -6852,37 +6035,29 @@
           <w:i/>
           <w:iCs/>
         </w:rPr>
-        <w:t xml:space="preserve">Table 6. Per-class results of the SVC on the test set. </w:t>
-      </w:r>
-      <w:r>
-        <w:rPr>
-          <w:b/>
-          <w:bCs/>
+        <w:t>Table 5: Per-class results of the SVC on the test set.</w:t>
+      </w:r>
+    </w:p>
+    <w:p>
+      <w:pPr>
+        <w:pStyle w:val="Brdtekst"/>
+        <w:rPr>
           <w:i/>
           <w:iCs/>
         </w:rPr>
-        <w:t>[KODE 2 classification_report for SVC med klassenavn, omgjort til tabell]</w:t>
+      </w:pPr>
+      <w:r>
+        <w:rPr>
+          <w:i w:val="0"/>
+          <w:iCs/>
+        </w:rPr>
+        <w:t>All eight malware classes have F1 between 0.85 and 0.97. The class that stands out is Good, with F1 0.31. Downloader and Heuristic have higher recall than precision, which means that other programs are sometimes assigned to them, mainly Good and Backdoor 1 for Downloader and mainly Crypto for Heuristic (Figure 4).</w:t>
       </w:r>
     </w:p>
     <w:p>
       <w:pPr>
         <w:pStyle w:val="Brdtekst"/>
-        <w:rPr>
-          <w:i/>
-          <w:iCs/>
-        </w:rPr>
-      </w:pPr>
-      <w:r>
-        <w:rPr>
-          <w:i/>
-          <w:iCs/>
-        </w:rPr>
-        <w:t>All eight malware classes have F1 between 0.87 and 0.98. The class that stands out is Good, with F1 0.30. Downloader and Heuristic have higher recall than precision, which means that other programs, mainly Good, are sometimes assigned to them (Figure 4).</w:t>
-      </w:r>
-    </w:p>
-    <w:p>
-      <w:pPr>
-        <w:pStyle w:val="Brdtekst"/>
+        <w:keepNext/>
         <w:rPr>
           <w:i/>
           <w:iCs/>
@@ -6897,7 +6072,7 @@
         <w:lastRenderedPageBreak/>
         <w:drawing>
           <wp:inline distT="0" distB="0" distL="0" distR="0" wp14:anchorId="161BB48A" wp14:editId="3FE9BE44">
-            <wp:extent cx="4819650" cy="4524375"/>
+            <wp:extent cx="4819650" cy="4551359"/>
             <wp:effectExtent l="0" t="0" r="0" b="9525"/>
             <wp:docPr id="1933525387" name="Bilde 1"/>
             <wp:cNvGraphicFramePr>
@@ -6911,7 +6086,7 @@
                     <pic:cNvPicPr/>
                   </pic:nvPicPr>
                   <pic:blipFill>
-                    <a:blip r:embed="rId13"/>
+                    <a:blip r:embed="rId15"/>
                     <a:stretch>
                       <a:fillRect/>
                     </a:stretch>
@@ -6919,7 +6094,7 @@
                   <pic:spPr>
                     <a:xfrm>
                       <a:off x="0" y="0"/>
-                      <a:ext cx="4819650" cy="4524375"/>
+                      <a:ext cx="4819650" cy="4551359"/>
                     </a:xfrm>
                     <a:prstGeom prst="rect">
                       <a:avLst/>
@@ -6947,25 +6122,16 @@
           <w:i/>
           <w:iCs/>
         </w:rPr>
-        <w:t xml:space="preserve">Figure 4. Confusion matrix of the SVC on the test set. </w:t>
-      </w:r>
-      <w:r>
-        <w:rPr>
-          <w:b/>
-          <w:bCs/>
+        <w:t>Figure 4: Confusion matrix of the SVC on the test set.</w:t>
+      </w:r>
+    </w:p>
+    <w:p>
+      <w:pPr>
+        <w:pStyle w:val="Brdtekst"/>
+        <w:rPr>
           <w:i/>
           <w:iCs/>
         </w:rPr>
-        <w:t>[KODE 1 konfusjonsmatrise med klassenavn på aksene (display_labels)]</w:t>
-      </w:r>
-    </w:p>
-    <w:p>
-      <w:pPr>
-        <w:pStyle w:val="Brdtekst"/>
-        <w:rPr>
-          <w:i/>
-          <w:iCs/>
-        </w:rPr>
       </w:pPr>
     </w:p>
     <w:p>
@@ -6981,58 +6147,75 @@
         <w:rPr>
           <w:lang w:val="en-US"/>
         </w:rPr>
+        <w:t>7.4 Low score on Good</w:t>
+      </w:r>
+      <w:r>
+        <w:rPr>
+          <w:lang w:val="en-US"/>
+        </w:rPr>
+      </w:r>
+      <w:r>
+        <w:rPr>
+          <w:lang w:val="en-US"/>
+        </w:rPr>
+      </w:r>
+      <w:r>
+        <w:rPr>
+          <w:lang w:val="en-US"/>
+        </w:rPr>
+      </w:r>
+    </w:p>
+    <w:p>
+      <w:pPr>
+        <w:rPr>
+          <w:lang w:val="en-US"/>
+        </w:rPr>
+      </w:pPr>
+      <w:r>
+        <w:rPr>
+          <w:lang w:val="en-US"/>
+        </w:rPr>
+        <w:t>Class size alone does not explain the low F1 for Good, since Adware has only 320 samples and reaches an F1 of 0.97. A possible explanation is that Good consists of many different kinds of ordinary programs, so the images in this class vary more than in the malware classes. We have not tested this. Figure 4 shows that the largest confusion is between Good and Backdoor 2.</w:t>
+      </w:r>
+    </w:p>
+    <w:p>
+      <w:pPr>
+        <w:pStyle w:val="Brdtekst"/>
+      </w:pPr>
+      <w:r>
+        <w:t>Table 5 gives every class the same weight, but the most important question for Santa is whether a program is safe (Section 4.3). 80 of the 113 safe programs in the test set (71%) were flagged as malware, so most safe programs would still need a manual check. 67 of the 1,518 malware programs (4.4%) were predicted as Good, which is the most costly type of error. Of the 100 programs the model predicted as Good, only 33 really were Good. A prediction of Good is therefore not reliable, and the model should not be used alone to declare a program safe.</w:t>
+      </w:r>
+    </w:p>
+    <w:p>
+      <w:pPr>
+        <w:pStyle w:val="Brdtekst"/>
+      </w:pPr>
+    </w:p>
+    <w:p>
+      <w:pPr>
+        <w:pStyle w:val="Overskrift3"/>
+        <w:rPr>
+          <w:lang w:val="en-US"/>
+        </w:rPr>
+      </w:pPr>
+      <w:r>
+        <w:rPr>
+          <w:lang w:val="en-US"/>
+        </w:rPr>
+        <w:lastRenderedPageBreak/>
         <w:t>7.</w:t>
       </w:r>
       <w:r>
         <w:rPr>
           <w:lang w:val="en-US"/>
         </w:rPr>
-        <w:t>4</w:t>
-      </w:r>
-      <w:r>
-        <w:rPr>
-          <w:lang w:val="en-US"/>
-        </w:rPr>
-        <w:t xml:space="preserve"> </w:t>
-      </w:r>
-      <w:r>
-        <w:rPr>
-          <w:lang w:val="en-US"/>
-        </w:rPr>
-        <w:t>Low score on good</w:t>
-      </w:r>
-      <w:r>
-        <w:rPr>
-          <w:lang w:val="en-US"/>
-        </w:rPr>
-        <w:t xml:space="preserve"> and overfitting</w:t>
-      </w:r>
-    </w:p>
-    <w:p>
-      <w:pPr>
-        <w:rPr>
-          <w:lang w:val="en-US"/>
-        </w:rPr>
-      </w:pPr>
-      <w:r>
-        <w:rPr>
-          <w:lang w:val="en-US"/>
-        </w:rPr>
-        <w:t xml:space="preserve">Class size alone does not explain the low F1 for Good, since Adware has only 320 samples and reaches an F1 of 0.98. A possible explanation is that Good consists of </w:t>
-      </w:r>
-      <w:proofErr w:type="gramStart"/>
-      <w:r>
-        <w:rPr>
-          <w:lang w:val="en-US"/>
-        </w:rPr>
-        <w:t>many different kinds of</w:t>
-      </w:r>
-      <w:proofErr w:type="gramEnd"/>
-      <w:r>
-        <w:rPr>
-          <w:lang w:val="en-US"/>
-        </w:rPr>
-        <w:t xml:space="preserve"> ordinary programs, so the images in this class vary more than in the malware classes. We have not tested this. Figure 4 shows that the largest confusion is between Good and Backdoor 2</w:t>
+        <w:t>5</w:t>
+      </w:r>
+      <w:r>
+        <w:rPr>
+          <w:lang w:val="en-US"/>
+        </w:rPr>
+        <w:t xml:space="preserve"> Measures taken to avoid overfitting</w:t>
       </w:r>
     </w:p>
     <w:p>
@@ -7040,347 +6223,42 @@
         <w:pStyle w:val="Brdtekst"/>
       </w:pPr>
       <w:r>
-        <w:t xml:space="preserve">Table 7 compares the macro-F1 on the training set and the test set after the model selection was finished. We include the decision tree and the MLP only to discuss overfitting and for comparison with the ensemble. </w:t>
-      </w:r>
-      <w:proofErr w:type="spellStart"/>
-      <w:r>
-        <w:rPr>
-          <w:lang w:val="nb-NO"/>
-        </w:rPr>
-        <w:t>They</w:t>
-      </w:r>
-      <w:proofErr w:type="spellEnd"/>
-      <w:r>
-        <w:rPr>
-          <w:lang w:val="nb-NO"/>
-        </w:rPr>
-        <w:t xml:space="preserve"> </w:t>
-      </w:r>
-      <w:proofErr w:type="spellStart"/>
-      <w:r>
-        <w:rPr>
-          <w:lang w:val="nb-NO"/>
-        </w:rPr>
-        <w:t>were</w:t>
-      </w:r>
-      <w:proofErr w:type="spellEnd"/>
-      <w:r>
-        <w:rPr>
-          <w:lang w:val="nb-NO"/>
-        </w:rPr>
-        <w:t xml:space="preserve"> not used to </w:t>
-      </w:r>
-      <w:proofErr w:type="spellStart"/>
-      <w:r>
-        <w:rPr>
-          <w:lang w:val="nb-NO"/>
-        </w:rPr>
-        <w:t>choose</w:t>
-      </w:r>
-      <w:proofErr w:type="spellEnd"/>
-      <w:r>
-        <w:rPr>
-          <w:lang w:val="nb-NO"/>
-        </w:rPr>
-        <w:t xml:space="preserve"> </w:t>
-      </w:r>
-      <w:proofErr w:type="spellStart"/>
-      <w:r>
-        <w:rPr>
-          <w:lang w:val="nb-NO"/>
-        </w:rPr>
-        <w:t>between</w:t>
-      </w:r>
-      <w:proofErr w:type="spellEnd"/>
-      <w:r>
-        <w:rPr>
-          <w:lang w:val="nb-NO"/>
-        </w:rPr>
-        <w:t xml:space="preserve"> </w:t>
-      </w:r>
-      <w:proofErr w:type="spellStart"/>
-      <w:r>
-        <w:rPr>
-          <w:lang w:val="nb-NO"/>
-        </w:rPr>
-        <w:t>models</w:t>
-      </w:r>
-      <w:proofErr w:type="spellEnd"/>
-      <w:r>
-        <w:rPr>
-          <w:lang w:val="nb-NO"/>
-        </w:rPr>
-        <w:t>.</w:t>
-      </w:r>
-    </w:p>
-    <w:tbl>
-      <w:tblPr>
-        <w:tblStyle w:val="Rutenettabelllys"/>
-        <w:tblW w:w="0" w:type="auto"/>
-        <w:tblLook w:val="0020" w:firstRow="1" w:lastRow="0" w:firstColumn="0" w:lastColumn="0" w:noHBand="0" w:noVBand="0"/>
-      </w:tblPr>
-      <w:tblGrid>
-        <w:gridCol w:w="1589"/>
-        <w:gridCol w:w="1784"/>
-        <w:gridCol w:w="1707"/>
-      </w:tblGrid>
-      <w:tr>
-        <w:tc>
-          <w:tcPr>
-            <w:tcW w:w="0" w:type="auto"/>
-          </w:tcPr>
-          <w:p>
-            <w:pPr>
-              <w:pStyle w:val="Compact"/>
-            </w:pPr>
-            <w:r>
-              <w:t>Model</w:t>
-            </w:r>
-          </w:p>
-        </w:tc>
-        <w:tc>
-          <w:tcPr>
-            <w:tcW w:w="0" w:type="auto"/>
-          </w:tcPr>
-          <w:p>
-            <w:pPr>
-              <w:pStyle w:val="Compact"/>
-            </w:pPr>
-            <w:r>
-              <w:t>Train macro-F1</w:t>
-            </w:r>
-          </w:p>
-        </w:tc>
-        <w:tc>
-          <w:tcPr>
-            <w:tcW w:w="0" w:type="auto"/>
-          </w:tcPr>
-          <w:p>
-            <w:pPr>
-              <w:pStyle w:val="Compact"/>
-            </w:pPr>
-            <w:r>
-              <w:t>Test macro-F1</w:t>
-            </w:r>
-          </w:p>
-        </w:tc>
-      </w:tr>
-      <w:tr>
-        <w:tc>
-          <w:tcPr>
-            <w:tcW w:w="0" w:type="auto"/>
-          </w:tcPr>
-          <w:p>
-            <w:pPr>
-              <w:pStyle w:val="Compact"/>
-            </w:pPr>
-            <w:r>
-              <w:t>Decision tree</w:t>
-            </w:r>
-          </w:p>
-        </w:tc>
-        <w:tc>
-          <w:tcPr>
-            <w:tcW w:w="0" w:type="auto"/>
-          </w:tcPr>
-          <w:p>
-            <w:pPr>
-              <w:pStyle w:val="Compact"/>
-            </w:pPr>
-            <w:r>
-              <w:t>1.000</w:t>
-            </w:r>
-          </w:p>
-        </w:tc>
-        <w:tc>
-          <w:tcPr>
-            <w:tcW w:w="0" w:type="auto"/>
-          </w:tcPr>
-          <w:p>
-            <w:pPr>
-              <w:pStyle w:val="Compact"/>
-            </w:pPr>
-            <w:r>
-              <w:t>0.572</w:t>
-            </w:r>
-          </w:p>
-        </w:tc>
-      </w:tr>
-      <w:tr>
-        <w:tc>
-          <w:tcPr>
-            <w:tcW w:w="0" w:type="auto"/>
-          </w:tcPr>
-          <w:p>
-            <w:pPr>
-              <w:pStyle w:val="Compact"/>
-            </w:pPr>
-            <w:r>
-              <w:t>MLP</w:t>
-            </w:r>
-          </w:p>
-        </w:tc>
-        <w:tc>
-          <w:tcPr>
-            <w:tcW w:w="0" w:type="auto"/>
-          </w:tcPr>
-          <w:p>
-            <w:pPr>
-              <w:pStyle w:val="Compact"/>
-            </w:pPr>
-            <w:r>
-              <w:t>1.000</w:t>
-            </w:r>
-          </w:p>
-        </w:tc>
-        <w:tc>
-          <w:tcPr>
-            <w:tcW w:w="0" w:type="auto"/>
-          </w:tcPr>
-          <w:p>
-            <w:pPr>
-              <w:pStyle w:val="Compact"/>
-            </w:pPr>
-            <w:r>
-              <w:t>0.773</w:t>
-            </w:r>
-          </w:p>
-        </w:tc>
-      </w:tr>
-      <w:tr>
-        <w:tc>
-          <w:tcPr>
-            <w:tcW w:w="0" w:type="auto"/>
-          </w:tcPr>
-          <w:p>
-            <w:pPr>
-              <w:pStyle w:val="Compact"/>
-            </w:pPr>
-            <w:r>
-              <w:t>SVC</w:t>
-            </w:r>
-          </w:p>
-        </w:tc>
-        <w:tc>
-          <w:tcPr>
-            <w:tcW w:w="0" w:type="auto"/>
-          </w:tcPr>
-          <w:p>
-            <w:pPr>
-              <w:pStyle w:val="Compact"/>
-            </w:pPr>
-            <w:r>
-              <w:t>0.969</w:t>
-            </w:r>
-          </w:p>
-        </w:tc>
-        <w:tc>
-          <w:tcPr>
-            <w:tcW w:w="0" w:type="auto"/>
-          </w:tcPr>
-          <w:p>
-            <w:pPr>
-              <w:pStyle w:val="Compact"/>
-            </w:pPr>
-            <w:r>
-              <w:t>0.854</w:t>
-            </w:r>
-          </w:p>
-        </w:tc>
-      </w:tr>
-    </w:tbl>
+        <w:t>We removed duplicates before the split, so the same image cannot be in both the training set and the test set (Section 3.1). The test set was not used until the final model had been chosen (Section 6.4). Scaling and PCA are fitted inside the pipeline, so no information leaks from the validation folds (Section 3.4). Each model is regularised through hyperparameters that were tuned with cross-validation, ccp_alpha, min_samples_leaf and max_depth for the tree, alpha and early stopping for the MLP, and C and the number of PCA components for the SVC (Section 6.2).</w:t>
+      </w:r>
+    </w:p>
     <w:p>
       <w:pPr>
         <w:pStyle w:val="Brdtekst"/>
       </w:pPr>
-      <w:r>
-        <w:rPr>
-          <w:i/>
-          <w:iCs/>
-        </w:rPr>
-        <w:t>Table 7: Training and test macro-F1 for the selected candidate of each model family.</w:t>
-      </w:r>
-    </w:p>
-    <w:p>
-      <w:pPr>
-        <w:pStyle w:val="Brdtekst"/>
-      </w:pPr>
-      <w:r>
-        <w:lastRenderedPageBreak/>
-        <w:t xml:space="preserve">The tree and the MLP fit the training set perfectly and </w:t>
-      </w:r>
-      <w:proofErr w:type="spellStart"/>
-      <w:r>
-        <w:t>generalise</w:t>
-      </w:r>
-      <w:proofErr w:type="spellEnd"/>
-      <w:r>
-        <w:t xml:space="preserve"> worse, a clear sign of overfitting. The SVC has a smaller gap (0.969 against 0.854). The cross-validation picked a decision tree with no </w:t>
-      </w:r>
-      <w:proofErr w:type="spellStart"/>
-      <w:r>
-        <w:t>regularisation</w:t>
-      </w:r>
-      <w:proofErr w:type="spellEnd"/>
-      <w:r>
-        <w:t xml:space="preserve">, although it overfits. A possible explanation is that a tree needs many splits to separate nine classes in 1,024 dimensions, and all the </w:t>
-      </w:r>
-      <w:proofErr w:type="spellStart"/>
-      <w:r>
-        <w:t>regularised</w:t>
-      </w:r>
-      <w:proofErr w:type="spellEnd"/>
-      <w:r>
-        <w:t xml:space="preserve"> values we tested gave a lower CV score. </w:t>
-      </w:r>
-      <w:r>
-        <w:t>We have not tested intermediate values.</w:t>
-      </w:r>
-    </w:p>
-    <w:p>
-      <w:pPr>
-        <w:pStyle w:val="Brdtekst"/>
-      </w:pPr>
-      <w:r>
-        <w:t>Table 6 gives every class the same weight, but the most important question for Santa is whether a program is safe (Section 4.3). [84] of the [113] safe programs in the test set ([</w:t>
-      </w:r>
-      <w:proofErr w:type="gramStart"/>
-      <w:r>
-        <w:t>74]%</w:t>
-      </w:r>
-      <w:proofErr w:type="gramEnd"/>
-      <w:r>
-        <w:t>) were flagged as malware, so most safe programs would still need a manual check. [51] of the [1,518] malware programs ([</w:t>
-      </w:r>
-      <w:proofErr w:type="gramStart"/>
-      <w:r>
-        <w:t>3.4]%</w:t>
-      </w:r>
-      <w:proofErr w:type="gramEnd"/>
-      <w:r>
-        <w:t xml:space="preserve">) were predicted as Good, which is the </w:t>
-      </w:r>
-      <w:proofErr w:type="gramStart"/>
-      <w:r>
-        <w:t>most costly</w:t>
-      </w:r>
-      <w:proofErr w:type="gramEnd"/>
-      <w:r>
-        <w:t xml:space="preserve"> type of error. Of the [80] programs the model predicted as Good, only [29] really were Good. </w:t>
-      </w:r>
-      <w:proofErr w:type="gramStart"/>
-      <w:r>
-        <w:t>A prediction</w:t>
-      </w:r>
-      <w:proofErr w:type="gramEnd"/>
-      <w:r>
-        <w:t xml:space="preserve"> of Good is therefore not reliable, and the model should not be used alone to declare a program safe.</w:t>
-      </w:r>
-    </w:p>
-    <w:p>
-      <w:pPr>
-        <w:pStyle w:val="Brdtekst"/>
-      </w:pPr>
+    </w:p>
+    <w:bookmarkEnd w:id="7"/>
+    <w:p>
+      <w:pPr>
+        <w:pStyle w:val="Overskrift1"/>
+        <w:rPr>
+          <w:lang w:val="en-US"/>
+        </w:rPr>
+      </w:pPr>
+      <w:r>
+        <w:rPr>
+          <w:lang w:val="en-US"/>
+        </w:rPr>
+        <w:t>Problem 2</w:t>
+      </w:r>
+    </w:p>
+    <w:p>
+      <w:pPr>
+        <w:pStyle w:val="Overskrift2"/>
+        <w:rPr>
+          <w:lang w:val="en-US"/>
+        </w:rPr>
+      </w:pPr>
+      <w:r>
+        <w:rPr>
+          <w:lang w:val="en-US"/>
+        </w:rPr>
+        <w:t>8 Ensemble</w:t>
+      </w:r>
     </w:p>
     <w:p>
       <w:pPr>
@@ -7389,106 +6267,6 @@
           <w:lang w:val="en-US"/>
         </w:rPr>
       </w:pPr>
-      <w:r>
-        <w:rPr>
-          <w:lang w:val="en-US"/>
-        </w:rPr>
-        <w:t>7.</w:t>
-      </w:r>
-      <w:r>
-        <w:rPr>
-          <w:lang w:val="en-US"/>
-        </w:rPr>
-        <w:t>5</w:t>
-      </w:r>
-      <w:r>
-        <w:rPr>
-          <w:lang w:val="en-US"/>
-        </w:rPr>
-        <w:t xml:space="preserve"> Measures taken to avoid overfitting</w:t>
-      </w:r>
-    </w:p>
-    <w:p>
-      <w:pPr>
-        <w:pStyle w:val="Brdtekst"/>
-      </w:pPr>
-      <w:r>
-        <w:t xml:space="preserve">We removed duplicates before the split, so the same image cannot be in both the training set and the test set (Section 3.1). The test set was not used until the final model had been chosen (Section 6.4). Scaling and PCA are fitted inside the pipeline, so no information leaks from the validation folds (Section 3.4). Each model is </w:t>
-      </w:r>
-      <w:proofErr w:type="spellStart"/>
-      <w:r>
-        <w:t>regularised</w:t>
-      </w:r>
-      <w:proofErr w:type="spellEnd"/>
-      <w:r>
-        <w:t xml:space="preserve"> through hyperparameters that were tuned with cross-validation, </w:t>
-      </w:r>
-      <w:proofErr w:type="spellStart"/>
-      <w:r>
-        <w:t>ccp_alpha</w:t>
-      </w:r>
-      <w:proofErr w:type="spellEnd"/>
-      <w:r>
-        <w:t xml:space="preserve">, </w:t>
-      </w:r>
-      <w:proofErr w:type="spellStart"/>
-      <w:r>
-        <w:t>min_samples_leaf</w:t>
-      </w:r>
-      <w:proofErr w:type="spellEnd"/>
-      <w:r>
-        <w:t xml:space="preserve"> and </w:t>
-      </w:r>
-      <w:proofErr w:type="spellStart"/>
-      <w:r>
-        <w:t>max_depth</w:t>
-      </w:r>
-      <w:proofErr w:type="spellEnd"/>
-      <w:r>
-        <w:t xml:space="preserve"> for the tree, alpha for the MLP, and C and the number of PCA components for the SVC (Section 6.2).</w:t>
-      </w:r>
-    </w:p>
-    <w:p>
-      <w:pPr>
-        <w:pStyle w:val="Brdtekst"/>
-      </w:pPr>
-    </w:p>
-    <w:bookmarkEnd w:id="7"/>
-    <w:p>
-      <w:pPr>
-        <w:pStyle w:val="Overskrift1"/>
-        <w:rPr>
-          <w:lang w:val="en-US"/>
-        </w:rPr>
-      </w:pPr>
-      <w:r>
-        <w:rPr>
-          <w:lang w:val="en-US"/>
-        </w:rPr>
-        <w:t>Problem 2</w:t>
-      </w:r>
-    </w:p>
-    <w:p>
-      <w:pPr>
-        <w:pStyle w:val="Overskrift2"/>
-        <w:rPr>
-          <w:lang w:val="en-US"/>
-        </w:rPr>
-      </w:pPr>
-      <w:r>
-        <w:rPr>
-          <w:lang w:val="en-US"/>
-        </w:rPr>
-        <w:t>8 Ensemble</w:t>
-      </w:r>
-    </w:p>
-    <w:p>
-      <w:pPr>
-        <w:pStyle w:val="Overskrift3"/>
-        <w:rPr>
-          <w:lang w:val="en-US"/>
-        </w:rPr>
-      </w:pPr>
       <w:bookmarkStart w:id="8" w:name="implementation"/>
       <w:r>
         <w:rPr>
@@ -7507,21 +6285,7 @@
         <w:rPr>
           <w:lang w:val="en-US"/>
         </w:rPr>
-        <w:t xml:space="preserve">We combined the three tuned models in a scikit-learn </w:t>
-      </w:r>
-      <w:proofErr w:type="spellStart"/>
-      <w:r>
-        <w:rPr>
-          <w:lang w:val="en-US"/>
-        </w:rPr>
-        <w:t>VotingClassifier</w:t>
-      </w:r>
-      <w:proofErr w:type="spellEnd"/>
-      <w:r>
-        <w:rPr>
-          <w:lang w:val="en-US"/>
-        </w:rPr>
-        <w:t xml:space="preserve"> with hard (majority) voting. The members are the best decision tree, the best MLP pipeline and the best SVC pipeline from Problem 1, as the task asks. They come from three different model families, so they can make different kinds of errors. The ensemble is refitted on the full training set, and the SVC inside it is the same model as the SVC we compare with, since it uses the same hyperparameters, seed and training data. Both are evaluated on the same test set.</w:t>
+        <w:t>We combined the three tuned models in a scikit-learn VotingClassifier with hard (majority) voting. The members are the best decision tree, the best MLP pipeline and the best SVC pipeline from Problem 1, as the task asks. They come from three different model families, so they can make different kinds of errors. The ensemble is refitted on the full training set, and the SVC inside it is the same model as the SVC we compare with, since it uses the same hyperparameters, seed and training data. Both are evaluated on the same test set.</w:t>
       </w:r>
     </w:p>
     <w:p>
@@ -7551,13 +6315,8 @@
       <w:bookmarkStart w:id="9" w:name="results"/>
       <w:bookmarkEnd w:id="8"/>
       <w:r>
-        <w:t xml:space="preserve">8.2 </w:t>
-      </w:r>
-      <w:proofErr w:type="spellStart"/>
-      <w:r>
-        <w:t>Results</w:t>
-      </w:r>
-      <w:proofErr w:type="spellEnd"/>
+        <w:t>8.2 Results</w:t>
+      </w:r>
     </w:p>
     <w:tbl>
       <w:tblPr>
@@ -7571,6 +6330,9 @@
         <w:gridCol w:w="2522"/>
       </w:tblGrid>
       <w:tr>
+        <w:trPr>
+          <w:cantSplit/>
+        </w:trPr>
         <w:tc>
           <w:tcPr>
             <w:tcW w:w="0" w:type="auto"/>
@@ -7612,6 +6374,9 @@
         </w:tc>
       </w:tr>
       <w:tr>
+        <w:trPr>
+          <w:cantSplit/>
+        </w:trPr>
         <w:tc>
           <w:tcPr>
             <w:tcW w:w="0" w:type="auto"/>
@@ -7634,7 +6399,7 @@
               <w:pStyle w:val="Compact"/>
             </w:pPr>
             <w:r>
-              <w:t>0.854</w:t>
+              <w:t>0.848</w:t>
             </w:r>
           </w:p>
         </w:tc>
@@ -7647,12 +6412,15 @@
               <w:pStyle w:val="Compact"/>
             </w:pPr>
             <w:r>
-              <w:t>88.5% (1,443 of 1,631)</w:t>
+              <w:t>87.7% (1,431 of 1,631)</w:t>
             </w:r>
           </w:p>
         </w:tc>
       </w:tr>
       <w:tr>
+        <w:trPr>
+          <w:cantSplit/>
+        </w:trPr>
         <w:tc>
           <w:tcPr>
             <w:tcW w:w="0" w:type="auto"/>
@@ -7660,6 +6428,7 @@
           <w:p>
             <w:pPr>
               <w:pStyle w:val="Compact"/>
+              <w:keepNext/>
             </w:pPr>
             <w:r>
               <w:t>Ensemble (hard voting)</w:t>
@@ -7673,9 +6442,10 @@
           <w:p>
             <w:pPr>
               <w:pStyle w:val="Compact"/>
-            </w:pPr>
-            <w:r>
-              <w:t>0.850</w:t>
+              <w:keepNext/>
+            </w:pPr>
+            <w:r>
+              <w:t>0.841</w:t>
             </w:r>
           </w:p>
         </w:tc>
@@ -7686,9 +6456,10 @@
           <w:p>
             <w:pPr>
               <w:pStyle w:val="Compact"/>
-            </w:pPr>
-            <w:r>
-              <w:t>88.4% (1,441 of 1,631)</w:t>
+              <w:keepNext/>
+            </w:pPr>
+            <w:r>
+              <w:t>87.1% (1,420 of 1,631)</w:t>
             </w:r>
           </w:p>
         </w:tc>
@@ -7707,7 +6478,7 @@
           <w:i/>
           <w:iCs/>
         </w:rPr>
-        <w:t>Table 8: SVC against ensemble on the test set.</w:t>
+        <w:t>Table 6: SVC against ensemble on the test set.</w:t>
       </w:r>
     </w:p>
     <w:p>
@@ -7715,7 +6486,69 @@
         <w:pStyle w:val="Brdtekst"/>
       </w:pPr>
       <w:r>
-        <w:t>The ensemble is not better than the SVC. It gets 2 samples fewer correct out of 1,631, and its macro-F1 is 0.004 lower. This difference is too small to be meaningful, so we consider the two practically equal.</w:t>
+        <w:t>The ensemble is not better than the SVC (Table 6). It gets 11 fewer samples right out of 1,631, and its macro-F1 is 0.008 lower. The difference is small, so the ensemble is slightly worse rather than clearly worse. Figure 5 shows that the two models make mostly the same mistakes; the differences are small and spread over several classes.</w:t>
+      </w:r>
+    </w:p>
+    <w:p>
+      <w:pPr>
+        <w:pStyle w:val="Brdtekst"/>
+        <w:keepNext/>
+        <w:rPr>
+          <w:i/>
+          <w:iCs/>
+        </w:rPr>
+      </w:pPr>
+      <w:r>
+        <w:drawing>
+          <wp:inline xmlns:a="http://schemas.openxmlformats.org/drawingml/2006/main" xmlns:pic="http://schemas.openxmlformats.org/drawingml/2006/picture">
+            <wp:extent cx="5486400" cy="2821737"/>
+            <wp:docPr id="1933525388" name="Picture 1933525388"/>
+            <wp:cNvGraphicFramePr>
+              <a:graphicFrameLocks noChangeAspect="1"/>
+            </wp:cNvGraphicFramePr>
+            <a:graphic>
+              <a:graphicData uri="http://schemas.openxmlformats.org/drawingml/2006/picture">
+                <pic:pic>
+                  <pic:nvPicPr>
+                    <pic:cNvPr id="0" name="cell43_0.png"/>
+                    <pic:cNvPicPr/>
+                  </pic:nvPicPr>
+                  <pic:blipFill>
+                    <a:blip r:embed="rId20"/>
+                    <a:stretch>
+                      <a:fillRect/>
+                    </a:stretch>
+                  </pic:blipFill>
+                  <pic:spPr>
+                    <a:xfrm>
+                      <a:off x="0" y="0"/>
+                      <a:ext cx="5486400" cy="2821737"/>
+                    </a:xfrm>
+                    <a:prstGeom prst="rect"/>
+                  </pic:spPr>
+                </pic:pic>
+              </a:graphicData>
+            </a:graphic>
+          </wp:inline>
+        </w:drawing>
+      </w:r>
+    </w:p>
+    <w:p>
+      <w:pPr>
+        <w:pStyle w:val="Brdtekst"/>
+        <w:rPr>
+          <w:b/>
+          <w:bCs/>
+          <w:i/>
+          <w:iCs/>
+        </w:rPr>
+      </w:pPr>
+      <w:r>
+        <w:rPr>
+          <w:i/>
+          <w:iCs/>
+        </w:rPr>
+        <w:t>Figure 5: Confusion matrices of the SVC (left) and the ensemble (right) on the test set.</w:t>
       </w:r>
     </w:p>
     <w:p>
@@ -7731,6 +6564,7 @@
         <w:rPr>
           <w:lang w:val="en-US"/>
         </w:rPr>
+        <w:lastRenderedPageBreak/>
         <w:t>8.3 Why does the ensemble not help?</w:t>
       </w:r>
     </w:p>
@@ -7743,15 +6577,7 @@
         </w:rPr>
       </w:pPr>
       <w:r>
-        <w:t xml:space="preserve">Majority voting works best when the members </w:t>
-      </w:r>
-      <w:proofErr w:type="gramStart"/>
-      <w:r>
-        <w:t>are about</w:t>
-      </w:r>
-      <w:proofErr w:type="gramEnd"/>
-      <w:r>
-        <w:t xml:space="preserve"> equally good and make independent errors. Neither holds here.</w:t>
+        <w:t>Majority voting works best when the members are about equally good and make independent errors. Neither holds here.</w:t>
       </w:r>
       <w:r>
         <w:rPr>
@@ -7773,7 +6599,7 @@
         <w:t>The models are not equally good.</w:t>
       </w:r>
       <w:r>
-        <w:t xml:space="preserve"> The decision tree and the MLP are clearly weaker than the SVC (Table 7). Since the ensemble only differs from the SVC when these two agree against it, the two weakest models can overrule the best one.</w:t>
+        <w:t xml:space="preserve"> The decision tree and the MLP are clearly weaker than the SVC (Table 3). Since the ensemble only differs from the SVC when these two agree against it, the two weakest models can overrule the best one.</w:t>
       </w:r>
     </w:p>
     <w:p>
@@ -7788,43 +6614,139 @@
         <w:t>The errors are not independent.</w:t>
       </w:r>
       <w:r>
-        <w:t xml:space="preserve"> The decision tree and the MLP agree on X% of the test samples, and all three models are wrong on the same Z% of the samples, which no vote can fix </w:t>
-      </w:r>
-      <w:r>
+        <w:t xml:space="preserve"> The ensemble only differs from the SVC when the decision tree and the MLP agree on another class. This happened on 67 test samples. In 32 of these the SVC was right, in 21 the other two were right, and in 14 none of them were (Figure 6). Whenever the SVC was right, the decision tree and the MLP had made the same mistake, so their errors are clearly related. The ensemble therefore loses 11 samples net.</w:t>
+      </w:r>
+    </w:p>
+    <w:p>
+      <w:pPr>
+        <w:pStyle w:val="Brdtekst"/>
+        <w:keepNext/>
+        <w:rPr>
+          <w:i/>
+          <w:iCs/>
+        </w:rPr>
+      </w:pPr>
+      <w:r>
+        <w:drawing>
+          <wp:inline xmlns:a="http://schemas.openxmlformats.org/drawingml/2006/main" xmlns:pic="http://schemas.openxmlformats.org/drawingml/2006/picture">
+            <wp:extent cx="3657600" cy="2819535"/>
+            <wp:docPr id="1933525389" name="Picture 1933525389"/>
+            <wp:cNvGraphicFramePr>
+              <a:graphicFrameLocks noChangeAspect="1"/>
+            </wp:cNvGraphicFramePr>
+            <a:graphic>
+              <a:graphicData uri="http://schemas.openxmlformats.org/drawingml/2006/picture">
+                <pic:pic>
+                  <pic:nvPicPr>
+                    <pic:cNvPr id="0" name="cell48_1.png"/>
+                    <pic:cNvPicPr/>
+                  </pic:nvPicPr>
+                  <pic:blipFill>
+                    <a:blip r:embed="rId21"/>
+                    <a:stretch>
+                      <a:fillRect/>
+                    </a:stretch>
+                  </pic:blipFill>
+                  <pic:spPr>
+                    <a:xfrm>
+                      <a:off x="0" y="0"/>
+                      <a:ext cx="3657600" cy="2819535"/>
+                    </a:xfrm>
+                    <a:prstGeom prst="rect"/>
+                  </pic:spPr>
+                </pic:pic>
+              </a:graphicData>
+            </a:graphic>
+          </wp:inline>
+        </w:drawing>
+      </w:r>
+    </w:p>
+    <w:p>
+      <w:pPr>
+        <w:pStyle w:val="Brdtekst"/>
         <w:rPr>
           <w:b/>
           <w:bCs/>
-        </w:rPr>
-        <w:t>[KODE 7]</w:t>
-      </w:r>
-      <w:r>
-        <w:t xml:space="preserve">. The ensemble differs from the SVC on N samples, where the decision tree and the MLP agree against the SVC. In </w:t>
-      </w:r>
-      <w:proofErr w:type="gramStart"/>
-      <w:r>
-        <w:t>a of</w:t>
-      </w:r>
-      <w:proofErr w:type="gramEnd"/>
-      <w:r>
-        <w:t xml:space="preserve"> these the SVC is right, </w:t>
-      </w:r>
-      <w:proofErr w:type="gramStart"/>
-      <w:r>
-        <w:t>in b</w:t>
-      </w:r>
-      <w:proofErr w:type="gramEnd"/>
-      <w:r>
-        <w:t xml:space="preserve"> the other two are right, and in c none of them are </w:t>
-      </w:r>
-      <w:r>
+          <w:i/>
+          <w:iCs/>
+        </w:rPr>
+      </w:pPr>
+      <w:r>
+        <w:rPr>
+          <w:i/>
+          <w:iCs/>
+        </w:rPr>
+        <w:t>Figure 6: Who was right on the 67 test samples where the SVC and the ensemble disagree.</w:t>
+      </w:r>
+    </w:p>
+    <w:p>
+      <w:pPr>
+        <w:pStyle w:val="Brdtekst"/>
+      </w:pPr>
+      <w:r>
+        <w:t>Figure 7 shows that the ensemble predicts Crypto (class 6) in 43 of the 67 disagreements, most often when the SVC says Backdoor 2 (14 cases) or Heuristic (11 cases). This matches Table 7, where Crypto is the only class the ensemble improves.</w:t>
+      </w:r>
+    </w:p>
+    <w:p>
+      <w:pPr>
+        <w:pStyle w:val="Brdtekst"/>
+        <w:keepNext/>
+        <w:rPr>
+          <w:i/>
+          <w:iCs/>
+        </w:rPr>
+      </w:pPr>
+      <w:r>
+        <w:drawing>
+          <wp:inline xmlns:a="http://schemas.openxmlformats.org/drawingml/2006/main" xmlns:pic="http://schemas.openxmlformats.org/drawingml/2006/picture">
+            <wp:extent cx="3657600" cy="3327756"/>
+            <wp:docPr id="1933525390" name="Picture 1933525390"/>
+            <wp:cNvGraphicFramePr>
+              <a:graphicFrameLocks noChangeAspect="1"/>
+            </wp:cNvGraphicFramePr>
+            <a:graphic>
+              <a:graphicData uri="http://schemas.openxmlformats.org/drawingml/2006/picture">
+                <pic:pic>
+                  <pic:nvPicPr>
+                    <pic:cNvPr id="0" name="cell45_0.png"/>
+                    <pic:cNvPicPr/>
+                  </pic:nvPicPr>
+                  <pic:blipFill>
+                    <a:blip r:embed="rId22"/>
+                    <a:stretch>
+                      <a:fillRect/>
+                    </a:stretch>
+                  </pic:blipFill>
+                  <pic:spPr>
+                    <a:xfrm>
+                      <a:off x="0" y="0"/>
+                      <a:ext cx="3657600" cy="3327756"/>
+                    </a:xfrm>
+                    <a:prstGeom prst="rect"/>
+                  </pic:spPr>
+                </pic:pic>
+              </a:graphicData>
+            </a:graphic>
+          </wp:inline>
+        </w:drawing>
+      </w:r>
+    </w:p>
+    <w:p>
+      <w:pPr>
+        <w:pStyle w:val="Brdtekst"/>
         <w:rPr>
           <w:b/>
           <w:bCs/>
-        </w:rPr>
-        <w:t>[KODE 7]</w:t>
-      </w:r>
-      <w:r>
-        <w:t>. The ensemble therefore loses 2 samples net.</w:t>
+          <w:i/>
+          <w:iCs/>
+        </w:rPr>
+      </w:pPr>
+      <w:r>
+        <w:rPr>
+          <w:i/>
+          <w:iCs/>
+        </w:rPr>
+        <w:t>Figure 7: Where the SVC and the ensemble disagree (SVC prediction against ensemble prediction).</w:t>
       </w:r>
     </w:p>
     <w:p>
@@ -7832,7 +6754,7 @@
         <w:pStyle w:val="Brdtekst"/>
       </w:pPr>
       <w:r>
-        <w:t>Table 9 shows the effect per class. The ensemble improves Crypto (+14 correct) and Trojan 2 (+2), but loses on Downloader (−6), Heuristic (−4) and Trojan 1 (−4). The net effect on accuracy is almost nothing. Macro-F1 gives every class the same weight, so losing 6 of 88 Downloader samples (6.8 percentage points of recall) counts much more than winning 14 of 551 Crypto samples (2.5 points). This is why macro-F1 falls slightly even though accuracy is nearly unchanged.</w:t>
+        <w:t>Table 7 shows the effect per class. The ensemble gains on Crypto (+10) but loses on Good (−5), Heuristic (−5), Backdoor 2 (−4) and Backdoor 1 (−3). Macro-F1 gives every class the same weight, so losing 5 of 76 Heuristic samples (6.6 percentage points of recall) counts much more than gaining 10 of 551 Crypto samples (1.8 points). This is why the ensemble's macro-F1 is lower even though it gets more Crypto samples right.</w:t>
       </w:r>
     </w:p>
     <w:p>
@@ -7853,6 +6775,9 @@
         <w:gridCol w:w="1017"/>
       </w:tblGrid>
       <w:tr>
+        <w:trPr>
+          <w:cantSplit/>
+        </w:trPr>
         <w:tc>
           <w:tcPr>
             <w:tcW w:w="0" w:type="auto"/>
@@ -7887,13 +6812,8 @@
             <w:pPr>
               <w:pStyle w:val="Compact"/>
             </w:pPr>
-            <w:proofErr w:type="gramStart"/>
-            <w:r>
-              <w:t>Ensemble</w:t>
-            </w:r>
-            <w:proofErr w:type="gramEnd"/>
-            <w:r>
-              <w:t xml:space="preserve"> correct</w:t>
+            <w:r>
+              <w:t>Ensemble correct</w:t>
             </w:r>
           </w:p>
         </w:tc>
@@ -7912,6 +6832,9 @@
         </w:tc>
       </w:tr>
       <w:tr>
+        <w:trPr>
+          <w:cantSplit/>
+        </w:trPr>
         <w:tc>
           <w:tcPr>
             <w:tcW w:w="0" w:type="auto"/>
@@ -7934,7 +6857,7 @@
               <w:pStyle w:val="Compact"/>
             </w:pPr>
             <w:r>
-              <w:t>506</w:t>
+              <w:t>502</w:t>
             </w:r>
           </w:p>
         </w:tc>
@@ -7947,7 +6870,7 @@
               <w:pStyle w:val="Compact"/>
             </w:pPr>
             <w:r>
-              <w:t>520</w:t>
+              <w:t>512</w:t>
             </w:r>
           </w:p>
         </w:tc>
@@ -7960,12 +6883,15 @@
               <w:pStyle w:val="Compact"/>
             </w:pPr>
             <w:r>
-              <w:t>+14</w:t>
+              <w:t>+10</w:t>
             </w:r>
           </w:p>
         </w:tc>
       </w:tr>
       <w:tr>
+        <w:trPr>
+          <w:cantSplit/>
+        </w:trPr>
         <w:tc>
           <w:tcPr>
             <w:tcW w:w="0" w:type="auto"/>
@@ -7988,7 +6914,7 @@
               <w:pStyle w:val="Compact"/>
             </w:pPr>
             <w:r>
-              <w:t>98</w:t>
+              <w:t>100</w:t>
             </w:r>
           </w:p>
         </w:tc>
@@ -8001,7 +6927,7 @@
               <w:pStyle w:val="Compact"/>
             </w:pPr>
             <w:r>
-              <w:t>100</w:t>
+              <w:t>99</w:t>
             </w:r>
           </w:p>
         </w:tc>
@@ -8014,12 +6940,15 @@
               <w:pStyle w:val="Compact"/>
             </w:pPr>
             <w:r>
-              <w:t>+2</w:t>
+              <w:t>−1</w:t>
             </w:r>
           </w:p>
         </w:tc>
       </w:tr>
       <w:tr>
+        <w:trPr>
+          <w:cantSplit/>
+        </w:trPr>
         <w:tc>
           <w:tcPr>
             <w:tcW w:w="0" w:type="auto"/>
@@ -8042,7 +6971,7 @@
               <w:pStyle w:val="Compact"/>
             </w:pPr>
             <w:r>
-              <w:t>29</w:t>
+              <w:t>33</w:t>
             </w:r>
           </w:p>
         </w:tc>
@@ -8055,7 +6984,7 @@
               <w:pStyle w:val="Compact"/>
             </w:pPr>
             <w:r>
-              <w:t>27</w:t>
+              <w:t>28</w:t>
             </w:r>
           </w:p>
         </w:tc>
@@ -8068,12 +6997,15 @@
               <w:pStyle w:val="Compact"/>
             </w:pPr>
             <w:r>
-              <w:t>−2</w:t>
+              <w:t>−5</w:t>
             </w:r>
           </w:p>
         </w:tc>
       </w:tr>
       <w:tr>
+        <w:trPr>
+          <w:cantSplit/>
+        </w:trPr>
         <w:tc>
           <w:tcPr>
             <w:tcW w:w="0" w:type="auto"/>
@@ -8096,7 +7028,7 @@
               <w:pStyle w:val="Compact"/>
             </w:pPr>
             <w:r>
-              <w:t>227</w:t>
+              <w:t>223</w:t>
             </w:r>
           </w:p>
         </w:tc>
@@ -8109,7 +7041,7 @@
               <w:pStyle w:val="Compact"/>
             </w:pPr>
             <w:r>
-              <w:t>225</w:t>
+              <w:t>220</w:t>
             </w:r>
           </w:p>
         </w:tc>
@@ -8122,12 +7054,15 @@
               <w:pStyle w:val="Compact"/>
             </w:pPr>
             <w:r>
-              <w:t>−2</w:t>
+              <w:t>−3</w:t>
             </w:r>
           </w:p>
         </w:tc>
       </w:tr>
       <w:tr>
+        <w:trPr>
+          <w:cantSplit/>
+        </w:trPr>
         <w:tc>
           <w:tcPr>
             <w:tcW w:w="0" w:type="auto"/>
@@ -8163,7 +7098,7 @@
               <w:pStyle w:val="Compact"/>
             </w:pPr>
             <w:r>
-              <w:t>117</w:t>
+              <w:t>119</w:t>
             </w:r>
           </w:p>
         </w:tc>
@@ -8176,12 +7111,15 @@
               <w:pStyle w:val="Compact"/>
             </w:pPr>
             <w:r>
-              <w:t>−4</w:t>
+              <w:t>−2</w:t>
             </w:r>
           </w:p>
         </w:tc>
       </w:tr>
       <w:tr>
+        <w:trPr>
+          <w:cantSplit/>
+        </w:trPr>
         <w:tc>
           <w:tcPr>
             <w:tcW w:w="0" w:type="auto"/>
@@ -8204,7 +7142,7 @@
               <w:pStyle w:val="Compact"/>
             </w:pPr>
             <w:r>
-              <w:t>73</w:t>
+              <w:t>72</w:t>
             </w:r>
           </w:p>
         </w:tc>
@@ -8217,7 +7155,7 @@
               <w:pStyle w:val="Compact"/>
             </w:pPr>
             <w:r>
-              <w:t>69</w:t>
+              <w:t>67</w:t>
             </w:r>
           </w:p>
         </w:tc>
@@ -8230,12 +7168,15 @@
               <w:pStyle w:val="Compact"/>
             </w:pPr>
             <w:r>
-              <w:t>−4</w:t>
+              <w:t>−5</w:t>
             </w:r>
           </w:p>
         </w:tc>
       </w:tr>
       <w:tr>
+        <w:trPr>
+          <w:cantSplit/>
+        </w:trPr>
         <w:tc>
           <w:tcPr>
             <w:tcW w:w="0" w:type="auto"/>
@@ -8258,7 +7199,7 @@
               <w:pStyle w:val="Compact"/>
             </w:pPr>
             <w:r>
-              <w:t>84</w:t>
+              <w:t>83</w:t>
             </w:r>
           </w:p>
         </w:tc>
@@ -8271,7 +7212,7 @@
               <w:pStyle w:val="Compact"/>
             </w:pPr>
             <w:r>
-              <w:t>78</w:t>
+              <w:t>82</w:t>
             </w:r>
           </w:p>
         </w:tc>
@@ -8284,12 +7225,15 @@
               <w:pStyle w:val="Compact"/>
             </w:pPr>
             <w:r>
-              <w:t>−6</w:t>
+              <w:t>−1</w:t>
             </w:r>
           </w:p>
         </w:tc>
       </w:tr>
       <w:tr>
+        <w:trPr>
+          <w:cantSplit/>
+        </w:trPr>
         <w:tc>
           <w:tcPr>
             <w:tcW w:w="0" w:type="auto"/>
@@ -8312,7 +7256,7 @@
               <w:pStyle w:val="Compact"/>
             </w:pPr>
             <w:r>
-              <w:t>47</w:t>
+              <w:t>46</w:t>
             </w:r>
           </w:p>
         </w:tc>
@@ -8325,7 +7269,7 @@
               <w:pStyle w:val="Compact"/>
             </w:pPr>
             <w:r>
-              <w:t>47</w:t>
+              <w:t>46</w:t>
             </w:r>
           </w:p>
         </w:tc>
@@ -8344,6 +7288,9 @@
         </w:tc>
       </w:tr>
       <w:tr>
+        <w:trPr>
+          <w:cantSplit/>
+        </w:trPr>
         <w:tc>
           <w:tcPr>
             <w:tcW w:w="0" w:type="auto"/>
@@ -8351,9 +7298,9 @@
           <w:p>
             <w:pPr>
               <w:pStyle w:val="Compact"/>
-            </w:pPr>
-            <w:r>
-              <w:lastRenderedPageBreak/>
+              <w:keepNext/>
+            </w:pPr>
+            <w:r>
               <w:t>Backdoor 2</w:t>
             </w:r>
           </w:p>
@@ -8365,9 +7312,10 @@
           <w:p>
             <w:pPr>
               <w:pStyle w:val="Compact"/>
-            </w:pPr>
-            <w:r>
-              <w:t>258</w:t>
+              <w:keepNext/>
+            </w:pPr>
+            <w:r>
+              <w:t>251</w:t>
             </w:r>
           </w:p>
         </w:tc>
@@ -8378,9 +7326,10 @@
           <w:p>
             <w:pPr>
               <w:pStyle w:val="Compact"/>
-            </w:pPr>
-            <w:r>
-              <w:t>258</w:t>
+              <w:keepNext/>
+            </w:pPr>
+            <w:r>
+              <w:t>247</w:t>
             </w:r>
           </w:p>
         </w:tc>
@@ -8391,9 +7340,10 @@
           <w:p>
             <w:pPr>
               <w:pStyle w:val="Compact"/>
-            </w:pPr>
-            <w:r>
-              <w:t>0</w:t>
+              <w:keepNext/>
+            </w:pPr>
+            <w:r>
+              <w:t>−4</w:t>
             </w:r>
           </w:p>
         </w:tc>
@@ -8408,7 +7358,77 @@
           <w:i/>
           <w:iCs/>
         </w:rPr>
-        <w:t>Table 9: Correct predictions per class on the test set (diagonal of the confusion matrices).</w:t>
+        <w:t>Table 7: Correct predictions per class on the test set (diagonal of the confusion matrices).</w:t>
+      </w:r>
+    </w:p>
+    <w:p>
+      <w:pPr>
+        <w:pStyle w:val="Brdtekst"/>
+      </w:pPr>
+      <w:r>
+        <w:t>Figure 8 shows test images from the three most common disagreements. The SVC is right in most of the Backdoor 2 against Crypto cases, while the ensemble is right in most of the Heuristic against Crypto cases. Neither model is consistently better on these hard images.</w:t>
+      </w:r>
+    </w:p>
+    <w:p>
+      <w:pPr>
+        <w:pStyle w:val="Brdtekst"/>
+        <w:keepNext/>
+        <w:rPr>
+          <w:i/>
+          <w:iCs/>
+        </w:rPr>
+      </w:pPr>
+      <w:r>
+        <w:drawing>
+          <wp:inline xmlns:a="http://schemas.openxmlformats.org/drawingml/2006/main" xmlns:pic="http://schemas.openxmlformats.org/drawingml/2006/picture">
+            <wp:extent cx="4572000" cy="4238171"/>
+            <wp:docPr id="1933525391" name="Picture 1933525391"/>
+            <wp:cNvGraphicFramePr>
+              <a:graphicFrameLocks noChangeAspect="1"/>
+            </wp:cNvGraphicFramePr>
+            <a:graphic>
+              <a:graphicData uri="http://schemas.openxmlformats.org/drawingml/2006/picture">
+                <pic:pic>
+                  <pic:nvPicPr>
+                    <pic:cNvPr id="0" name="cell47_0.png"/>
+                    <pic:cNvPicPr/>
+                  </pic:nvPicPr>
+                  <pic:blipFill>
+                    <a:blip r:embed="rId23"/>
+                    <a:stretch>
+                      <a:fillRect/>
+                    </a:stretch>
+                  </pic:blipFill>
+                  <pic:spPr>
+                    <a:xfrm>
+                      <a:off x="0" y="0"/>
+                      <a:ext cx="4572000" cy="4238171"/>
+                    </a:xfrm>
+                    <a:prstGeom prst="rect"/>
+                  </pic:spPr>
+                </pic:pic>
+              </a:graphicData>
+            </a:graphic>
+          </wp:inline>
+        </w:drawing>
+      </w:r>
+    </w:p>
+    <w:p>
+      <w:pPr>
+        <w:pStyle w:val="Brdtekst"/>
+        <w:rPr>
+          <w:b/>
+          <w:bCs/>
+          <w:i/>
+          <w:iCs/>
+        </w:rPr>
+      </w:pPr>
+      <w:r>
+        <w:rPr>
+          <w:i/>
+          <w:iCs/>
+        </w:rPr>
+        <w:t>Figure 8: Test images from the three most common disagreements, with which model was right.</w:t>
       </w:r>
     </w:p>
     <w:p>
@@ -8437,7 +7457,7 @@
         <w:rPr>
           <w:lang w:val="en-US"/>
         </w:rPr>
-        <w:t xml:space="preserve">No. It gives practically the same performance as the SVC, but we must train and run three models instead of one, and the result is harder to explain. </w:t>
+        <w:t xml:space="preserve">No. It gets slightly fewer samples right than the SVC, we must train and run three models instead of one, and the result is harder to explain. The ensemble does call fewer malware programs safe (52 against 67), which is the most costly error (Section 4.3), but it flags more safe programs as malware (85 of 113 against 80) and is worse on our selection metric. </w:t>
       </w:r>
       <w:r>
         <w:rPr>
@@ -8458,6 +7478,7 @@
         <w:rPr>
           <w:lang w:val="en-US"/>
         </w:rPr>
+        <w:lastRenderedPageBreak/>
         <w:t>9 Improvements</w:t>
       </w:r>
     </w:p>
@@ -8471,21 +7492,7 @@
         <w:rPr>
           <w:lang w:val="en-US"/>
         </w:rPr>
-        <w:t xml:space="preserve">With more time or computing </w:t>
-      </w:r>
-      <w:proofErr w:type="gramStart"/>
-      <w:r>
-        <w:rPr>
-          <w:lang w:val="en-US"/>
-        </w:rPr>
-        <w:t>resources</w:t>
-      </w:r>
-      <w:proofErr w:type="gramEnd"/>
-      <w:r>
-        <w:rPr>
-          <w:lang w:val="en-US"/>
-        </w:rPr>
-        <w:t xml:space="preserve"> we would do the following. The suggestions follow from the weaknesses we found in the results.</w:t>
+        <w:t>With more time or computing resources we would do the following. The suggestions follow from the weaknesses we found in the results.</w:t>
       </w:r>
     </w:p>
     <w:p>
@@ -8500,27 +7507,13 @@
           <w:bCs/>
           <w:lang w:val="en-US"/>
         </w:rPr>
-        <w:t>Larger and finer grid searches, with 5-fold cross-validation.</w:t>
-      </w:r>
-      <w:r>
-        <w:rPr>
-          <w:lang w:val="en-US"/>
-        </w:rPr>
-        <w:t xml:space="preserve"> Several selected values lie on the edge of our grids (Section 6.5), so better hyperparameters may exist, especially for the SVC. Five folds would give more stable estimates. Both changes need </w:t>
-      </w:r>
-      <w:proofErr w:type="gramStart"/>
-      <w:r>
-        <w:rPr>
-          <w:lang w:val="en-US"/>
-        </w:rPr>
-        <w:t>more run</w:t>
-      </w:r>
-      <w:proofErr w:type="gramEnd"/>
-      <w:r>
-        <w:rPr>
-          <w:lang w:val="en-US"/>
-        </w:rPr>
-        <w:t xml:space="preserve"> time than we could afford.</w:t>
+        <w:t>Larger and finer grid searches.</w:t>
+      </w:r>
+      <w:r>
+        <w:rPr>
+          <w:lang w:val="en-US"/>
+        </w:rPr>
+        <w:t xml:space="preserve"> Our grids are coarse (Section 6.2), and continuous hyperparameters such as C, gamma and alpha could be tuned more finely, for example with random search or a finer grid around the best values. This needs more run time than we could afford.</w:t>
       </w:r>
     </w:p>
     <w:p>
@@ -8541,35 +7534,7 @@
         <w:rPr>
           <w:lang w:val="en-US"/>
         </w:rPr>
-        <w:t xml:space="preserve"> Classifying malware as Good is the most expensive error (Section 4.3). A threshold on the SVC </w:t>
-      </w:r>
-      <w:proofErr w:type="spellStart"/>
-      <w:r>
-        <w:rPr>
-          <w:lang w:val="en-US"/>
-        </w:rPr>
-        <w:t>decision_function</w:t>
-      </w:r>
-      <w:proofErr w:type="spellEnd"/>
-      <w:r>
-        <w:rPr>
-          <w:lang w:val="en-US"/>
-        </w:rPr>
-        <w:t xml:space="preserve">, larger class weights for the malware classes, or a separate binary safe/malware model first could give fewer missed infections. The price is more false alarms, and 74% of the </w:t>
-      </w:r>
-      <w:proofErr w:type="gramStart"/>
-      <w:r>
-        <w:rPr>
-          <w:lang w:val="en-US"/>
-        </w:rPr>
-        <w:t>Good</w:t>
-      </w:r>
-      <w:proofErr w:type="gramEnd"/>
-      <w:r>
-        <w:rPr>
-          <w:lang w:val="en-US"/>
-        </w:rPr>
-        <w:t xml:space="preserve"> programs are already flagged as malware (Section 7.4), so the change would have to be made carefully.</w:t>
+        <w:t xml:space="preserve"> Classifying malware as Good is the most expensive error (Section 4.3). A threshold on the SVC decision_function, larger class weights for the malware classes, or a separate binary safe/malware model first could give fewer missed infections. The price is more false alarms, and 71% of the Good programs are already flagged as malware (Section 7.4), so the change would have to be made carefully.</w:t>
       </w:r>
     </w:p>
     <w:p>
@@ -8590,21 +7555,7 @@
         <w:rPr>
           <w:lang w:val="en-US"/>
         </w:rPr>
-        <w:t xml:space="preserve"> The ensemble did not help because the decision tree and the MLP are clearly weaker than the SVC and make similar mistakes (Section 8.3). We would test members that are stronger and more different from each other, </w:t>
-      </w:r>
-      <w:proofErr w:type="gramStart"/>
-      <w:r>
-        <w:rPr>
-          <w:lang w:val="en-US"/>
-        </w:rPr>
-        <w:t>and also</w:t>
-      </w:r>
-      <w:proofErr w:type="gramEnd"/>
-      <w:r>
-        <w:rPr>
-          <w:lang w:val="en-US"/>
-        </w:rPr>
-        <w:t xml:space="preserve"> soft voting and weights based on the cross-validated score.</w:t>
+        <w:t xml:space="preserve"> The ensemble did not help because the decision tree and the MLP are clearly weaker than the SVC and make similar mistakes (Section 8.3). We would test members that are stronger and more different from each other, and also soft voting and weights based on the cross-validated score.</w:t>
       </w:r>
     </w:p>
     <w:p>
@@ -8625,21 +7576,7 @@
         <w:rPr>
           <w:lang w:val="en-US"/>
         </w:rPr>
-        <w:t xml:space="preserve"> Good is the weakest class (F1 0.30), and Installer has only 3 distinct examples. More varied real examples would help most. Oversampling the small classes could be tried for the MLP, which cannot use </w:t>
-      </w:r>
-      <w:proofErr w:type="spellStart"/>
-      <w:r>
-        <w:rPr>
-          <w:lang w:val="en-US"/>
-        </w:rPr>
-        <w:t>class_weight</w:t>
-      </w:r>
-      <w:proofErr w:type="spellEnd"/>
-      <w:r>
-        <w:rPr>
-          <w:lang w:val="en-US"/>
-        </w:rPr>
-        <w:t>, but only inside the training folds so that no information leaks into the validation data.</w:t>
+        <w:t xml:space="preserve"> Good is the weakest class (F1 0.31), and Installer has only 3 distinct examples. More varied real examples would help most. Oversampling the small classes could be tried for the MLP, which cannot use class_weight, but only inside the training folds so that no information leaks into the validation data.</w:t>
       </w:r>
     </w:p>
     <w:p>
@@ -8689,15 +7626,7 @@
         <w:pStyle w:val="FirstParagraph"/>
       </w:pPr>
       <w:r>
-        <w:t>We built three classifiers for detecting malware in images of code: a decision tree, an MLP and an SVC. We selected the best one with grid search and cross-</w:t>
-      </w:r>
-      <w:proofErr w:type="gramStart"/>
-      <w:r>
-        <w:t>validation, and</w:t>
-      </w:r>
-      <w:proofErr w:type="gramEnd"/>
-      <w:r>
-        <w:t xml:space="preserve"> combined the three in a voting ensemble. The data were imbalanced and contained about 30% exact duplicates (15,563 samples before and 10,871 after), which we removed before splitting to avoid data leakage. We also removed the class Installer, which had only 3 distinct images.</w:t>
+        <w:t>We built three classifiers for detecting malware in images of code: a decision tree, an MLP and an SVC. We selected the best one with grid search and cross-validation, and combined the three in a voting ensemble. The data were imbalanced and contained about 30% exact duplicates (15,563 samples before and 10,871 after), which we removed before splitting to avoid data leakage. We also removed the class Installer, which had only 3 distinct images.</w:t>
       </w:r>
     </w:p>
     <w:p>
@@ -8705,21 +7634,7 @@
         <w:pStyle w:val="FirstParagraph"/>
       </w:pPr>
       <w:r>
-        <w:t xml:space="preserve">The best model was an SVC with an RBF kernel, scaling and PCA. It had a cross-validated macro-F1 of 0.841 and a test macro-F1 of 0.854 (accuracy 88.5% </w:t>
-      </w:r>
-      <w:r>
-        <w:rPr>
-          <w:b/>
-          <w:bCs/>
-        </w:rPr>
-        <w:t>[KODE 2]</w:t>
-      </w:r>
-      <w:r>
-        <w:t xml:space="preserve">). </w:t>
-      </w:r>
-      <w:r>
-        <w:lastRenderedPageBreak/>
-        <w:t>The hard-voting ensemble gave practically the same test result (0.850) and is not worth its extra cost. We therefore recommend the SVC, used as a first filter that sorts programs by suspected type and followed by manual checking.</w:t>
+        <w:t>The best model was an SVC with an RBF kernel, scaling and PCA. It had a cross-validated macro-F1 of 0.849 and a test macro-F1 of 0.848 (accuracy 87.7%). The hard-voting ensemble was slightly worse (test macro-F1 0.841) and is not worth its extra cost. We therefore recommend the SVC, used as a first filter that sorts programs by suspected type and followed by manual checking.</w:t>
       </w:r>
     </w:p>
     <w:p>
@@ -8751,7 +7666,8 @@
         </w:numPr>
       </w:pPr>
       <w:r>
-        <w:t>The class Good is poorly separated (F1 0.30), and 74% of the safe programs are flagged as malware, so the model cannot confirm that a program is safe (Section 7.4).</w:t>
+        <w:lastRenderedPageBreak/>
+        <w:t>The class Good is poorly separated (F1 0.31), and 71% of the safe programs are flagged as malware, so the model cannot confirm that a program is safe (Section 7.4).</w:t>
       </w:r>
     </w:p>
     <w:p>
@@ -8763,7 +7679,7 @@
         </w:numPr>
       </w:pPr>
       <w:r>
-        <w:t>Several selected hyperparameters lie on the edge of the grid, so the models are probably not fully tuned (Section 6.5).</w:t>
+        <w:t>The grids are coarse, so better hyperparameters may exist between the grid points (Section 6.5).</w:t>
       </w:r>
     </w:p>
     <w:p>
@@ -8773,7 +7689,7 @@
     </w:p>
     <w:p>
       <w:pPr>
-        <w:pStyle w:val="Overskrift2"/>
+        <w:pStyle w:val="Overskrift3"/>
         <w:rPr>
           <w:lang w:val="en-US"/>
         </w:rPr>
@@ -8791,39 +7707,7 @@
         <w:pStyle w:val="FirstParagraph"/>
       </w:pPr>
       <w:r>
-        <w:t>All randomness is controlled with seed 67. This covers the train/test split (</w:t>
-      </w:r>
-      <w:proofErr w:type="spellStart"/>
-      <w:r>
-        <w:t>train_test_split</w:t>
-      </w:r>
-      <w:proofErr w:type="spellEnd"/>
-      <w:r>
-        <w:t xml:space="preserve">), </w:t>
-      </w:r>
-      <w:proofErr w:type="spellStart"/>
-      <w:r>
-        <w:t>StratifiedKFold</w:t>
-      </w:r>
-      <w:proofErr w:type="spellEnd"/>
-      <w:r>
-        <w:t>, the decision tree, the MLP and the PCA (</w:t>
-      </w:r>
-      <w:proofErr w:type="spellStart"/>
-      <w:r>
-        <w:t>random_state</w:t>
-      </w:r>
-      <w:proofErr w:type="spellEnd"/>
-      <w:r>
-        <w:t xml:space="preserve">). The SVC itself is deterministic, since we do not use probability=True, and the </w:t>
-      </w:r>
-      <w:proofErr w:type="spellStart"/>
-      <w:r>
-        <w:t>VotingClassifier</w:t>
-      </w:r>
-      <w:proofErr w:type="spellEnd"/>
-      <w:r>
-        <w:t xml:space="preserve"> contains no randomness of its own.</w:t>
+        <w:t>All randomness is controlled with seed 67. This covers the train/test split (train_test_split), StratifiedKFold, the decision tree, the MLP and the PCA (random_state). The SVC itself is deterministic, since we do not use probability=True, and the VotingClassifier contains no randomness of its own.</w:t>
       </w:r>
     </w:p>
     <w:p>
@@ -8831,105 +7715,22 @@
         <w:pStyle w:val="FirstParagraph"/>
       </w:pPr>
       <w:r>
-        <w:t xml:space="preserve">We submit the notebook, a README.txt that explains how to run it, and a requirements.txt with package versions. The data set is loaded from </w:t>
-      </w:r>
-      <w:proofErr w:type="spellStart"/>
-      <w:r>
-        <w:t>dataset.npz</w:t>
-      </w:r>
-      <w:proofErr w:type="spellEnd"/>
-      <w:r>
-        <w:t xml:space="preserve">, which must be placed next to the notebook. The notebook should be run from top to bottom after restarting the kernel. A full run takes about </w:t>
-      </w:r>
-      <w:r>
-        <w:rPr>
-          <w:b/>
-          <w:bCs/>
-        </w:rPr>
-        <w:t>[X]</w:t>
-      </w:r>
-      <w:r>
-        <w:t xml:space="preserve"> minutes on </w:t>
-      </w:r>
-      <w:r>
-        <w:rPr>
-          <w:b/>
-          <w:bCs/>
-        </w:rPr>
-        <w:t>[</w:t>
-      </w:r>
-      <w:proofErr w:type="spellStart"/>
-      <w:r>
-        <w:rPr>
-          <w:b/>
-          <w:bCs/>
-        </w:rPr>
-        <w:t>maskintype</w:t>
-      </w:r>
-      <w:proofErr w:type="spellEnd"/>
-      <w:r>
-        <w:rPr>
-          <w:b/>
-          <w:bCs/>
-        </w:rPr>
-        <w:t>]</w:t>
-      </w:r>
-      <w:r>
-        <w:t>. All numbers in this report come from this run.</w:t>
-      </w:r>
-    </w:p>
-    <w:p>
-      <w:pPr>
-        <w:pStyle w:val="FirstParagraph"/>
-      </w:pPr>
-    </w:p>
-    <w:bookmarkEnd w:id="12"/>
-    <w:p>
-      <w:pPr>
-        <w:rPr>
-          <w:lang w:val="en-US"/>
-        </w:rPr>
-      </w:pPr>
-    </w:p>
-    <w:p>
-      <w:pPr>
-        <w:rPr>
-          <w:lang w:val="en-US"/>
-        </w:rPr>
-      </w:pPr>
-    </w:p>
-    <w:bookmarkEnd w:id="3"/>
-    <w:p>
-      <w:pPr>
-        <w:rPr>
-          <w:lang w:val="en-US"/>
-        </w:rPr>
-      </w:pPr>
-    </w:p>
-    <w:p>
-      <w:pPr>
-        <w:rPr>
-          <w:lang w:val="en-US"/>
-        </w:rPr>
-      </w:pPr>
-    </w:p>
-    <w:bookmarkEnd w:id="2"/>
-    <w:p>
-      <w:pPr>
-        <w:pStyle w:val="Brdtekst"/>
-      </w:pPr>
-    </w:p>
-    <w:bookmarkEnd w:id="1"/>
-    <w:p>
-      <w:pPr>
-        <w:rPr>
-          <w:lang w:val="en-US"/>
-        </w:rPr>
-      </w:pPr>
+        <w:t xml:space="preserve">We submit the notebook, a README.md that explains how to run it, and a requirements.txt with package versions. The data set is loaded from dataset.npz, which must be placed next to the notebook. The notebook should be run from top to bottom after restarting the kernel. A full run takes about </w:t>
+      </w:r>
+      <w:r>
+        <w:t>8</w:t>
+      </w:r>
+      <w:r>
+        <w:t xml:space="preserve"> minutes on an AMD CPU with 16 threads. All numbers in this report come from this run.</w:t>
+      </w:r>
+      <w:bookmarkEnd w:id="1"/>
+      <w:bookmarkEnd w:id="2"/>
+      <w:bookmarkEnd w:id="3"/>
+      <w:bookmarkEnd w:id="12"/>
     </w:p>
     <w:sectPr>
-      <w:headerReference w:type="default" r:id="rId14"/>
-      <w:footerReference w:type="default" r:id="rId15"/>
+      <w:headerReference w:type="default" r:id="rId16"/>
+      <w:footerReference w:type="default" r:id="rId17"/>
       <w:pgSz w:w="11906" w:h="16838"/>
       <w:pgMar w:top="1417" w:right="1417" w:bottom="1417" w:left="1417" w:header="708" w:footer="708" w:gutter="0"/>
       <w:pgNumType w:start="0"/>
@@ -8976,7 +7777,6 @@
         <w:docPartUnique/>
       </w:docPartObj>
     </w:sdtPr>
-    <w:sdtEndPr/>
     <w:sdtContent>
       <w:p>
         <w:pPr>
@@ -13217,10 +12017,6 @@
 </file>
 
 <file path=customXml/item1.xml><?xml version="1.0" encoding="utf-8"?>
-<b:Sources xmlns:b="http://schemas.openxmlformats.org/officeDocument/2006/bibliography" xmlns="http://schemas.openxmlformats.org/officeDocument/2006/bibliography" SelectedStyle="\APASixthEditionOfficeOnline.xsl" StyleName="APA" Version="6"/>
-</file>
-
-<file path=customXml/item2.xml><?xml version="1.0" encoding="utf-8"?>
 <ct:contentTypeSchema xmlns:ct="http://schemas.microsoft.com/office/2006/metadata/contentType" xmlns:ma="http://schemas.microsoft.com/office/2006/metadata/properties/metaAttributes" ct:_="" ma:_="" ma:contentTypeName="Document" ma:contentTypeID="0x0101002B671522BDA508448576A26216F3B8A1" ma:contentTypeVersion="11" ma:contentTypeDescription="Create a new document." ma:contentTypeScope="" ma:versionID="6422b0fa1ab1db67dbc9c60273ed6372">
   <xsd:schema xmlns:xsd="http://www.w3.org/2001/XMLSchema" xmlns:xs="http://www.w3.org/2001/XMLSchema" xmlns:p="http://schemas.microsoft.com/office/2006/metadata/properties" xmlns:ns3="57ae8a49-d21d-4f52-9fa9-4aa2ec6993ae" targetNamespace="http://schemas.microsoft.com/office/2006/metadata/properties" ma:root="true" ma:fieldsID="2312f60f78a5eb6900bbc1d20d5dcbb2" ns3:_="">
     <xsd:import namespace="57ae8a49-d21d-4f52-9fa9-4aa2ec6993ae"/>
@@ -13408,7 +12204,19 @@
 </ct:contentTypeSchema>
 </file>
 
+<file path=customXml/item2.xml><?xml version="1.0" encoding="utf-8"?>
+<b:Sources xmlns:b="http://schemas.openxmlformats.org/officeDocument/2006/bibliography" xmlns="http://schemas.openxmlformats.org/officeDocument/2006/bibliography" SelectedStyle="\APASixthEditionOfficeOnline.xsl" StyleName="APA" Version="6"/>
+</file>
+
 <file path=customXml/item3.xml><?xml version="1.0" encoding="utf-8"?>
+<p:properties xmlns:p="http://schemas.microsoft.com/office/2006/metadata/properties" xmlns:xsi="http://www.w3.org/2001/XMLSchema-instance" xmlns:pc="http://schemas.microsoft.com/office/infopath/2007/PartnerControls">
+  <documentManagement>
+    <_activity xmlns="57ae8a49-d21d-4f52-9fa9-4aa2ec6993ae" xsi:nil="true"/>
+  </documentManagement>
+</p:properties>
+</file>
+
+<file path=customXml/item4.xml><?xml version="1.0" encoding="utf-8"?>
 <?mso-contentType ?>
 <FormTemplates xmlns="http://schemas.microsoft.com/sharepoint/v3/contenttype/forms">
   <Display>DocumentLibraryForm</Display>
@@ -13417,23 +12225,7 @@
 </FormTemplates>
 </file>
 
-<file path=customXml/item4.xml><?xml version="1.0" encoding="utf-8"?>
-<p:properties xmlns:p="http://schemas.microsoft.com/office/2006/metadata/properties" xmlns:xsi="http://www.w3.org/2001/XMLSchema-instance" xmlns:pc="http://schemas.microsoft.com/office/infopath/2007/PartnerControls">
-  <documentManagement>
-    <_activity xmlns="57ae8a49-d21d-4f52-9fa9-4aa2ec6993ae" xsi:nil="true"/>
-  </documentManagement>
-</p:properties>
-</file>
-
 <file path=customXml/itemProps1.xml><?xml version="1.0" encoding="utf-8"?>
-<ds:datastoreItem xmlns:ds="http://schemas.openxmlformats.org/officeDocument/2006/customXml" ds:itemID="{13BD0B62-BACC-4645-BC31-DDA98771FE12}">
-  <ds:schemaRefs>
-    <ds:schemaRef ds:uri="http://schemas.openxmlformats.org/officeDocument/2006/bibliography"/>
-  </ds:schemaRefs>
-</ds:datastoreItem>
-</file>
-
-<file path=customXml/itemProps2.xml><?xml version="1.0" encoding="utf-8"?>
 <ds:datastoreItem xmlns:ds="http://schemas.openxmlformats.org/officeDocument/2006/customXml" ds:itemID="{019EAACD-26ED-40EC-B887-7D15E23FEC4B}">
   <ds:schemaRefs>
     <ds:schemaRef ds:uri="http://schemas.microsoft.com/office/2006/metadata/contentType"/>
@@ -13451,15 +12243,15 @@
 </ds:datastoreItem>
 </file>
 
-<file path=customXml/itemProps3.xml><?xml version="1.0" encoding="utf-8"?>
-<ds:datastoreItem xmlns:ds="http://schemas.openxmlformats.org/officeDocument/2006/customXml" ds:itemID="{ECB72D6E-A1A5-431A-8EB0-FE3798F0B046}">
+<file path=customXml/itemProps2.xml><?xml version="1.0" encoding="utf-8"?>
+<ds:datastoreItem xmlns:ds="http://schemas.openxmlformats.org/officeDocument/2006/customXml" ds:itemID="{13BD0B62-BACC-4645-BC31-DDA98771FE12}">
   <ds:schemaRefs>
-    <ds:schemaRef ds:uri="http://schemas.microsoft.com/sharepoint/v3/contenttype/forms"/>
+    <ds:schemaRef ds:uri="http://schemas.openxmlformats.org/officeDocument/2006/bibliography"/>
   </ds:schemaRefs>
 </ds:datastoreItem>
 </file>
 
-<file path=customXml/itemProps4.xml><?xml version="1.0" encoding="utf-8"?>
+<file path=customXml/itemProps3.xml><?xml version="1.0" encoding="utf-8"?>
 <ds:datastoreItem xmlns:ds="http://schemas.openxmlformats.org/officeDocument/2006/customXml" ds:itemID="{10425DE8-1C2B-4360-BDB2-CE3FEA2DC826}">
   <ds:schemaRefs>
     <ds:schemaRef ds:uri="http://schemas.microsoft.com/office/2006/metadata/properties"/>
@@ -13469,6 +12261,14 @@
 </ds:datastoreItem>
 </file>
 
+<file path=customXml/itemProps4.xml><?xml version="1.0" encoding="utf-8"?>
+<ds:datastoreItem xmlns:ds="http://schemas.openxmlformats.org/officeDocument/2006/customXml" ds:itemID="{ECB72D6E-A1A5-431A-8EB0-FE3798F0B046}">
+  <ds:schemaRefs>
+    <ds:schemaRef ds:uri="http://schemas.microsoft.com/sharepoint/v3/contenttype/forms"/>
+  </ds:schemaRefs>
+</ds:datastoreItem>
+</file>
+
 <file path=docMetadata/LabelInfo.xml><?xml version="1.0" encoding="utf-8"?>
 <clbl:labelList xmlns:clbl="http://schemas.microsoft.com/office/2020/mipLabelMetadata">
   <clbl:label id="{648a24bc-a98d-4025-9c60-48c19a142069}" enabled="0" method="" siteId="{648a24bc-a98d-4025-9c60-48c19a142069}" removed="1"/>
